--- a/docs/인슐린글라진_발표대본_문경.docx
+++ b/docs/인슐린글라진_발표대본_문경.docx
@@ -1687,7 +1687,7 @@
                 <w:sz w:val="19"/>
                 <w:szCs w:val="19"/>
               </w:rPr>
-              <w:t xml:space="preserve">토론 포인트 &amp; 한 줄 정리</w:t>
+              <w:t xml:space="preserve">최신 연구 동향 &amp; 차세대 약물 비교</w:t>
             </w:r>
           </w:p>
         </w:tc>
@@ -1743,7 +1743,123 @@
                 <w:sz w:val="19"/>
                 <w:szCs w:val="19"/>
               </w:rPr>
-              <w:t xml:space="preserve">70초</w:t>
+              <w:t xml:space="preserve">100초</w:t>
+            </w:r>
+          </w:p>
+        </w:tc>
+      </w:tr>
+      <w:tr>
+        <w:tc>
+          <w:tcPr>
+            <w:tcW w:type="dxa" w:w="900"/>
+            <w:shd w:fill="F5F7FA" w:val="clear"/>
+            <w:tcMar>
+              <w:top w:type="dxa" w:w="80"/>
+              <w:left w:type="dxa" w:w="120"/>
+              <w:bottom w:type="dxa" w:w="80"/>
+              <w:right w:type="dxa" w:w="120"/>
+            </w:tcMar>
+            <w:vAlign w:val="center"/>
+          </w:tcPr>
+          <w:p>
+            <w:pPr>
+              <w:spacing w:after="40" w:line="260"/>
+              <w:jc w:val="center"/>
+            </w:pPr>
+            <w:r>
+              <w:rPr>
+                <w:rFonts w:ascii="맑은 고딕" w:cs="맑은 고딕" w:eastAsia="맑은 고딕" w:hAnsi="맑은 고딕"/>
+                <w:sz w:val="19"/>
+                <w:szCs w:val="19"/>
+              </w:rPr>
+              <w:t xml:space="preserve">12</w:t>
+            </w:r>
+          </w:p>
+        </w:tc>
+        <w:tc>
+          <w:tcPr>
+            <w:tcW w:type="dxa" w:w="5126"/>
+            <w:shd w:fill="F5F7FA" w:val="clear"/>
+            <w:tcMar>
+              <w:top w:type="dxa" w:w="80"/>
+              <w:left w:type="dxa" w:w="120"/>
+              <w:bottom w:type="dxa" w:w="80"/>
+              <w:right w:type="dxa" w:w="120"/>
+            </w:tcMar>
+            <w:vAlign w:val="center"/>
+          </w:tcPr>
+          <w:p>
+            <w:pPr>
+              <w:spacing w:after="40" w:line="260"/>
+              <w:jc w:val="center"/>
+            </w:pPr>
+            <w:r>
+              <w:rPr>
+                <w:rFonts w:ascii="맑은 고딕" w:cs="맑은 고딕" w:eastAsia="맑은 고딕" w:hAnsi="맑은 고딕"/>
+                <w:b w:val="false"/>
+                <w:bCs w:val="false"/>
+                <w:sz w:val="19"/>
+                <w:szCs w:val="19"/>
+              </w:rPr>
+              <w:t xml:space="preserve">토론 포인트 &amp; 한 줄 정리</w:t>
+            </w:r>
+          </w:p>
+        </w:tc>
+        <w:tc>
+          <w:tcPr>
+            <w:tcW w:type="dxa" w:w="1300"/>
+            <w:shd w:fill="F5F7FA" w:val="clear"/>
+            <w:tcMar>
+              <w:top w:type="dxa" w:w="80"/>
+              <w:left w:type="dxa" w:w="120"/>
+              <w:bottom w:type="dxa" w:w="80"/>
+              <w:right w:type="dxa" w:w="120"/>
+            </w:tcMar>
+            <w:vAlign w:val="center"/>
+          </w:tcPr>
+          <w:p>
+            <w:pPr>
+              <w:spacing w:after="40" w:line="260"/>
+              <w:jc w:val="center"/>
+            </w:pPr>
+            <w:r>
+              <w:rPr>
+                <w:rFonts w:ascii="맑은 고딕" w:cs="맑은 고딕" w:eastAsia="맑은 고딕" w:hAnsi="맑은 고딕"/>
+                <w:b w:val="false"/>
+                <w:bCs w:val="false"/>
+                <w:sz w:val="19"/>
+                <w:szCs w:val="19"/>
+              </w:rPr>
+              <w:t xml:space="preserve">⑤</w:t>
+            </w:r>
+          </w:p>
+        </w:tc>
+        <w:tc>
+          <w:tcPr>
+            <w:tcW w:type="dxa" w:w="1700"/>
+            <w:shd w:fill="F5F7FA" w:val="clear"/>
+            <w:tcMar>
+              <w:top w:type="dxa" w:w="80"/>
+              <w:left w:type="dxa" w:w="120"/>
+              <w:bottom w:type="dxa" w:w="80"/>
+              <w:right w:type="dxa" w:w="120"/>
+            </w:tcMar>
+            <w:vAlign w:val="center"/>
+          </w:tcPr>
+          <w:p>
+            <w:pPr>
+              <w:spacing w:after="40" w:line="260"/>
+              <w:jc w:val="center"/>
+            </w:pPr>
+            <w:r>
+              <w:rPr>
+                <w:rFonts w:ascii="맑은 고딕" w:cs="맑은 고딕" w:eastAsia="맑은 고딕" w:hAnsi="맑은 고딕"/>
+                <w:b w:val="false"/>
+                <w:bCs w:val="false"/>
+                <w:sz w:val="19"/>
+                <w:szCs w:val="19"/>
+              </w:rPr>
+              <w:t xml:space="preserve">55초</w:t>
             </w:r>
           </w:p>
         </w:tc>
@@ -1804,7 +1920,7 @@
                 <w:sz w:val="19"/>
                 <w:szCs w:val="19"/>
               </w:rPr>
-              <w:t xml:space="preserve">약 10분</w:t>
+              <w:t xml:space="preserve">약 11분</w:t>
             </w:r>
           </w:p>
         </w:tc>
@@ -8782,7 +8898,43 @@
           <w:sz w:val="30"/>
           <w:szCs w:val="30"/>
         </w:rPr>
-        <w:t xml:space="preserve">슬라이드 11 — ⑤ 토론 포인트 &amp; 한 줄 정리</w:t>
+        <w:t xml:space="preserve">슬라이드 11 — ⑤ 최신 연구 동향 &amp; 차세대 약물 비교</w:t>
+      </w:r>
+    </w:p>
+    <w:p>
+      <w:pPr>
+        <w:pBdr>
+          <w:left w:val="single" w:color="D2691E" w:sz="24" w:space="10"/>
+        </w:pBdr>
+        <w:shd w:fill="FDF3E7" w:val="clear"/>
+        <w:spacing w:after="140" w:before="120" w:line="300"/>
+        <w:ind w:left="120" w:right="120"/>
+      </w:pPr>
+      <w:r>
+        <w:rPr>
+          <w:rFonts w:ascii="맑은 고딕" w:cs="맑은 고딕" w:eastAsia="맑은 고딕" w:hAnsi="맑은 고딕"/>
+          <w:b/>
+          <w:bCs/>
+          <w:color w:val="D2691E"/>
+          <w:sz w:val="19"/>
+          <w:szCs w:val="19"/>
+        </w:rPr>
+        <w:t xml:space="preserve">핵심 한 줄 — 슬라이드 맨 위에</w:t>
+      </w:r>
+    </w:p>
+    <w:p>
+      <w:pPr>
+        <w:spacing w:after="120" w:line="300"/>
+      </w:pPr>
+      <w:r>
+        <w:rPr>
+          <w:rFonts w:ascii="맑은 고딕" w:cs="맑은 고딕" w:eastAsia="맑은 고딕" w:hAnsi="맑은 고딕"/>
+          <w:b/>
+          <w:bCs/>
+          <w:sz w:val="22"/>
+          <w:szCs w:val="22"/>
+        </w:rPr>
+        <w:t xml:space="preserve">글라진이 던진 질문 — “구조로 약효의 시간을 어디까지 늘릴 수 있나” — 에 대한 25년치 답이 지금 나오고 있다.</w:t>
       </w:r>
     </w:p>
     <w:p>
@@ -8800,7 +8952,1011 @@
           <w:sz w:val="21"/>
           <w:szCs w:val="21"/>
         </w:rPr>
-        <w:t xml:space="preserve">【넣을 사진 / 그림】</w:t>
+        <w:t xml:space="preserve">【넣을 표】 (A) 지속화 전략의 진화</w:t>
+      </w:r>
+    </w:p>
+    <w:tbl>
+      <w:tblPr>
+        <w:tblW w:type="dxa" w:w="9026"/>
+        <w:tblBorders>
+          <w:top w:val="single" w:color="auto" w:sz="4"/>
+          <w:left w:val="single" w:color="auto" w:sz="4"/>
+          <w:bottom w:val="single" w:color="auto" w:sz="4"/>
+          <w:right w:val="single" w:color="auto" w:sz="4"/>
+          <w:insideH w:val="single" w:color="auto" w:sz="4"/>
+          <w:insideV w:val="single" w:color="auto" w:sz="4"/>
+        </w:tblBorders>
+      </w:tblPr>
+      <w:tblGrid>
+        <w:gridCol w:w="1900"/>
+        <w:gridCol w:w="5126"/>
+        <w:gridCol w:w="2000"/>
+      </w:tblGrid>
+      <w:tr>
+        <w:trPr>
+          <w:tblHeader/>
+        </w:trPr>
+        <w:tc>
+          <w:tcPr>
+            <w:tcW w:type="dxa" w:w="1900"/>
+            <w:shd w:fill="1F3050" w:val="clear"/>
+            <w:tcMar>
+              <w:top w:type="dxa" w:w="80"/>
+              <w:left w:type="dxa" w:w="120"/>
+              <w:bottom w:type="dxa" w:w="80"/>
+              <w:right w:type="dxa" w:w="120"/>
+            </w:tcMar>
+            <w:vAlign w:val="center"/>
+          </w:tcPr>
+          <w:p>
+            <w:pPr>
+              <w:spacing w:after="40" w:line="260"/>
+              <w:jc w:val="center"/>
+            </w:pPr>
+            <w:r>
+              <w:rPr>
+                <w:rFonts w:ascii="맑은 고딕" w:cs="맑은 고딕" w:eastAsia="맑은 고딕" w:hAnsi="맑은 고딕"/>
+                <w:b/>
+                <w:bCs/>
+                <w:color w:val="FFFFFF"/>
+                <w:sz w:val="19"/>
+                <w:szCs w:val="19"/>
+              </w:rPr>
+              <w:t xml:space="preserve">약물</w:t>
+            </w:r>
+          </w:p>
+        </w:tc>
+        <w:tc>
+          <w:tcPr>
+            <w:tcW w:type="dxa" w:w="5126"/>
+            <w:shd w:fill="1F3050" w:val="clear"/>
+            <w:tcMar>
+              <w:top w:type="dxa" w:w="80"/>
+              <w:left w:type="dxa" w:w="120"/>
+              <w:bottom w:type="dxa" w:w="80"/>
+              <w:right w:type="dxa" w:w="120"/>
+            </w:tcMar>
+            <w:vAlign w:val="center"/>
+          </w:tcPr>
+          <w:p>
+            <w:pPr>
+              <w:spacing w:after="40" w:line="260"/>
+              <w:jc w:val="center"/>
+            </w:pPr>
+            <w:r>
+              <w:rPr>
+                <w:rFonts w:ascii="맑은 고딕" w:cs="맑은 고딕" w:eastAsia="맑은 고딕" w:hAnsi="맑은 고딕"/>
+                <w:b/>
+                <w:bCs/>
+                <w:color w:val="FFFFFF"/>
+                <w:sz w:val="19"/>
+                <w:szCs w:val="19"/>
+              </w:rPr>
+              <w:t xml:space="preserve">지속화 전략</w:t>
+            </w:r>
+          </w:p>
+        </w:tc>
+        <w:tc>
+          <w:tcPr>
+            <w:tcW w:type="dxa" w:w="2000"/>
+            <w:shd w:fill="1F3050" w:val="clear"/>
+            <w:tcMar>
+              <w:top w:type="dxa" w:w="80"/>
+              <w:left w:type="dxa" w:w="120"/>
+              <w:bottom w:type="dxa" w:w="80"/>
+              <w:right w:type="dxa" w:w="120"/>
+            </w:tcMar>
+            <w:vAlign w:val="center"/>
+          </w:tcPr>
+          <w:p>
+            <w:pPr>
+              <w:spacing w:after="40" w:line="260"/>
+              <w:jc w:val="center"/>
+            </w:pPr>
+            <w:r>
+              <w:rPr>
+                <w:rFonts w:ascii="맑은 고딕" w:cs="맑은 고딕" w:eastAsia="맑은 고딕" w:hAnsi="맑은 고딕"/>
+                <w:b/>
+                <w:bCs/>
+                <w:color w:val="FFFFFF"/>
+                <w:sz w:val="19"/>
+                <w:szCs w:val="19"/>
+              </w:rPr>
+              <w:t xml:space="preserve">반감기 / 투여</w:t>
+            </w:r>
+          </w:p>
+        </w:tc>
+      </w:tr>
+      <w:tr>
+        <w:tc>
+          <w:tcPr>
+            <w:tcW w:type="dxa" w:w="1900"/>
+            <w:tcMar>
+              <w:top w:type="dxa" w:w="80"/>
+              <w:left w:type="dxa" w:w="120"/>
+              <w:bottom w:type="dxa" w:w="80"/>
+              <w:right w:type="dxa" w:w="120"/>
+            </w:tcMar>
+            <w:vAlign w:val="center"/>
+          </w:tcPr>
+          <w:p>
+            <w:pPr>
+              <w:spacing w:after="40" w:line="260"/>
+            </w:pPr>
+            <w:r>
+              <w:rPr>
+                <w:rFonts w:ascii="맑은 고딕" w:cs="맑은 고딕" w:eastAsia="맑은 고딕" w:hAnsi="맑은 고딕"/>
+                <w:b/>
+                <w:bCs/>
+                <w:sz w:val="19"/>
+                <w:szCs w:val="19"/>
+              </w:rPr>
+              <w:t xml:space="preserve">Glargine (2000)</w:t>
+            </w:r>
+          </w:p>
+        </w:tc>
+        <w:tc>
+          <w:tcPr>
+            <w:tcW w:type="dxa" w:w="5126"/>
+            <w:tcMar>
+              <w:top w:type="dxa" w:w="80"/>
+              <w:left w:type="dxa" w:w="120"/>
+              <w:bottom w:type="dxa" w:w="80"/>
+              <w:right w:type="dxa" w:w="120"/>
+            </w:tcMar>
+            <w:vAlign w:val="center"/>
+          </w:tcPr>
+          <w:p>
+            <w:pPr>
+              <w:spacing w:after="40" w:line="260"/>
+            </w:pPr>
+            <w:r>
+              <w:rPr>
+                <w:rFonts w:ascii="맑은 고딕" w:cs="맑은 고딕" w:eastAsia="맑은 고딕" w:hAnsi="맑은 고딕"/>
+                <w:b w:val="false"/>
+                <w:bCs w:val="false"/>
+                <w:sz w:val="19"/>
+                <w:szCs w:val="19"/>
+              </w:rPr>
+              <w:t xml:space="preserve">등전점을 중성으로 올려 피하에서 미세침전 → 서서히 재용해</w:t>
+            </w:r>
+          </w:p>
+        </w:tc>
+        <w:tc>
+          <w:tcPr>
+            <w:tcW w:type="dxa" w:w="2000"/>
+            <w:tcMar>
+              <w:top w:type="dxa" w:w="80"/>
+              <w:left w:type="dxa" w:w="120"/>
+              <w:bottom w:type="dxa" w:w="80"/>
+              <w:right w:type="dxa" w:w="120"/>
+            </w:tcMar>
+            <w:vAlign w:val="center"/>
+          </w:tcPr>
+          <w:p>
+            <w:pPr>
+              <w:spacing w:after="40" w:line="260"/>
+            </w:pPr>
+            <w:r>
+              <w:rPr>
+                <w:rFonts w:ascii="맑은 고딕" w:cs="맑은 고딕" w:eastAsia="맑은 고딕" w:hAnsi="맑은 고딕"/>
+                <w:b w:val="false"/>
+                <w:bCs w:val="false"/>
+                <w:sz w:val="19"/>
+                <w:szCs w:val="19"/>
+              </w:rPr>
+              <w:t xml:space="preserve">1일 1회</w:t>
+            </w:r>
+          </w:p>
+        </w:tc>
+      </w:tr>
+      <w:tr>
+        <w:tc>
+          <w:tcPr>
+            <w:tcW w:type="dxa" w:w="1900"/>
+            <w:shd w:fill="F5F7FA" w:val="clear"/>
+            <w:tcMar>
+              <w:top w:type="dxa" w:w="80"/>
+              <w:left w:type="dxa" w:w="120"/>
+              <w:bottom w:type="dxa" w:w="80"/>
+              <w:right w:type="dxa" w:w="120"/>
+            </w:tcMar>
+            <w:vAlign w:val="center"/>
+          </w:tcPr>
+          <w:p>
+            <w:pPr>
+              <w:spacing w:after="40" w:line="260"/>
+            </w:pPr>
+            <w:r>
+              <w:rPr>
+                <w:rFonts w:ascii="맑은 고딕" w:cs="맑은 고딕" w:eastAsia="맑은 고딕" w:hAnsi="맑은 고딕"/>
+                <w:b/>
+                <w:bCs/>
+                <w:sz w:val="19"/>
+                <w:szCs w:val="19"/>
+              </w:rPr>
+              <w:t xml:space="preserve">Degludec (2015)</w:t>
+            </w:r>
+          </w:p>
+        </w:tc>
+        <w:tc>
+          <w:tcPr>
+            <w:tcW w:type="dxa" w:w="5126"/>
+            <w:shd w:fill="F5F7FA" w:val="clear"/>
+            <w:tcMar>
+              <w:top w:type="dxa" w:w="80"/>
+              <w:left w:type="dxa" w:w="120"/>
+              <w:bottom w:type="dxa" w:w="80"/>
+              <w:right w:type="dxa" w:w="120"/>
+            </w:tcMar>
+            <w:vAlign w:val="center"/>
+          </w:tcPr>
+          <w:p>
+            <w:pPr>
+              <w:spacing w:after="40" w:line="260"/>
+            </w:pPr>
+            <w:r>
+              <w:rPr>
+                <w:rFonts w:ascii="맑은 고딕" w:cs="맑은 고딕" w:eastAsia="맑은 고딕" w:hAnsi="맑은 고딕"/>
+                <w:b w:val="false"/>
+                <w:bCs w:val="false"/>
+                <w:sz w:val="19"/>
+                <w:szCs w:val="19"/>
+              </w:rPr>
+              <w:t xml:space="preserve">지방산 사슬 부착 → 알부민에 결합해 순환 저장고 형성</w:t>
+            </w:r>
+          </w:p>
+        </w:tc>
+        <w:tc>
+          <w:tcPr>
+            <w:tcW w:type="dxa" w:w="2000"/>
+            <w:shd w:fill="F5F7FA" w:val="clear"/>
+            <w:tcMar>
+              <w:top w:type="dxa" w:w="80"/>
+              <w:left w:type="dxa" w:w="120"/>
+              <w:bottom w:type="dxa" w:w="80"/>
+              <w:right w:type="dxa" w:w="120"/>
+            </w:tcMar>
+            <w:vAlign w:val="center"/>
+          </w:tcPr>
+          <w:p>
+            <w:pPr>
+              <w:spacing w:after="40" w:line="260"/>
+            </w:pPr>
+            <w:r>
+              <w:rPr>
+                <w:rFonts w:ascii="맑은 고딕" w:cs="맑은 고딕" w:eastAsia="맑은 고딕" w:hAnsi="맑은 고딕"/>
+                <w:b w:val="false"/>
+                <w:bCs w:val="false"/>
+                <w:sz w:val="19"/>
+                <w:szCs w:val="19"/>
+              </w:rPr>
+              <w:t xml:space="preserve">1일 1회</w:t>
+            </w:r>
+          </w:p>
+        </w:tc>
+      </w:tr>
+      <w:tr>
+        <w:tc>
+          <w:tcPr>
+            <w:tcW w:type="dxa" w:w="1900"/>
+            <w:tcMar>
+              <w:top w:type="dxa" w:w="80"/>
+              <w:left w:type="dxa" w:w="120"/>
+              <w:bottom w:type="dxa" w:w="80"/>
+              <w:right w:type="dxa" w:w="120"/>
+            </w:tcMar>
+            <w:vAlign w:val="center"/>
+          </w:tcPr>
+          <w:p>
+            <w:pPr>
+              <w:spacing w:after="40" w:line="260"/>
+            </w:pPr>
+            <w:r>
+              <w:rPr>
+                <w:rFonts w:ascii="맑은 고딕" w:cs="맑은 고딕" w:eastAsia="맑은 고딕" w:hAnsi="맑은 고딕"/>
+                <w:b/>
+                <w:bCs/>
+                <w:sz w:val="19"/>
+                <w:szCs w:val="19"/>
+              </w:rPr>
+              <w:t xml:space="preserve">Icodec (2026)</w:t>
+            </w:r>
+          </w:p>
+        </w:tc>
+        <w:tc>
+          <w:tcPr>
+            <w:tcW w:type="dxa" w:w="5126"/>
+            <w:tcMar>
+              <w:top w:type="dxa" w:w="80"/>
+              <w:left w:type="dxa" w:w="120"/>
+              <w:bottom w:type="dxa" w:w="80"/>
+              <w:right w:type="dxa" w:w="120"/>
+            </w:tcMar>
+            <w:vAlign w:val="center"/>
+          </w:tcPr>
+          <w:p>
+            <w:pPr>
+              <w:spacing w:after="40" w:line="260"/>
+            </w:pPr>
+            <w:r>
+              <w:rPr>
+                <w:rFonts w:ascii="맑은 고딕" w:cs="맑은 고딕" w:eastAsia="맑은 고딕" w:hAnsi="맑은 고딕"/>
+                <w:b w:val="false"/>
+                <w:bCs w:val="false"/>
+                <w:sz w:val="19"/>
+                <w:szCs w:val="19"/>
+              </w:rPr>
+              <w:t xml:space="preserve">C20 지방이산 → 강한 가역적 알부민 결합, 여기에 A14E · B16H · B25H 치환으로 수용체 결합과 청소율을 일부러 낮춤</w:t>
+            </w:r>
+          </w:p>
+        </w:tc>
+        <w:tc>
+          <w:tcPr>
+            <w:tcW w:type="dxa" w:w="2000"/>
+            <w:tcMar>
+              <w:top w:type="dxa" w:w="80"/>
+              <w:left w:type="dxa" w:w="120"/>
+              <w:bottom w:type="dxa" w:w="80"/>
+              <w:right w:type="dxa" w:w="120"/>
+            </w:tcMar>
+            <w:vAlign w:val="center"/>
+          </w:tcPr>
+          <w:p>
+            <w:pPr>
+              <w:spacing w:after="40" w:line="260"/>
+            </w:pPr>
+            <w:r>
+              <w:rPr>
+                <w:rFonts w:ascii="맑은 고딕" w:cs="맑은 고딕" w:eastAsia="맑은 고딕" w:hAnsi="맑은 고딕"/>
+                <w:b w:val="false"/>
+                <w:bCs w:val="false"/>
+                <w:sz w:val="19"/>
+                <w:szCs w:val="19"/>
+              </w:rPr>
+              <w:t xml:space="preserve">반감기 196시간 (약 8일) · 주 1회</w:t>
+            </w:r>
+          </w:p>
+        </w:tc>
+      </w:tr>
+      <w:tr>
+        <w:tc>
+          <w:tcPr>
+            <w:tcW w:type="dxa" w:w="1900"/>
+            <w:shd w:fill="F5F7FA" w:val="clear"/>
+            <w:tcMar>
+              <w:top w:type="dxa" w:w="80"/>
+              <w:left w:type="dxa" w:w="120"/>
+              <w:bottom w:type="dxa" w:w="80"/>
+              <w:right w:type="dxa" w:w="120"/>
+            </w:tcMar>
+            <w:vAlign w:val="center"/>
+          </w:tcPr>
+          <w:p>
+            <w:pPr>
+              <w:spacing w:after="40" w:line="260"/>
+            </w:pPr>
+            <w:r>
+              <w:rPr>
+                <w:rFonts w:ascii="맑은 고딕" w:cs="맑은 고딕" w:eastAsia="맑은 고딕" w:hAnsi="맑은 고딕"/>
+                <w:b/>
+                <w:bCs/>
+                <w:sz w:val="19"/>
+                <w:szCs w:val="19"/>
+              </w:rPr>
+              <w:t xml:space="preserve">Efsitora (심사 중)</w:t>
+            </w:r>
+          </w:p>
+        </w:tc>
+        <w:tc>
+          <w:tcPr>
+            <w:tcW w:type="dxa" w:w="5126"/>
+            <w:shd w:fill="F5F7FA" w:val="clear"/>
+            <w:tcMar>
+              <w:top w:type="dxa" w:w="80"/>
+              <w:left w:type="dxa" w:w="120"/>
+              <w:bottom w:type="dxa" w:w="80"/>
+              <w:right w:type="dxa" w:w="120"/>
+            </w:tcMar>
+            <w:vAlign w:val="center"/>
+          </w:tcPr>
+          <w:p>
+            <w:pPr>
+              <w:spacing w:after="40" w:line="260"/>
+            </w:pPr>
+            <w:r>
+              <w:rPr>
+                <w:rFonts w:ascii="맑은 고딕" w:cs="맑은 고딕" w:eastAsia="맑은 고딕" w:hAnsi="맑은 고딕"/>
+                <w:b w:val="false"/>
+                <w:bCs w:val="false"/>
+                <w:sz w:val="19"/>
+                <w:szCs w:val="19"/>
+              </w:rPr>
+              <w:t xml:space="preserve">단일사슬 인슐린을 IgG2 Fc에 융합 (64.1 kDa) → FcRn 재순환으로 반감기 연장</w:t>
+            </w:r>
+          </w:p>
+        </w:tc>
+        <w:tc>
+          <w:tcPr>
+            <w:tcW w:type="dxa" w:w="2000"/>
+            <w:shd w:fill="F5F7FA" w:val="clear"/>
+            <w:tcMar>
+              <w:top w:type="dxa" w:w="80"/>
+              <w:left w:type="dxa" w:w="120"/>
+              <w:bottom w:type="dxa" w:w="80"/>
+              <w:right w:type="dxa" w:w="120"/>
+            </w:tcMar>
+            <w:vAlign w:val="center"/>
+          </w:tcPr>
+          <w:p>
+            <w:pPr>
+              <w:spacing w:after="40" w:line="260"/>
+            </w:pPr>
+            <w:r>
+              <w:rPr>
+                <w:rFonts w:ascii="맑은 고딕" w:cs="맑은 고딕" w:eastAsia="맑은 고딕" w:hAnsi="맑은 고딕"/>
+                <w:b w:val="false"/>
+                <w:bCs w:val="false"/>
+                <w:sz w:val="19"/>
+                <w:szCs w:val="19"/>
+              </w:rPr>
+              <w:t xml:space="preserve">주 1회 ※</w:t>
+            </w:r>
+          </w:p>
+        </w:tc>
+      </w:tr>
+    </w:tbl>
+    <w:p>
+      <w:pPr>
+        <w:spacing w:after="120"/>
+      </w:pPr>
+    </w:p>
+    <w:p>
+      <w:pPr>
+        <w:spacing w:after="120" w:line="300"/>
+      </w:pPr>
+      <w:r>
+        <w:rPr>
+          <w:rFonts w:ascii="맑은 고딕" w:cs="맑은 고딕" w:eastAsia="맑은 고딕" w:hAnsi="맑은 고딕"/>
+          <w:i/>
+          <w:iCs/>
+          <w:color w:val="666666"/>
+          <w:sz w:val="18"/>
+          <w:szCs w:val="18"/>
+        </w:rPr>
+        <w:t xml:space="preserve">※ efsitora의 구체적 반감기 수치는 2차 자료 인용값이라 슬라이드에 넣지 마세요. icodec의 196시간은 1차 문헌에 명시된 값이므로 그대로 말해도 됩니다.</w:t>
+      </w:r>
+    </w:p>
+    <w:p>
+      <w:pPr>
+        <w:pBdr>
+          <w:left w:val="single" w:color="D2691E" w:sz="24" w:space="10"/>
+        </w:pBdr>
+        <w:shd w:fill="FDF3E7" w:val="clear"/>
+        <w:spacing w:after="140" w:before="120" w:line="300"/>
+        <w:ind w:left="120" w:right="120"/>
+      </w:pPr>
+      <w:r>
+        <w:rPr>
+          <w:rFonts w:ascii="맑은 고딕" w:cs="맑은 고딕" w:eastAsia="맑은 고딕" w:hAnsi="맑은 고딕"/>
+          <w:b/>
+          <w:bCs/>
+          <w:color w:val="D2691E"/>
+        </w:rPr>
+        <w:t xml:space="preserve">교훈 한 줄: </w:t>
+      </w:r>
+      <w:r>
+        <w:rPr>
+          <w:rFonts w:ascii="맑은 고딕" w:cs="맑은 고딕" w:eastAsia="맑은 고딕" w:hAnsi="맑은 고딕"/>
+          <w:b/>
+          <w:bCs/>
+        </w:rPr>
+        <w:t xml:space="preserve">전략은 용해도 → 알부민 결합 → 청소율 억제 → 항체 재순환으로 옮겨왔지만, 질문 자체는 글라진이 처음 던진 것 그대로다.</w:t>
+      </w:r>
+    </w:p>
+    <w:p>
+      <w:pPr>
+        <w:pStyle w:val="Heading3"/>
+        <w:keepNext/>
+        <w:spacing w:after="100" w:before="200"/>
+      </w:pPr>
+      <w:r>
+        <w:rPr>
+          <w:rFonts w:ascii="맑은 고딕" w:cs="맑은 고딕" w:eastAsia="맑은 고딕" w:hAnsi="맑은 고딕"/>
+          <w:b/>
+          <w:bCs/>
+          <w:color w:val="1F3050"/>
+          <w:sz w:val="21"/>
+          <w:szCs w:val="21"/>
+        </w:rPr>
+        <w:t xml:space="preserve">【넣을 표】 (B) 주 1회 인슐린 vs 글라진 — 실제 임상 성적</w:t>
+      </w:r>
+    </w:p>
+    <w:tbl>
+      <w:tblPr>
+        <w:tblW w:type="dxa" w:w="9026"/>
+        <w:tblBorders>
+          <w:top w:val="single" w:color="auto" w:sz="4"/>
+          <w:left w:val="single" w:color="auto" w:sz="4"/>
+          <w:bottom w:val="single" w:color="auto" w:sz="4"/>
+          <w:right w:val="single" w:color="auto" w:sz="4"/>
+          <w:insideH w:val="single" w:color="auto" w:sz="4"/>
+          <w:insideV w:val="single" w:color="auto" w:sz="4"/>
+        </w:tblBorders>
+      </w:tblPr>
+      <w:tblGrid>
+        <w:gridCol w:w="2400"/>
+        <w:gridCol w:w="2600"/>
+        <w:gridCol w:w="4026"/>
+      </w:tblGrid>
+      <w:tr>
+        <w:trPr>
+          <w:tblHeader/>
+        </w:trPr>
+        <w:tc>
+          <w:tcPr>
+            <w:tcW w:type="dxa" w:w="2400"/>
+            <w:shd w:fill="1F3050" w:val="clear"/>
+            <w:tcMar>
+              <w:top w:type="dxa" w:w="80"/>
+              <w:left w:type="dxa" w:w="120"/>
+              <w:bottom w:type="dxa" w:w="80"/>
+              <w:right w:type="dxa" w:w="120"/>
+            </w:tcMar>
+            <w:vAlign w:val="center"/>
+          </w:tcPr>
+          <w:p>
+            <w:pPr>
+              <w:spacing w:after="40" w:line="260"/>
+              <w:jc w:val="center"/>
+            </w:pPr>
+            <w:r>
+              <w:rPr>
+                <w:rFonts w:ascii="맑은 고딕" w:cs="맑은 고딕" w:eastAsia="맑은 고딕" w:hAnsi="맑은 고딕"/>
+                <w:b/>
+                <w:bCs/>
+                <w:color w:val="FFFFFF"/>
+                <w:sz w:val="19"/>
+                <w:szCs w:val="19"/>
+              </w:rPr>
+              <w:t xml:space="preserve">연구</w:t>
+            </w:r>
+          </w:p>
+        </w:tc>
+        <w:tc>
+          <w:tcPr>
+            <w:tcW w:type="dxa" w:w="2600"/>
+            <w:shd w:fill="1F3050" w:val="clear"/>
+            <w:tcMar>
+              <w:top w:type="dxa" w:w="80"/>
+              <w:left w:type="dxa" w:w="120"/>
+              <w:bottom w:type="dxa" w:w="80"/>
+              <w:right w:type="dxa" w:w="120"/>
+            </w:tcMar>
+            <w:vAlign w:val="center"/>
+          </w:tcPr>
+          <w:p>
+            <w:pPr>
+              <w:spacing w:after="40" w:line="260"/>
+              <w:jc w:val="center"/>
+            </w:pPr>
+            <w:r>
+              <w:rPr>
+                <w:rFonts w:ascii="맑은 고딕" w:cs="맑은 고딕" w:eastAsia="맑은 고딕" w:hAnsi="맑은 고딕"/>
+                <w:b/>
+                <w:bCs/>
+                <w:color w:val="FFFFFF"/>
+                <w:sz w:val="19"/>
+                <w:szCs w:val="19"/>
+              </w:rPr>
+              <w:t xml:space="preserve">비교</w:t>
+            </w:r>
+          </w:p>
+        </w:tc>
+        <w:tc>
+          <w:tcPr>
+            <w:tcW w:type="dxa" w:w="4026"/>
+            <w:shd w:fill="1F3050" w:val="clear"/>
+            <w:tcMar>
+              <w:top w:type="dxa" w:w="80"/>
+              <w:left w:type="dxa" w:w="120"/>
+              <w:bottom w:type="dxa" w:w="80"/>
+              <w:right w:type="dxa" w:w="120"/>
+            </w:tcMar>
+            <w:vAlign w:val="center"/>
+          </w:tcPr>
+          <w:p>
+            <w:pPr>
+              <w:spacing w:after="40" w:line="260"/>
+              <w:jc w:val="center"/>
+            </w:pPr>
+            <w:r>
+              <w:rPr>
+                <w:rFonts w:ascii="맑은 고딕" w:cs="맑은 고딕" w:eastAsia="맑은 고딕" w:hAnsi="맑은 고딕"/>
+                <w:b/>
+                <w:bCs/>
+                <w:color w:val="FFFFFF"/>
+                <w:sz w:val="19"/>
+                <w:szCs w:val="19"/>
+              </w:rPr>
+              <w:t xml:space="preserve">결과</w:t>
+            </w:r>
+          </w:p>
+        </w:tc>
+      </w:tr>
+      <w:tr>
+        <w:tc>
+          <w:tcPr>
+            <w:tcW w:type="dxa" w:w="2400"/>
+            <w:tcMar>
+              <w:top w:type="dxa" w:w="80"/>
+              <w:left w:type="dxa" w:w="120"/>
+              <w:bottom w:type="dxa" w:w="80"/>
+              <w:right w:type="dxa" w:w="120"/>
+            </w:tcMar>
+            <w:vAlign w:val="center"/>
+          </w:tcPr>
+          <w:p>
+            <w:pPr>
+              <w:spacing w:after="40" w:line="260"/>
+            </w:pPr>
+            <w:r>
+              <w:rPr>
+                <w:rFonts w:ascii="맑은 고딕" w:cs="맑은 고딕" w:eastAsia="맑은 고딕" w:hAnsi="맑은 고딕"/>
+                <w:b/>
+                <w:bCs/>
+                <w:sz w:val="19"/>
+                <w:szCs w:val="19"/>
+              </w:rPr>
+              <w:t xml:space="preserve">ONWARDS 4 (n=582, basal-bolus T2DM)</w:t>
+            </w:r>
+          </w:p>
+        </w:tc>
+        <w:tc>
+          <w:tcPr>
+            <w:tcW w:type="dxa" w:w="2600"/>
+            <w:tcMar>
+              <w:top w:type="dxa" w:w="80"/>
+              <w:left w:type="dxa" w:w="120"/>
+              <w:bottom w:type="dxa" w:w="80"/>
+              <w:right w:type="dxa" w:w="120"/>
+            </w:tcMar>
+            <w:vAlign w:val="center"/>
+          </w:tcPr>
+          <w:p>
+            <w:pPr>
+              <w:spacing w:after="40" w:line="260"/>
+            </w:pPr>
+            <w:r>
+              <w:rPr>
+                <w:rFonts w:ascii="맑은 고딕" w:cs="맑은 고딕" w:eastAsia="맑은 고딕" w:hAnsi="맑은 고딕"/>
+                <w:b w:val="false"/>
+                <w:bCs w:val="false"/>
+                <w:sz w:val="19"/>
+                <w:szCs w:val="19"/>
+              </w:rPr>
+              <w:t xml:space="preserve">icodec vs 글라진 U100</w:t>
+            </w:r>
+          </w:p>
+        </w:tc>
+        <w:tc>
+          <w:tcPr>
+            <w:tcW w:type="dxa" w:w="4026"/>
+            <w:tcMar>
+              <w:top w:type="dxa" w:w="80"/>
+              <w:left w:type="dxa" w:w="120"/>
+              <w:bottom w:type="dxa" w:w="80"/>
+              <w:right w:type="dxa" w:w="120"/>
+            </w:tcMar>
+            <w:vAlign w:val="center"/>
+          </w:tcPr>
+          <w:p>
+            <w:pPr>
+              <w:spacing w:after="40" w:line="260"/>
+            </w:pPr>
+            <w:r>
+              <w:rPr>
+                <w:rFonts w:ascii="맑은 고딕" w:cs="맑은 고딕" w:eastAsia="맑은 고딕" w:hAnsi="맑은 고딕"/>
+                <w:b w:val="false"/>
+                <w:bCs w:val="false"/>
+                <w:sz w:val="19"/>
+                <w:szCs w:val="19"/>
+              </w:rPr>
+              <w:t xml:space="preserve">HbA1c −1.16 vs −1.18 (ETD 0.02%p) → 비열등, 저혈당 유사</w:t>
+            </w:r>
+          </w:p>
+        </w:tc>
+      </w:tr>
+      <w:tr>
+        <w:tc>
+          <w:tcPr>
+            <w:tcW w:type="dxa" w:w="2400"/>
+            <w:shd w:fill="F5F7FA" w:val="clear"/>
+            <w:tcMar>
+              <w:top w:type="dxa" w:w="80"/>
+              <w:left w:type="dxa" w:w="120"/>
+              <w:bottom w:type="dxa" w:w="80"/>
+              <w:right w:type="dxa" w:w="120"/>
+            </w:tcMar>
+            <w:vAlign w:val="center"/>
+          </w:tcPr>
+          <w:p>
+            <w:pPr>
+              <w:spacing w:after="40" w:line="260"/>
+            </w:pPr>
+            <w:r>
+              <w:rPr>
+                <w:rFonts w:ascii="맑은 고딕" w:cs="맑은 고딕" w:eastAsia="맑은 고딕" w:hAnsi="맑은 고딕"/>
+                <w:b/>
+                <w:bCs/>
+                <w:sz w:val="19"/>
+                <w:szCs w:val="19"/>
+              </w:rPr>
+              <w:t xml:space="preserve">ONWARDS 5 (n=1,085, 인슐린 미치료 T2DM, 52주)</w:t>
+            </w:r>
+          </w:p>
+        </w:tc>
+        <w:tc>
+          <w:tcPr>
+            <w:tcW w:type="dxa" w:w="2600"/>
+            <w:shd w:fill="F5F7FA" w:val="clear"/>
+            <w:tcMar>
+              <w:top w:type="dxa" w:w="80"/>
+              <w:left w:type="dxa" w:w="120"/>
+              <w:bottom w:type="dxa" w:w="80"/>
+              <w:right w:type="dxa" w:w="120"/>
+            </w:tcMar>
+            <w:vAlign w:val="center"/>
+          </w:tcPr>
+          <w:p>
+            <w:pPr>
+              <w:spacing w:after="40" w:line="260"/>
+            </w:pPr>
+            <w:r>
+              <w:rPr>
+                <w:rFonts w:ascii="맑은 고딕" w:cs="맑은 고딕" w:eastAsia="맑은 고딕" w:hAnsi="맑은 고딕"/>
+                <w:b w:val="false"/>
+                <w:bCs w:val="false"/>
+                <w:sz w:val="19"/>
+                <w:szCs w:val="19"/>
+              </w:rPr>
+              <w:t xml:space="preserve">icodec + 용량 조절 앱 vs 1일 1회 아날로그</w:t>
+            </w:r>
+          </w:p>
+        </w:tc>
+        <w:tc>
+          <w:tcPr>
+            <w:tcW w:type="dxa" w:w="4026"/>
+            <w:shd w:fill="F5F7FA" w:val="clear"/>
+            <w:tcMar>
+              <w:top w:type="dxa" w:w="80"/>
+              <w:left w:type="dxa" w:w="120"/>
+              <w:bottom w:type="dxa" w:w="80"/>
+              <w:right w:type="dxa" w:w="120"/>
+            </w:tcMar>
+            <w:vAlign w:val="center"/>
+          </w:tcPr>
+          <w:p>
+            <w:pPr>
+              <w:spacing w:after="40" w:line="260"/>
+            </w:pPr>
+            <w:r>
+              <w:rPr>
+                <w:rFonts w:ascii="맑은 고딕" w:cs="맑은 고딕" w:eastAsia="맑은 고딕" w:hAnsi="맑은 고딕"/>
+                <w:b w:val="false"/>
+                <w:bCs w:val="false"/>
+                <w:sz w:val="19"/>
+                <w:szCs w:val="19"/>
+              </w:rPr>
+              <w:t xml:space="preserve">ETD −0.38%p → 우월성 입증 (p=0.009), 치료 만족도 · 순응도 개선</w:t>
+            </w:r>
+          </w:p>
+        </w:tc>
+      </w:tr>
+      <w:tr>
+        <w:tc>
+          <w:tcPr>
+            <w:tcW w:type="dxa" w:w="2400"/>
+            <w:tcMar>
+              <w:top w:type="dxa" w:w="80"/>
+              <w:left w:type="dxa" w:w="120"/>
+              <w:bottom w:type="dxa" w:w="80"/>
+              <w:right w:type="dxa" w:w="120"/>
+            </w:tcMar>
+            <w:vAlign w:val="center"/>
+          </w:tcPr>
+          <w:p>
+            <w:pPr>
+              <w:spacing w:after="40" w:line="260"/>
+            </w:pPr>
+            <w:r>
+              <w:rPr>
+                <w:rFonts w:ascii="맑은 고딕" w:cs="맑은 고딕" w:eastAsia="맑은 고딕" w:hAnsi="맑은 고딕"/>
+                <w:b/>
+                <w:bCs/>
+                <w:sz w:val="19"/>
+                <w:szCs w:val="19"/>
+              </w:rPr>
+              <w:t xml:space="preserve">ONWARDS 1 CGM 분석 (각 군 n=492)</w:t>
+            </w:r>
+          </w:p>
+        </w:tc>
+        <w:tc>
+          <w:tcPr>
+            <w:tcW w:type="dxa" w:w="2600"/>
+            <w:tcMar>
+              <w:top w:type="dxa" w:w="80"/>
+              <w:left w:type="dxa" w:w="120"/>
+              <w:bottom w:type="dxa" w:w="80"/>
+              <w:right w:type="dxa" w:w="120"/>
+            </w:tcMar>
+            <w:vAlign w:val="center"/>
+          </w:tcPr>
+          <w:p>
+            <w:pPr>
+              <w:spacing w:after="40" w:line="260"/>
+            </w:pPr>
+            <w:r>
+              <w:rPr>
+                <w:rFonts w:ascii="맑은 고딕" w:cs="맑은 고딕" w:eastAsia="맑은 고딕" w:hAnsi="맑은 고딕"/>
+                <w:b w:val="false"/>
+                <w:bCs w:val="false"/>
+                <w:sz w:val="19"/>
+                <w:szCs w:val="19"/>
+              </w:rPr>
+              <w:t xml:space="preserve">icodec vs 글라진 U100</w:t>
+            </w:r>
+          </w:p>
+        </w:tc>
+        <w:tc>
+          <w:tcPr>
+            <w:tcW w:type="dxa" w:w="4026"/>
+            <w:tcMar>
+              <w:top w:type="dxa" w:w="80"/>
+              <w:left w:type="dxa" w:w="120"/>
+              <w:bottom w:type="dxa" w:w="80"/>
+              <w:right w:type="dxa" w:w="120"/>
+            </w:tcMar>
+            <w:vAlign w:val="center"/>
+          </w:tcPr>
+          <w:p>
+            <w:pPr>
+              <w:spacing w:after="40" w:line="260"/>
+            </w:pPr>
+            <w:r>
+              <w:rPr>
+                <w:rFonts w:ascii="맑은 고딕" w:cs="맑은 고딕" w:eastAsia="맑은 고딕" w:hAnsi="맑은 고딕"/>
+                <w:b w:val="false"/>
+                <w:bCs w:val="false"/>
+                <w:sz w:val="19"/>
+                <w:szCs w:val="19"/>
+              </w:rPr>
+              <w:t xml:space="preserve">TIR &gt;70% 국제 권고 목표를 icodec은 달성, 글라진 U100은 미달</w:t>
+            </w:r>
+          </w:p>
+        </w:tc>
+      </w:tr>
+      <w:tr>
+        <w:tc>
+          <w:tcPr>
+            <w:tcW w:type="dxa" w:w="2400"/>
+            <w:shd w:fill="F5F7FA" w:val="clear"/>
+            <w:tcMar>
+              <w:top w:type="dxa" w:w="80"/>
+              <w:left w:type="dxa" w:w="120"/>
+              <w:bottom w:type="dxa" w:w="80"/>
+              <w:right w:type="dxa" w:w="120"/>
+            </w:tcMar>
+            <w:vAlign w:val="center"/>
+          </w:tcPr>
+          <w:p>
+            <w:pPr>
+              <w:spacing w:after="40" w:line="260"/>
+            </w:pPr>
+            <w:r>
+              <w:rPr>
+                <w:rFonts w:ascii="맑은 고딕" w:cs="맑은 고딕" w:eastAsia="맑은 고딕" w:hAnsi="맑은 고딕"/>
+                <w:b/>
+                <w:bCs/>
+                <w:sz w:val="19"/>
+                <w:szCs w:val="19"/>
+              </w:rPr>
+              <w:t xml:space="preserve">QWINT-2 (인슐린 미치료 T2DM, 52주)</w:t>
+            </w:r>
+          </w:p>
+        </w:tc>
+        <w:tc>
+          <w:tcPr>
+            <w:tcW w:type="dxa" w:w="2600"/>
+            <w:shd w:fill="F5F7FA" w:val="clear"/>
+            <w:tcMar>
+              <w:top w:type="dxa" w:w="80"/>
+              <w:left w:type="dxa" w:w="120"/>
+              <w:bottom w:type="dxa" w:w="80"/>
+              <w:right w:type="dxa" w:w="120"/>
+            </w:tcMar>
+            <w:vAlign w:val="center"/>
+          </w:tcPr>
+          <w:p>
+            <w:pPr>
+              <w:spacing w:after="40" w:line="260"/>
+            </w:pPr>
+            <w:r>
+              <w:rPr>
+                <w:rFonts w:ascii="맑은 고딕" w:cs="맑은 고딕" w:eastAsia="맑은 고딕" w:hAnsi="맑은 고딕"/>
+                <w:b w:val="false"/>
+                <w:bCs w:val="false"/>
+                <w:sz w:val="19"/>
+                <w:szCs w:val="19"/>
+              </w:rPr>
+              <w:t xml:space="preserve">efsitora vs 데글루덱</w:t>
+            </w:r>
+          </w:p>
+        </w:tc>
+        <w:tc>
+          <w:tcPr>
+            <w:tcW w:type="dxa" w:w="4026"/>
+            <w:shd w:fill="F5F7FA" w:val="clear"/>
+            <w:tcMar>
+              <w:top w:type="dxa" w:w="80"/>
+              <w:left w:type="dxa" w:w="120"/>
+              <w:bottom w:type="dxa" w:w="80"/>
+              <w:right w:type="dxa" w:w="120"/>
+            </w:tcMar>
+            <w:vAlign w:val="center"/>
+          </w:tcPr>
+          <w:p>
+            <w:pPr>
+              <w:spacing w:after="40" w:line="260"/>
+            </w:pPr>
+            <w:r>
+              <w:rPr>
+                <w:rFonts w:ascii="맑은 고딕" w:cs="맑은 고딕" w:eastAsia="맑은 고딕" w:hAnsi="맑은 고딕"/>
+                <w:b w:val="false"/>
+                <w:bCs w:val="false"/>
+                <w:sz w:val="19"/>
+                <w:szCs w:val="19"/>
+              </w:rPr>
+              <w:t xml:space="preserve">HbA1c 비열등, 중증 저혈당 드묾</w:t>
+            </w:r>
+          </w:p>
+        </w:tc>
+      </w:tr>
+    </w:tbl>
+    <w:p>
+      <w:pPr>
+        <w:pStyle w:val="Heading3"/>
+        <w:keepNext/>
+        <w:spacing w:after="100" w:before="200"/>
+      </w:pPr>
+      <w:r>
+        <w:rPr>
+          <w:rFonts w:ascii="맑은 고딕" w:cs="맑은 고딕" w:eastAsia="맑은 고딕" w:hAnsi="맑은 고딕"/>
+          <w:b/>
+          <w:bCs/>
+          <w:color w:val="1F3050"/>
+          <w:sz w:val="21"/>
+          <w:szCs w:val="21"/>
+        </w:rPr>
+        <w:t xml:space="preserve">【넣을 텍스트】 (C) 그런데 제1형에서는 이야기가 다르다 ★가장 좋은 토론 포인트</w:t>
+      </w:r>
+    </w:p>
+    <w:p>
+      <w:pPr>
+        <w:pBdr>
+          <w:left w:val="single" w:color="D2691E" w:sz="24" w:space="10"/>
+        </w:pBdr>
+        <w:shd w:fill="FDF3E7" w:val="clear"/>
+        <w:spacing w:after="140" w:before="120" w:line="300"/>
+        <w:ind w:left="120" w:right="120"/>
+      </w:pPr>
+      <w:r>
+        <w:rPr>
+          <w:rFonts w:ascii="맑은 고딕" w:cs="맑은 고딕" w:eastAsia="맑은 고딕" w:hAnsi="맑은 고딕"/>
+          <w:b/>
+          <w:bCs/>
+        </w:rPr>
+        <w:t xml:space="preserve">ONWARDS 6 (n=582, 제1형 당뇨병, icodec vs 데글루덱)</w:t>
       </w:r>
     </w:p>
     <w:p>
@@ -8815,16 +9971,8 @@
       <w:r>
         <w:rPr>
           <w:rFonts w:ascii="맑은 고딕" w:cs="맑은 고딕" w:eastAsia="맑은 고딕" w:hAnsi="맑은 고딕"/>
-          <w:b/>
-          <w:bCs/>
-        </w:rPr>
-        <w:t xml:space="preserve">슬라이드 2의 타임라인을 다시 띄우되, 이번엔 맨 끝 2026년을 강조</w:t>
-      </w:r>
-      <w:r>
-        <w:rPr>
-          <w:rFonts w:ascii="맑은 고딕" w:cs="맑은 고딕" w:eastAsia="맑은 고딕" w:hAnsi="맑은 고딕"/>
-        </w:rPr>
-        <w:t xml:space="preserve">해서 수미상관을 만드세요. 같은 그림 재사용이라 추가 작업이 없습니다.</w:t>
+        </w:rPr>
+        <w:t xml:space="preserve">HbA1c는 비열등 (ETD 0.05%p)</w:t>
       </w:r>
     </w:p>
     <w:p>
@@ -8839,40 +9987,58 @@
       <w:r>
         <w:rPr>
           <w:rFonts w:ascii="맑은 고딕" w:cs="맑은 고딕" w:eastAsia="맑은 고딕" w:hAnsi="맑은 고딕"/>
-        </w:rPr>
-        <w:t xml:space="preserve">또는 아이콘 하나: </w:t>
-      </w:r>
-      <w:r>
-        <w:rPr>
-          <w:rFonts w:ascii="맑은 고딕" w:cs="맑은 고딕" w:eastAsia="맑은 고딕" w:hAnsi="맑은 고딕"/>
-          <w:b/>
-          <w:bCs/>
-        </w:rPr>
-        <w:t xml:space="preserve">“365회 → 52회”</w:t>
-      </w:r>
-      <w:r>
-        <w:rPr>
-          <w:rFonts w:ascii="맑은 고딕" w:cs="맑은 고딕" w:eastAsia="맑은 고딕" w:hAnsi="맑은 고딕"/>
-        </w:rPr>
-        <w:t xml:space="preserve">를 주사기 아이콘과 함께 크게</w:t>
-      </w:r>
-    </w:p>
-    <w:p>
-      <w:pPr>
-        <w:pStyle w:val="Heading3"/>
-        <w:keepNext/>
-        <w:spacing w:after="100" w:before="200"/>
-      </w:pPr>
-      <w:r>
-        <w:rPr>
-          <w:rFonts w:ascii="맑은 고딕" w:cs="맑은 고딕" w:eastAsia="맑은 고딕" w:hAnsi="맑은 고딕"/>
-          <w:b/>
-          <w:bCs/>
-          <w:color w:val="1F3050"/>
-          <w:sz w:val="21"/>
-          <w:szCs w:val="21"/>
-        </w:rPr>
-        <w:t xml:space="preserve">【넣을 텍스트】 3덩어리</w:t>
+          <w:b/>
+          <w:bCs/>
+        </w:rPr>
+        <w:t xml:space="preserve">그러나 임상적으로 유의한 또는 중증 저혈당이 19.9 vs 10.4 events/환자-년 — 약 1.9배 (p&lt;0.0001)</w:t>
+      </w:r>
+    </w:p>
+    <w:p>
+      <w:pPr>
+        <w:pStyle w:val="ListParagraph"/>
+        <w:numPr>
+          <w:ilvl w:val="0"/>
+          <w:numId w:val="2"/>
+        </w:numPr>
+        <w:spacing w:after="80" w:line="290"/>
+      </w:pPr>
+      <w:r>
+        <w:rPr>
+          <w:rFonts w:ascii="맑은 고딕" w:cs="맑은 고딕" w:eastAsia="맑은 고딕" w:hAnsi="맑은 고딕"/>
+          <w:b/>
+          <w:bCs/>
+        </w:rPr>
+        <w:t xml:space="preserve">→ FDA가 2026년 Awiqli를 제2형에만 승인하고 제1형을 제외한 근거.</w:t>
+      </w:r>
+    </w:p>
+    <w:p>
+      <w:pPr>
+        <w:pStyle w:val="ListParagraph"/>
+        <w:numPr>
+          <w:ilvl w:val="0"/>
+          <w:numId w:val="2"/>
+        </w:numPr>
+        <w:spacing w:after="80" w:line="290"/>
+      </w:pPr>
+      <w:r>
+        <w:rPr>
+          <w:rFonts w:ascii="맑은 고딕" w:cs="맑은 고딕" w:eastAsia="맑은 고딕" w:hAnsi="맑은 고딕"/>
+        </w:rPr>
+        <w:t xml:space="preserve">→ 왜? </w:t>
+      </w:r>
+      <w:r>
+        <w:rPr>
+          <w:rFonts w:ascii="맑은 고딕" w:cs="맑은 고딕" w:eastAsia="맑은 고딕" w:hAnsi="맑은 고딕"/>
+          <w:b/>
+          <w:bCs/>
+        </w:rPr>
+        <w:t xml:space="preserve">주 1회는 한 번 과용량이면 일주일을 되돌릴 수 없다.</w:t>
+      </w:r>
+      <w:r>
+        <w:rPr>
+          <w:rFonts w:ascii="맑은 고딕" w:cs="맑은 고딕" w:eastAsia="맑은 고딕" w:hAnsi="맑은 고딕"/>
+        </w:rPr>
+        <w:t xml:space="preserve"> 인슐린 요구량이 하루하루 크게 변하는 제1형에서는 이 경직성이 그대로 위험이 된다.</w:t>
       </w:r>
     </w:p>
     <w:p>
@@ -8891,30 +10057,25 @@
           <w:bCs/>
           <w:color w:val="D2691E"/>
         </w:rPr>
-        <w:t xml:space="preserve">① 환자 치료에서의 의미</w:t>
-      </w:r>
-    </w:p>
-    <w:p>
-      <w:pPr>
-        <w:spacing w:after="120" w:line="300"/>
-      </w:pPr>
-      <w:r>
-        <w:rPr>
-          <w:rFonts w:ascii="맑은 고딕" w:cs="맑은 고딕" w:eastAsia="맑은 고딕" w:hAnsi="맑은 고딕"/>
+        <w:t xml:space="preserve">→ “편의성과 조절 유연성은 맞바꾸는 관계” — 이게 차세대 기저 인슐린의 핵심 논점.</w:t>
+      </w:r>
+    </w:p>
+    <w:p>
+      <w:pPr>
+        <w:pStyle w:val="Heading3"/>
+        <w:keepNext/>
+        <w:spacing w:after="100" w:before="200"/>
+      </w:pPr>
+      <w:r>
+        <w:rPr>
+          <w:rFonts w:ascii="맑은 고딕" w:cs="맑은 고딕" w:eastAsia="맑은 고딕" w:hAnsi="맑은 고딕"/>
+          <w:b/>
+          <w:bCs/>
+          <w:color w:val="1F3050"/>
           <w:sz w:val="21"/>
           <w:szCs w:val="21"/>
         </w:rPr>
-        <w:t xml:space="preserve">“혈당을 더 낮추는 약”이 아니라 </w:t>
-      </w:r>
-      <w:r>
-        <w:rPr>
-          <w:rFonts w:ascii="맑은 고딕" w:cs="맑은 고딕" w:eastAsia="맑은 고딕" w:hAnsi="맑은 고딕"/>
-          <w:b/>
-          <w:bCs/>
-          <w:sz w:val="21"/>
-          <w:szCs w:val="21"/>
-        </w:rPr>
-        <w:t xml:space="preserve">“같은 혈당을 더 안전하게 유지하는 약”</w:t>
+        <w:t xml:space="preserve">【넣을 텍스트】 (D) 글라진의 자리는 어떻게 바뀌었나 — 진짜 최신 동향</w:t>
       </w:r>
     </w:p>
     <w:p>
@@ -8931,9 +10092,8 @@
           <w:rFonts w:ascii="맑은 고딕" w:cs="맑은 고딕" w:eastAsia="맑은 고딕" w:hAnsi="맑은 고딕"/>
           <w:b/>
           <w:bCs/>
-          <w:color w:val="D2691E"/>
-        </w:rPr>
-        <w:t xml:space="preserve">② 바이오의약품 개발 관점 3가지</w:t>
+        </w:rPr>
+        <w:t xml:space="preserve">ADA Standards of Care in Diabetes 2026, 제9장</w:t>
       </w:r>
     </w:p>
     <w:p>
@@ -8948,16 +10108,8 @@
       <w:r>
         <w:rPr>
           <w:rFonts w:ascii="맑은 고딕" w:cs="맑은 고딕" w:eastAsia="맑은 고딕" w:hAnsi="맑은 고딕"/>
-          <w:b/>
-          <w:bCs/>
-        </w:rPr>
-        <w:t xml:space="preserve">구조 변형 = PK 설계</w:t>
-      </w:r>
-      <w:r>
-        <w:rPr>
-          <w:rFonts w:ascii="맑은 고딕" w:cs="맑은 고딕" w:eastAsia="맑은 고딕" w:hAnsi="맑은 고딕"/>
-        </w:rPr>
-        <w:t xml:space="preserve"> — 아미노산 3개로 24시간 작용을 만들었다</w:t>
+        </w:rPr>
+        <w:t xml:space="preserve">과체중 · 비만을 동반한 제2형 당뇨병에서는 GLP-1 수용체 작용제 / tirzepatide가 선호(preferred) — 기저 인슐린보다 앞선다.</w:t>
       </w:r>
     </w:p>
     <w:p>
@@ -8972,16 +10124,2073 @@
       <w:r>
         <w:rPr>
           <w:rFonts w:ascii="맑은 고딕" w:cs="맑은 고딕" w:eastAsia="맑은 고딕" w:hAnsi="맑은 고딕"/>
-          <w:b/>
-          <w:bCs/>
-        </w:rPr>
-        <w:t xml:space="preserve">제형 변경 = 신제품</w:t>
-      </w:r>
-      <w:r>
-        <w:rPr>
-          <w:rFonts w:ascii="맑은 고딕" w:cs="맑은 고딕" w:eastAsia="맑은 고딕" w:hAnsi="맑은 고딕"/>
-        </w:rPr>
-        <w:t xml:space="preserve"> — 분자를 안 바꾸고 농도만 바꿔서(Gla-300) 저혈당을 더 줄였다</w:t>
+        </w:rPr>
+        <w:t xml:space="preserve">다만 GLP-1 RA와 기저 인슐린을 함께 쓸 때는 고정비율 복합제(IDegLira, iGlarLixi) 고려를 권고.</w:t>
+      </w:r>
+    </w:p>
+    <w:p>
+      <w:pPr>
+        <w:pBdr>
+          <w:left w:val="single" w:color="D2691E" w:sz="24" w:space="10"/>
+        </w:pBdr>
+        <w:shd w:fill="FDF3E7" w:val="clear"/>
+        <w:spacing w:after="140" w:before="120" w:line="300"/>
+        <w:ind w:left="120" w:right="120"/>
+      </w:pPr>
+      <w:r>
+        <w:rPr>
+          <w:rFonts w:ascii="맑은 고딕" w:cs="맑은 고딕" w:eastAsia="맑은 고딕" w:hAnsi="맑은 고딕"/>
+          <w:b/>
+          <w:bCs/>
+          <w:color w:val="D2691E"/>
+        </w:rPr>
+        <w:t xml:space="preserve">iGlarLixi (Soliqua) = 인슐린 글라진 + 릭시세나타이드</w:t>
+      </w:r>
+    </w:p>
+    <w:p>
+      <w:pPr>
+        <w:spacing w:after="120" w:line="300"/>
+      </w:pPr>
+      <w:r>
+        <w:rPr>
+          <w:rFonts w:ascii="맑은 고딕" w:cs="맑은 고딕" w:eastAsia="맑은 고딕" w:hAnsi="맑은 고딕"/>
+          <w:sz w:val="21"/>
+          <w:szCs w:val="21"/>
+        </w:rPr>
+        <w:t xml:space="preserve">→ 글라진은 단독 주연 자리에서는 물러났지만, </w:t>
+      </w:r>
+      <w:r>
+        <w:rPr>
+          <w:rFonts w:ascii="맑은 고딕" w:cs="맑은 고딕" w:eastAsia="맑은 고딕" w:hAnsi="맑은 고딕"/>
+          <w:b/>
+          <w:bCs/>
+          <w:sz w:val="21"/>
+          <w:szCs w:val="21"/>
+        </w:rPr>
+        <w:t xml:space="preserve">복합제의 기반 분자로 남아 있다.</w:t>
+      </w:r>
+    </w:p>
+    <w:p>
+      <w:pPr>
+        <w:pStyle w:val="Heading3"/>
+        <w:keepNext/>
+        <w:spacing w:after="100" w:before="200"/>
+      </w:pPr>
+      <w:r>
+        <w:rPr>
+          <w:rFonts w:ascii="맑은 고딕" w:cs="맑은 고딕" w:eastAsia="맑은 고딕" w:hAnsi="맑은 고딕"/>
+          <w:b/>
+          <w:bCs/>
+          <w:color w:val="1F3050"/>
+          <w:sz w:val="21"/>
+          <w:szCs w:val="21"/>
+        </w:rPr>
+        <w:t xml:space="preserve">【대본】</w:t>
+      </w:r>
+    </w:p>
+    <w:p>
+      <w:pPr>
+        <w:pBdr>
+          <w:left w:val="single" w:color="D2691E" w:sz="18" w:space="10"/>
+        </w:pBdr>
+        <w:spacing w:after="130" w:line="320"/>
+        <w:ind w:left="340"/>
+      </w:pPr>
+      <w:r>
+        <w:rPr>
+          <w:rFonts w:ascii="맑은 고딕" w:cs="맑은 고딕" w:eastAsia="맑은 고딕" w:hAnsi="맑은 고딕"/>
+          <w:sz w:val="22"/>
+          <w:szCs w:val="22"/>
+        </w:rPr>
+        <w:t xml:space="preserve">이제 이 약이 지금 어디에 서 있는지로 넘어가겠습니다. 저는 이 부분을 세 가지 축으로 정리했습니다.</w:t>
+      </w:r>
+    </w:p>
+    <w:p>
+      <w:pPr>
+        <w:pBdr>
+          <w:left w:val="single" w:color="D2691E" w:sz="18" w:space="10"/>
+        </w:pBdr>
+        <w:spacing w:after="130" w:line="320"/>
+        <w:ind w:left="340"/>
+      </w:pPr>
+      <w:r>
+        <w:rPr>
+          <w:rFonts w:ascii="맑은 고딕" w:cs="맑은 고딕" w:eastAsia="맑은 고딕" w:hAnsi="맑은 고딕"/>
+          <w:b/>
+          <w:bCs/>
+          <w:sz w:val="22"/>
+          <w:szCs w:val="22"/>
+        </w:rPr>
+        <w:t xml:space="preserve">첫째, 지속화 전략이 어떻게 진화했는가.</w:t>
+      </w:r>
+    </w:p>
+    <w:p>
+      <w:pPr>
+        <w:pBdr>
+          <w:left w:val="single" w:color="D2691E" w:sz="18" w:space="10"/>
+        </w:pBdr>
+        <w:spacing w:after="130" w:line="320"/>
+        <w:ind w:left="340"/>
+      </w:pPr>
+      <w:r>
+        <w:rPr>
+          <w:rFonts w:ascii="맑은 고딕" w:cs="맑은 고딕" w:eastAsia="맑은 고딕" w:hAnsi="맑은 고딕"/>
+          <w:sz w:val="22"/>
+          <w:szCs w:val="22"/>
+        </w:rPr>
+        <w:t xml:space="preserve">글라진은 </w:t>
+      </w:r>
+      <w:r>
+        <w:rPr>
+          <w:rFonts w:ascii="맑은 고딕" w:cs="맑은 고딕" w:eastAsia="맑은 고딕" w:hAnsi="맑은 고딕"/>
+          <w:b/>
+          <w:bCs/>
+          <w:sz w:val="22"/>
+          <w:szCs w:val="22"/>
+        </w:rPr>
+        <w:t xml:space="preserve">용해도</w:t>
+      </w:r>
+      <w:r>
+        <w:rPr>
+          <w:rFonts w:ascii="맑은 고딕" w:cs="맑은 고딕" w:eastAsia="맑은 고딕" w:hAnsi="맑은 고딕"/>
+          <w:sz w:val="22"/>
+          <w:szCs w:val="22"/>
+        </w:rPr>
+        <w:t xml:space="preserve">를 건드렸습니다. 등전점을 올려서 피하에서 안 녹게 만든 거죠. 다음 세대인 </w:t>
+      </w:r>
+      <w:r>
+        <w:rPr>
+          <w:rFonts w:ascii="맑은 고딕" w:cs="맑은 고딕" w:eastAsia="맑은 고딕" w:hAnsi="맑은 고딕"/>
+          <w:b/>
+          <w:bCs/>
+          <w:sz w:val="22"/>
+          <w:szCs w:val="22"/>
+        </w:rPr>
+        <w:t xml:space="preserve">데글루덱</w:t>
+      </w:r>
+      <w:r>
+        <w:rPr>
+          <w:rFonts w:ascii="맑은 고딕" w:cs="맑은 고딕" w:eastAsia="맑은 고딕" w:hAnsi="맑은 고딕"/>
+          <w:sz w:val="22"/>
+          <w:szCs w:val="22"/>
+        </w:rPr>
+        <w:t xml:space="preserve">은 </w:t>
+      </w:r>
+      <w:r>
+        <w:rPr>
+          <w:rFonts w:ascii="맑은 고딕" w:cs="맑은 고딕" w:eastAsia="맑은 고딕" w:hAnsi="맑은 고딕"/>
+          <w:b/>
+          <w:bCs/>
+          <w:sz w:val="22"/>
+          <w:szCs w:val="22"/>
+        </w:rPr>
+        <w:t xml:space="preserve">지방산을 붙여 알부민에 결합</w:t>
+      </w:r>
+      <w:r>
+        <w:rPr>
+          <w:rFonts w:ascii="맑은 고딕" w:cs="맑은 고딕" w:eastAsia="맑은 고딕" w:hAnsi="맑은 고딕"/>
+          <w:sz w:val="22"/>
+          <w:szCs w:val="22"/>
+        </w:rPr>
+        <w:t xml:space="preserve">시키는 방식으로 갔습니다.</w:t>
+      </w:r>
+    </w:p>
+    <w:p>
+      <w:pPr>
+        <w:pBdr>
+          <w:left w:val="single" w:color="D2691E" w:sz="18" w:space="10"/>
+        </w:pBdr>
+        <w:spacing w:after="130" w:line="320"/>
+        <w:ind w:left="340"/>
+      </w:pPr>
+      <w:r>
+        <w:rPr>
+          <w:rFonts w:ascii="맑은 고딕" w:cs="맑은 고딕" w:eastAsia="맑은 고딕" w:hAnsi="맑은 고딕"/>
+          <w:sz w:val="22"/>
+          <w:szCs w:val="22"/>
+        </w:rPr>
+        <w:t xml:space="preserve">그리고 올해 승인된 </w:t>
+      </w:r>
+      <w:r>
+        <w:rPr>
+          <w:rFonts w:ascii="맑은 고딕" w:cs="맑은 고딕" w:eastAsia="맑은 고딕" w:hAnsi="맑은 고딕"/>
+          <w:b/>
+          <w:bCs/>
+          <w:sz w:val="22"/>
+          <w:szCs w:val="22"/>
+        </w:rPr>
+        <w:t xml:space="preserve">이코덱</w:t>
+      </w:r>
+      <w:r>
+        <w:rPr>
+          <w:rFonts w:ascii="맑은 고딕" w:cs="맑은 고딕" w:eastAsia="맑은 고딕" w:hAnsi="맑은 고딕"/>
+          <w:sz w:val="22"/>
+          <w:szCs w:val="22"/>
+        </w:rPr>
+        <w:t xml:space="preserve">은 여기서 한 발 더 나갑니다. 알부민 결합은 물론이고, </w:t>
+      </w:r>
+      <w:r>
+        <w:rPr>
+          <w:rFonts w:ascii="맑은 고딕" w:cs="맑은 고딕" w:eastAsia="맑은 고딕" w:hAnsi="맑은 고딕"/>
+          <w:b/>
+          <w:bCs/>
+          <w:sz w:val="22"/>
+          <w:szCs w:val="22"/>
+        </w:rPr>
+        <w:t xml:space="preserve">아미노산 세 개를 바꿔서 인슐린 수용체 결합과 청소율을 일부러 낮췄습니다.</w:t>
+      </w:r>
+    </w:p>
+    <w:p>
+      <w:pPr>
+        <w:pBdr>
+          <w:left w:val="single" w:color="D2691E" w:sz="18" w:space="10"/>
+        </w:pBdr>
+        <w:spacing w:after="130" w:line="320"/>
+        <w:ind w:left="340"/>
+      </w:pPr>
+      <w:r>
+        <w:rPr>
+          <w:rFonts w:ascii="맑은 고딕" w:cs="맑은 고딕" w:eastAsia="맑은 고딕" w:hAnsi="맑은 고딕"/>
+          <w:sz w:val="22"/>
+          <w:szCs w:val="22"/>
+        </w:rPr>
+        <w:t xml:space="preserve">이게 재미있는 지점인데요. 보통 약은 수용체에 더 잘 붙게 만들려고 하잖아요. 그런데 인슐린은 </w:t>
+      </w:r>
+      <w:r>
+        <w:rPr>
+          <w:rFonts w:ascii="맑은 고딕" w:cs="맑은 고딕" w:eastAsia="맑은 고딕" w:hAnsi="맑은 고딕"/>
+          <w:b/>
+          <w:bCs/>
+          <w:sz w:val="22"/>
+          <w:szCs w:val="22"/>
+        </w:rPr>
+        <w:t xml:space="preserve">수용체에 붙는 것 자체가 주요 제거 경로</w:t>
+      </w:r>
+      <w:r>
+        <w:rPr>
+          <w:rFonts w:ascii="맑은 고딕" w:cs="맑은 고딕" w:eastAsia="맑은 고딕" w:hAnsi="맑은 고딕"/>
+          <w:sz w:val="22"/>
+          <w:szCs w:val="22"/>
+        </w:rPr>
+        <w:t xml:space="preserve">입니다. 그래서 </w:t>
+      </w:r>
+      <w:r>
+        <w:rPr>
+          <w:rFonts w:ascii="맑은 고딕" w:cs="맑은 고딕" w:eastAsia="맑은 고딕" w:hAnsi="맑은 고딕"/>
+          <w:b/>
+          <w:bCs/>
+          <w:sz w:val="22"/>
+          <w:szCs w:val="22"/>
+        </w:rPr>
+        <w:t xml:space="preserve">일부러 덜 붙게 만들어서 오래 남게 한 겁니다.</w:t>
+      </w:r>
+      <w:r>
+        <w:rPr>
+          <w:rFonts w:ascii="맑은 고딕" w:cs="맑은 고딕" w:eastAsia="맑은 고딕" w:hAnsi="맑은 고딕"/>
+          <w:sz w:val="22"/>
+          <w:szCs w:val="22"/>
+        </w:rPr>
+        <w:t xml:space="preserve"> 그 결과 반감기가 </w:t>
+      </w:r>
+      <w:r>
+        <w:rPr>
+          <w:rFonts w:ascii="맑은 고딕" w:cs="맑은 고딕" w:eastAsia="맑은 고딕" w:hAnsi="맑은 고딕"/>
+          <w:b/>
+          <w:bCs/>
+          <w:sz w:val="22"/>
+          <w:szCs w:val="22"/>
+        </w:rPr>
+        <w:t xml:space="preserve">196시간, 약 8일</w:t>
+      </w:r>
+      <w:r>
+        <w:rPr>
+          <w:rFonts w:ascii="맑은 고딕" w:cs="맑은 고딕" w:eastAsia="맑은 고딕" w:hAnsi="맑은 고딕"/>
+          <w:sz w:val="22"/>
+          <w:szCs w:val="22"/>
+        </w:rPr>
+        <w:t xml:space="preserve">입니다.</w:t>
+      </w:r>
+    </w:p>
+    <w:p>
+      <w:pPr>
+        <w:pBdr>
+          <w:left w:val="single" w:color="D2691E" w:sz="18" w:space="10"/>
+        </w:pBdr>
+        <w:spacing w:after="130" w:line="320"/>
+        <w:ind w:left="340"/>
+      </w:pPr>
+      <w:r>
+        <w:rPr>
+          <w:rFonts w:ascii="맑은 고딕" w:cs="맑은 고딕" w:eastAsia="맑은 고딕" w:hAnsi="맑은 고딕"/>
+          <w:sz w:val="22"/>
+          <w:szCs w:val="22"/>
+        </w:rPr>
+        <w:t xml:space="preserve">심사 중인 </w:t>
+      </w:r>
+      <w:r>
+        <w:rPr>
+          <w:rFonts w:ascii="맑은 고딕" w:cs="맑은 고딕" w:eastAsia="맑은 고딕" w:hAnsi="맑은 고딕"/>
+          <w:b/>
+          <w:bCs/>
+          <w:sz w:val="22"/>
+          <w:szCs w:val="22"/>
+        </w:rPr>
+        <w:t xml:space="preserve">엡시토라</w:t>
+      </w:r>
+      <w:r>
+        <w:rPr>
+          <w:rFonts w:ascii="맑은 고딕" w:cs="맑은 고딕" w:eastAsia="맑은 고딕" w:hAnsi="맑은 고딕"/>
+          <w:sz w:val="22"/>
+          <w:szCs w:val="22"/>
+        </w:rPr>
+        <w:t xml:space="preserve">는 아예 다른 길로 갑니다. 인슐린을 </w:t>
+      </w:r>
+      <w:r>
+        <w:rPr>
+          <w:rFonts w:ascii="맑은 고딕" w:cs="맑은 고딕" w:eastAsia="맑은 고딕" w:hAnsi="맑은 고딕"/>
+          <w:b/>
+          <w:bCs/>
+          <w:sz w:val="22"/>
+          <w:szCs w:val="22"/>
+        </w:rPr>
+        <w:t xml:space="preserve">항체의 Fc 조각에 붙여서</w:t>
+      </w:r>
+      <w:r>
+        <w:rPr>
+          <w:rFonts w:ascii="맑은 고딕" w:cs="맑은 고딕" w:eastAsia="맑은 고딕" w:hAnsi="맑은 고딕"/>
+          <w:sz w:val="22"/>
+          <w:szCs w:val="22"/>
+        </w:rPr>
+        <w:t xml:space="preserve"> FcRn 재순환을 타게 만들었습니다. 분자량이 64 kDa, 원래 인슐린의 열 배가 넘습니다.</w:t>
+      </w:r>
+    </w:p>
+    <w:p>
+      <w:pPr>
+        <w:pBdr>
+          <w:left w:val="single" w:color="D2691E" w:sz="18" w:space="10"/>
+        </w:pBdr>
+        <w:spacing w:after="130" w:line="320"/>
+        <w:ind w:left="340"/>
+      </w:pPr>
+      <w:r>
+        <w:rPr>
+          <w:rFonts w:ascii="맑은 고딕" w:cs="맑은 고딕" w:eastAsia="맑은 고딕" w:hAnsi="맑은 고딕"/>
+          <w:sz w:val="22"/>
+          <w:szCs w:val="22"/>
+        </w:rPr>
+        <w:t xml:space="preserve">정리하면 전략은 </w:t>
+      </w:r>
+      <w:r>
+        <w:rPr>
+          <w:rFonts w:ascii="맑은 고딕" w:cs="맑은 고딕" w:eastAsia="맑은 고딕" w:hAnsi="맑은 고딕"/>
+          <w:b/>
+          <w:bCs/>
+          <w:sz w:val="22"/>
+          <w:szCs w:val="22"/>
+        </w:rPr>
+        <w:t xml:space="preserve">용해도 → 알부민 → 청소율 → 항체 재순환</w:t>
+      </w:r>
+      <w:r>
+        <w:rPr>
+          <w:rFonts w:ascii="맑은 고딕" w:cs="맑은 고딕" w:eastAsia="맑은 고딕" w:hAnsi="맑은 고딕"/>
+          <w:sz w:val="22"/>
+          <w:szCs w:val="22"/>
+        </w:rPr>
+        <w:t xml:space="preserve">으로 계속 바뀌었는데, </w:t>
+      </w:r>
+      <w:r>
+        <w:rPr>
+          <w:rFonts w:ascii="맑은 고딕" w:cs="맑은 고딕" w:eastAsia="맑은 고딕" w:hAnsi="맑은 고딕"/>
+          <w:b/>
+          <w:bCs/>
+          <w:sz w:val="22"/>
+          <w:szCs w:val="22"/>
+        </w:rPr>
+        <w:t xml:space="preserve">질문은 글라진이 던진 것 그대로</w:t>
+      </w:r>
+      <w:r>
+        <w:rPr>
+          <w:rFonts w:ascii="맑은 고딕" w:cs="맑은 고딕" w:eastAsia="맑은 고딕" w:hAnsi="맑은 고딕"/>
+          <w:sz w:val="22"/>
+          <w:szCs w:val="22"/>
+        </w:rPr>
+        <w:t xml:space="preserve">입니다. “구조로 시간을 어떻게 설계할 것인가.”</w:t>
+      </w:r>
+    </w:p>
+    <w:p>
+      <w:pPr>
+        <w:pBdr>
+          <w:left w:val="single" w:color="D2691E" w:sz="18" w:space="10"/>
+        </w:pBdr>
+        <w:spacing w:after="130" w:line="320"/>
+        <w:ind w:left="340"/>
+      </w:pPr>
+      <w:r>
+        <w:rPr>
+          <w:rFonts w:ascii="맑은 고딕" w:cs="맑은 고딕" w:eastAsia="맑은 고딕" w:hAnsi="맑은 고딕"/>
+          <w:b/>
+          <w:bCs/>
+          <w:sz w:val="22"/>
+          <w:szCs w:val="22"/>
+        </w:rPr>
+        <w:t xml:space="preserve">둘째, 그래서 주 1회가 글라진을 이겼나?</w:t>
+      </w:r>
+    </w:p>
+    <w:p>
+      <w:pPr>
+        <w:pBdr>
+          <w:left w:val="single" w:color="D2691E" w:sz="18" w:space="10"/>
+        </w:pBdr>
+        <w:spacing w:after="130" w:line="320"/>
+        <w:ind w:left="340"/>
+      </w:pPr>
+      <w:r>
+        <w:rPr>
+          <w:rFonts w:ascii="맑은 고딕" w:cs="맑은 고딕" w:eastAsia="맑은 고딕" w:hAnsi="맑은 고딕"/>
+          <w:sz w:val="22"/>
+          <w:szCs w:val="22"/>
+        </w:rPr>
+        <w:t xml:space="preserve">제2형에서는 대체로 </w:t>
+      </w:r>
+      <w:r>
+        <w:rPr>
+          <w:rFonts w:ascii="맑은 고딕" w:cs="맑은 고딕" w:eastAsia="맑은 고딕" w:hAnsi="맑은 고딕"/>
+          <w:b/>
+          <w:bCs/>
+          <w:sz w:val="22"/>
+          <w:szCs w:val="22"/>
+        </w:rPr>
+        <w:t xml:space="preserve">비슷하거나 조금 낫습니다.</w:t>
+      </w:r>
+      <w:r>
+        <w:rPr>
+          <w:rFonts w:ascii="맑은 고딕" w:cs="맑은 고딕" w:eastAsia="맑은 고딕" w:hAnsi="맑은 고딕"/>
+          <w:sz w:val="22"/>
+          <w:szCs w:val="22"/>
+        </w:rPr>
+        <w:t xml:space="preserve"> 글라진 U100과 직접 붙은 ONWARDS 4에서는 비열등이었고, ONWARDS 5에서는 용량 조절 앱과 함께 썼을 때 </w:t>
+      </w:r>
+      <w:r>
+        <w:rPr>
+          <w:rFonts w:ascii="맑은 고딕" w:cs="맑은 고딕" w:eastAsia="맑은 고딕" w:hAnsi="맑은 고딕"/>
+          <w:b/>
+          <w:bCs/>
+          <w:sz w:val="22"/>
+          <w:szCs w:val="22"/>
+        </w:rPr>
+        <w:t xml:space="preserve">HbA1c가 0.38%포인트 더 떨어져 우월성까지 입증</w:t>
+      </w:r>
+      <w:r>
+        <w:rPr>
+          <w:rFonts w:ascii="맑은 고딕" w:cs="맑은 고딕" w:eastAsia="맑은 고딕" w:hAnsi="맑은 고딕"/>
+          <w:sz w:val="22"/>
+          <w:szCs w:val="22"/>
+        </w:rPr>
+        <w:t xml:space="preserve">했습니다. CGM 분석에서는 </w:t>
+      </w:r>
+      <w:r>
+        <w:rPr>
+          <w:rFonts w:ascii="맑은 고딕" w:cs="맑은 고딕" w:eastAsia="맑은 고딕" w:hAnsi="맑은 고딕"/>
+          <w:b/>
+          <w:bCs/>
+          <w:sz w:val="22"/>
+          <w:szCs w:val="22"/>
+        </w:rPr>
+        <w:t xml:space="preserve">목표 범위 내 시간 70% 기준을 이코덱은 넘겼는데 글라진 U100은 못 넘겼습니다.</w:t>
+      </w:r>
+    </w:p>
+    <w:p>
+      <w:pPr>
+        <w:pBdr>
+          <w:left w:val="single" w:color="D2691E" w:sz="18" w:space="10"/>
+        </w:pBdr>
+        <w:spacing w:after="130" w:line="320"/>
+        <w:ind w:left="340"/>
+      </w:pPr>
+      <w:r>
+        <w:rPr>
+          <w:rFonts w:ascii="맑은 고딕" w:cs="맑은 고딕" w:eastAsia="맑은 고딕" w:hAnsi="맑은 고딕"/>
+          <w:b/>
+          <w:bCs/>
+          <w:sz w:val="22"/>
+          <w:szCs w:val="22"/>
+        </w:rPr>
+        <w:t xml:space="preserve">셋째, 그런데 제1형에서는 완전히 다릅니다.</w:t>
+      </w:r>
+      <w:r>
+        <w:rPr>
+          <w:rFonts w:ascii="맑은 고딕" w:cs="맑은 고딕" w:eastAsia="맑은 고딕" w:hAnsi="맑은 고딕"/>
+          <w:sz w:val="22"/>
+          <w:szCs w:val="22"/>
+        </w:rPr>
+        <w:t xml:space="preserve"> 이게 제가 가장 흥미롭게 본 부분입니다.</w:t>
+      </w:r>
+    </w:p>
+    <w:p>
+      <w:pPr>
+        <w:pBdr>
+          <w:left w:val="single" w:color="D2691E" w:sz="18" w:space="10"/>
+        </w:pBdr>
+        <w:spacing w:after="130" w:line="320"/>
+        <w:ind w:left="340"/>
+      </w:pPr>
+      <w:r>
+        <w:rPr>
+          <w:rFonts w:ascii="맑은 고딕" w:cs="맑은 고딕" w:eastAsia="맑은 고딕" w:hAnsi="맑은 고딕"/>
+          <w:sz w:val="22"/>
+          <w:szCs w:val="22"/>
+        </w:rPr>
+        <w:t xml:space="preserve">ONWARDS 6에서 제1형 환자를 봤더니 </w:t>
+      </w:r>
+      <w:r>
+        <w:rPr>
+          <w:rFonts w:ascii="맑은 고딕" w:cs="맑은 고딕" w:eastAsia="맑은 고딕" w:hAnsi="맑은 고딕"/>
+          <w:b/>
+          <w:bCs/>
+          <w:sz w:val="22"/>
+          <w:szCs w:val="22"/>
+        </w:rPr>
+        <w:t xml:space="preserve">혈당 조절은 비열등한데 저혈당이 1.9배 많았습니다.</w:t>
+      </w:r>
+      <w:r>
+        <w:rPr>
+          <w:rFonts w:ascii="맑은 고딕" w:cs="맑은 고딕" w:eastAsia="맑은 고딕" w:hAnsi="맑은 고딕"/>
+          <w:sz w:val="22"/>
+          <w:szCs w:val="22"/>
+        </w:rPr>
+        <w:t xml:space="preserve"> 환자-년당 19.9건 대 10.4건입니다. </w:t>
+      </w:r>
+      <w:r>
+        <w:rPr>
+          <w:rFonts w:ascii="맑은 고딕" w:cs="맑은 고딕" w:eastAsia="맑은 고딕" w:hAnsi="맑은 고딕"/>
+          <w:b/>
+          <w:bCs/>
+          <w:sz w:val="22"/>
+          <w:szCs w:val="22"/>
+        </w:rPr>
+        <w:t xml:space="preserve">그래서 FDA는 올해 3월 승인하면서 제1형을 뺐습니다.</w:t>
+      </w:r>
+    </w:p>
+    <w:p>
+      <w:pPr>
+        <w:pBdr>
+          <w:left w:val="single" w:color="D2691E" w:sz="18" w:space="10"/>
+        </w:pBdr>
+        <w:spacing w:after="130" w:line="320"/>
+        <w:ind w:left="340"/>
+      </w:pPr>
+      <w:r>
+        <w:rPr>
+          <w:rFonts w:ascii="맑은 고딕" w:cs="맑은 고딕" w:eastAsia="맑은 고딕" w:hAnsi="맑은 고딕"/>
+          <w:sz w:val="22"/>
+          <w:szCs w:val="22"/>
+        </w:rPr>
+        <w:t xml:space="preserve">이유는 단순합니다. </w:t>
+      </w:r>
+      <w:r>
+        <w:rPr>
+          <w:rFonts w:ascii="맑은 고딕" w:cs="맑은 고딕" w:eastAsia="맑은 고딕" w:hAnsi="맑은 고딕"/>
+          <w:b/>
+          <w:bCs/>
+          <w:sz w:val="22"/>
+          <w:szCs w:val="22"/>
+        </w:rPr>
+        <w:t xml:space="preserve">주 1회는 한 번 잘못 넣으면 일주일을 되돌릴 수 없습니다.</w:t>
+      </w:r>
+      <w:r>
+        <w:rPr>
+          <w:rFonts w:ascii="맑은 고딕" w:cs="맑은 고딕" w:eastAsia="맑은 고딕" w:hAnsi="맑은 고딕"/>
+          <w:sz w:val="22"/>
+          <w:szCs w:val="22"/>
+        </w:rPr>
+        <w:t xml:space="preserve"> 하루하루 인슐린 요구량이 출렁이는 제1형에서는 그 경직성이 그대로 위험이 되는 거죠.</w:t>
+      </w:r>
+    </w:p>
+    <w:p>
+      <w:pPr>
+        <w:pBdr>
+          <w:left w:val="single" w:color="D2691E" w:sz="18" w:space="10"/>
+        </w:pBdr>
+        <w:spacing w:after="130" w:line="320"/>
+        <w:ind w:left="340"/>
+      </w:pPr>
+      <w:r>
+        <w:rPr>
+          <w:rFonts w:ascii="맑은 고딕" w:cs="맑은 고딕" w:eastAsia="맑은 고딕" w:hAnsi="맑은 고딕"/>
+          <w:sz w:val="22"/>
+          <w:szCs w:val="22"/>
+        </w:rPr>
+        <w:t xml:space="preserve">즉 </w:t>
+      </w:r>
+      <w:r>
+        <w:rPr>
+          <w:rFonts w:ascii="맑은 고딕" w:cs="맑은 고딕" w:eastAsia="맑은 고딕" w:hAnsi="맑은 고딕"/>
+          <w:b/>
+          <w:bCs/>
+          <w:sz w:val="22"/>
+          <w:szCs w:val="22"/>
+        </w:rPr>
+        <w:t xml:space="preserve">편의성과 조절 유연성은 맞바꾸는 관계</w:t>
+      </w:r>
+      <w:r>
+        <w:rPr>
+          <w:rFonts w:ascii="맑은 고딕" w:cs="맑은 고딕" w:eastAsia="맑은 고딕" w:hAnsi="맑은 고딕"/>
+          <w:sz w:val="22"/>
+          <w:szCs w:val="22"/>
+        </w:rPr>
+        <w:t xml:space="preserve">입니다. 주사를 365번에서 52번으로 줄이는 대가가 있다는 뜻이고, 저는 이게 차세대 기저 인슐린의 진짜 논점이라고 생각합니다.</w:t>
+      </w:r>
+    </w:p>
+    <w:p>
+      <w:pPr>
+        <w:pBdr>
+          <w:left w:val="single" w:color="D2691E" w:sz="18" w:space="10"/>
+        </w:pBdr>
+        <w:spacing w:after="130" w:line="320"/>
+        <w:ind w:left="340"/>
+      </w:pPr>
+      <w:r>
+        <w:rPr>
+          <w:rFonts w:ascii="맑은 고딕" w:cs="맑은 고딕" w:eastAsia="맑은 고딕" w:hAnsi="맑은 고딕"/>
+          <w:b/>
+          <w:bCs/>
+          <w:sz w:val="22"/>
+          <w:szCs w:val="22"/>
+        </w:rPr>
+        <w:t xml:space="preserve">마지막으로, 그럼 글라진의 자리는요?</w:t>
+      </w:r>
+    </w:p>
+    <w:p>
+      <w:pPr>
+        <w:pBdr>
+          <w:left w:val="single" w:color="D2691E" w:sz="18" w:space="10"/>
+        </w:pBdr>
+        <w:spacing w:after="130" w:line="320"/>
+        <w:ind w:left="340"/>
+      </w:pPr>
+      <w:r>
+        <w:rPr>
+          <w:rFonts w:ascii="맑은 고딕" w:cs="맑은 고딕" w:eastAsia="맑은 고딕" w:hAnsi="맑은 고딕"/>
+          <w:sz w:val="22"/>
+          <w:szCs w:val="22"/>
+        </w:rPr>
+        <w:t xml:space="preserve">올해 ADA 진료지침을 보면 </w:t>
+      </w:r>
+      <w:r>
+        <w:rPr>
+          <w:rFonts w:ascii="맑은 고딕" w:cs="맑은 고딕" w:eastAsia="맑은 고딕" w:hAnsi="맑은 고딕"/>
+          <w:b/>
+          <w:bCs/>
+          <w:sz w:val="22"/>
+          <w:szCs w:val="22"/>
+        </w:rPr>
+        <w:t xml:space="preserve">과체중 · 비만을 동반한 제2형에서는 GLP-1 작용제가 기저 인슐린보다 먼저</w:t>
+      </w:r>
+      <w:r>
+        <w:rPr>
+          <w:rFonts w:ascii="맑은 고딕" w:cs="맑은 고딕" w:eastAsia="맑은 고딕" w:hAnsi="맑은 고딕"/>
+          <w:sz w:val="22"/>
+          <w:szCs w:val="22"/>
+        </w:rPr>
+        <w:t xml:space="preserve"> 권고됩니다. 글라진은 1차 주연 자리에서 밀려난 겁니다.</w:t>
+      </w:r>
+    </w:p>
+    <w:p>
+      <w:pPr>
+        <w:pBdr>
+          <w:left w:val="single" w:color="D2691E" w:sz="18" w:space="10"/>
+        </w:pBdr>
+        <w:spacing w:after="130" w:line="320"/>
+        <w:ind w:left="340"/>
+      </w:pPr>
+      <w:r>
+        <w:rPr>
+          <w:rFonts w:ascii="맑은 고딕" w:cs="맑은 고딕" w:eastAsia="맑은 고딕" w:hAnsi="맑은 고딕"/>
+          <w:sz w:val="22"/>
+          <w:szCs w:val="22"/>
+        </w:rPr>
+        <w:t xml:space="preserve">그런데 같은 지침이 </w:t>
+      </w:r>
+      <w:r>
+        <w:rPr>
+          <w:rFonts w:ascii="맑은 고딕" w:cs="맑은 고딕" w:eastAsia="맑은 고딕" w:hAnsi="맑은 고딕"/>
+          <w:b/>
+          <w:bCs/>
+          <w:sz w:val="22"/>
+          <w:szCs w:val="22"/>
+        </w:rPr>
+        <w:t xml:space="preserve">GLP-1과 기저 인슐린을 같이 쓸 때는 고정비율 복합제를 고려하라</w:t>
+      </w:r>
+      <w:r>
+        <w:rPr>
+          <w:rFonts w:ascii="맑은 고딕" w:cs="맑은 고딕" w:eastAsia="맑은 고딕" w:hAnsi="맑은 고딕"/>
+          <w:sz w:val="22"/>
+          <w:szCs w:val="22"/>
+        </w:rPr>
+        <w:t xml:space="preserve">고 하는데, 그 복합제 중 하나인 </w:t>
+      </w:r>
+      <w:r>
+        <w:rPr>
+          <w:rFonts w:ascii="맑은 고딕" w:cs="맑은 고딕" w:eastAsia="맑은 고딕" w:hAnsi="맑은 고딕"/>
+          <w:b/>
+          <w:bCs/>
+          <w:sz w:val="22"/>
+          <w:szCs w:val="22"/>
+        </w:rPr>
+        <w:t xml:space="preserve">iGlarLixi, 상품명 솔리쿠아가 바로 글라진 + 릭시세나타이드</w:t>
+      </w:r>
+      <w:r>
+        <w:rPr>
+          <w:rFonts w:ascii="맑은 고딕" w:cs="맑은 고딕" w:eastAsia="맑은 고딕" w:hAnsi="맑은 고딕"/>
+          <w:sz w:val="22"/>
+          <w:szCs w:val="22"/>
+        </w:rPr>
+        <w:t xml:space="preserve">입니다.</w:t>
+      </w:r>
+    </w:p>
+    <w:p>
+      <w:pPr>
+        <w:pBdr>
+          <w:left w:val="single" w:color="D2691E" w:sz="18" w:space="10"/>
+        </w:pBdr>
+        <w:spacing w:after="130" w:line="320"/>
+        <w:ind w:left="340"/>
+      </w:pPr>
+      <w:r>
+        <w:rPr>
+          <w:rFonts w:ascii="맑은 고딕" w:cs="맑은 고딕" w:eastAsia="맑은 고딕" w:hAnsi="맑은 고딕"/>
+          <w:b/>
+          <w:bCs/>
+          <w:sz w:val="22"/>
+          <w:szCs w:val="22"/>
+        </w:rPr>
+        <w:t xml:space="preserve">글라진은 단독 주연에서는 내려왔지만, 복합제의 기반 분자로 남아 있는 겁니다.</w:t>
+      </w:r>
+    </w:p>
+    <w:p>
+      <w:r>
+        <w:br w:type="page"/>
+      </w:r>
+    </w:p>
+    <w:p>
+      <w:pPr>
+        <w:pStyle w:val="Heading1"/>
+        <w:pBdr>
+          <w:bottom w:val="single" w:color="D2691E" w:sz="12" w:space="6"/>
+        </w:pBdr>
+        <w:spacing w:after="200" w:before="400"/>
+      </w:pPr>
+      <w:r>
+        <w:rPr>
+          <w:rFonts w:ascii="맑은 고딕" w:cs="맑은 고딕" w:eastAsia="맑은 고딕" w:hAnsi="맑은 고딕"/>
+          <w:b/>
+          <w:bCs/>
+          <w:color w:val="1F3050"/>
+          <w:sz w:val="30"/>
+          <w:szCs w:val="30"/>
+        </w:rPr>
+        <w:t xml:space="preserve">백업 슬라이드 (Q&amp;A용) — 기저 인슐린 한눈 비교</w:t>
+      </w:r>
+    </w:p>
+    <w:p>
+      <w:pPr>
+        <w:spacing w:after="120" w:line="300"/>
+      </w:pPr>
+      <w:r>
+        <w:rPr>
+          <w:rFonts w:ascii="맑은 고딕" w:cs="맑은 고딕" w:eastAsia="맑은 고딕" w:hAnsi="맑은 고딕"/>
+          <w:color w:val="666666"/>
+          <w:sz w:val="19"/>
+          <w:szCs w:val="19"/>
+        </w:rPr>
+        <w:t xml:space="preserve">발표 시간이 빠듯하므로 아래 상세 비교표는 맨 뒤 백업 슬라이드로 빼 두었다가, 질문이 나오면 그때 띄우세요.</w:t>
+      </w:r>
+    </w:p>
+    <w:tbl>
+      <w:tblPr>
+        <w:tblW w:type="dxa" w:w="9026"/>
+        <w:tblBorders>
+          <w:top w:val="single" w:color="auto" w:sz="4"/>
+          <w:left w:val="single" w:color="auto" w:sz="4"/>
+          <w:bottom w:val="single" w:color="auto" w:sz="4"/>
+          <w:right w:val="single" w:color="auto" w:sz="4"/>
+          <w:insideH w:val="single" w:color="auto" w:sz="4"/>
+          <w:insideV w:val="single" w:color="auto" w:sz="4"/>
+        </w:tblBorders>
+      </w:tblPr>
+      <w:tblGrid>
+        <w:gridCol w:w="1626"/>
+        <w:gridCol w:w="1480"/>
+        <w:gridCol w:w="1480"/>
+        <w:gridCol w:w="1480"/>
+        <w:gridCol w:w="1480"/>
+        <w:gridCol w:w="1480"/>
+      </w:tblGrid>
+      <w:tr>
+        <w:trPr>
+          <w:tblHeader/>
+        </w:trPr>
+        <w:tc>
+          <w:tcPr>
+            <w:tcW w:type="dxa" w:w="1626"/>
+            <w:shd w:fill="1F3050" w:val="clear"/>
+            <w:tcMar>
+              <w:top w:type="dxa" w:w="80"/>
+              <w:left w:type="dxa" w:w="120"/>
+              <w:bottom w:type="dxa" w:w="80"/>
+              <w:right w:type="dxa" w:w="120"/>
+            </w:tcMar>
+            <w:vAlign w:val="center"/>
+          </w:tcPr>
+          <w:p>
+            <w:pPr>
+              <w:spacing w:after="40" w:line="260"/>
+              <w:jc w:val="center"/>
+            </w:pPr>
+            <w:r>
+              <w:rPr>
+                <w:rFonts w:ascii="맑은 고딕" w:cs="맑은 고딕" w:eastAsia="맑은 고딕" w:hAnsi="맑은 고딕"/>
+                <w:b/>
+                <w:bCs/>
+                <w:color w:val="FFFFFF"/>
+                <w:sz w:val="19"/>
+                <w:szCs w:val="19"/>
+              </w:rPr>
+              <w:t xml:space="preserve">구분</w:t>
+            </w:r>
+          </w:p>
+        </w:tc>
+        <w:tc>
+          <w:tcPr>
+            <w:tcW w:type="dxa" w:w="1480"/>
+            <w:shd w:fill="1F3050" w:val="clear"/>
+            <w:tcMar>
+              <w:top w:type="dxa" w:w="80"/>
+              <w:left w:type="dxa" w:w="120"/>
+              <w:bottom w:type="dxa" w:w="80"/>
+              <w:right w:type="dxa" w:w="120"/>
+            </w:tcMar>
+            <w:vAlign w:val="center"/>
+          </w:tcPr>
+          <w:p>
+            <w:pPr>
+              <w:spacing w:after="40" w:line="260"/>
+              <w:jc w:val="center"/>
+            </w:pPr>
+            <w:r>
+              <w:rPr>
+                <w:rFonts w:ascii="맑은 고딕" w:cs="맑은 고딕" w:eastAsia="맑은 고딕" w:hAnsi="맑은 고딕"/>
+                <w:b/>
+                <w:bCs/>
+                <w:color w:val="FFFFFF"/>
+                <w:sz w:val="19"/>
+                <w:szCs w:val="19"/>
+              </w:rPr>
+              <w:t xml:space="preserve">Gla-100</w:t>
+            </w:r>
+          </w:p>
+        </w:tc>
+        <w:tc>
+          <w:tcPr>
+            <w:tcW w:type="dxa" w:w="1480"/>
+            <w:shd w:fill="1F3050" w:val="clear"/>
+            <w:tcMar>
+              <w:top w:type="dxa" w:w="80"/>
+              <w:left w:type="dxa" w:w="120"/>
+              <w:bottom w:type="dxa" w:w="80"/>
+              <w:right w:type="dxa" w:w="120"/>
+            </w:tcMar>
+            <w:vAlign w:val="center"/>
+          </w:tcPr>
+          <w:p>
+            <w:pPr>
+              <w:spacing w:after="40" w:line="260"/>
+              <w:jc w:val="center"/>
+            </w:pPr>
+            <w:r>
+              <w:rPr>
+                <w:rFonts w:ascii="맑은 고딕" w:cs="맑은 고딕" w:eastAsia="맑은 고딕" w:hAnsi="맑은 고딕"/>
+                <w:b/>
+                <w:bCs/>
+                <w:color w:val="FFFFFF"/>
+                <w:sz w:val="19"/>
+                <w:szCs w:val="19"/>
+              </w:rPr>
+              <w:t xml:space="preserve">Gla-300</w:t>
+            </w:r>
+          </w:p>
+        </w:tc>
+        <w:tc>
+          <w:tcPr>
+            <w:tcW w:type="dxa" w:w="1480"/>
+            <w:shd w:fill="1F3050" w:val="clear"/>
+            <w:tcMar>
+              <w:top w:type="dxa" w:w="80"/>
+              <w:left w:type="dxa" w:w="120"/>
+              <w:bottom w:type="dxa" w:w="80"/>
+              <w:right w:type="dxa" w:w="120"/>
+            </w:tcMar>
+            <w:vAlign w:val="center"/>
+          </w:tcPr>
+          <w:p>
+            <w:pPr>
+              <w:spacing w:after="40" w:line="260"/>
+              <w:jc w:val="center"/>
+            </w:pPr>
+            <w:r>
+              <w:rPr>
+                <w:rFonts w:ascii="맑은 고딕" w:cs="맑은 고딕" w:eastAsia="맑은 고딕" w:hAnsi="맑은 고딕"/>
+                <w:b/>
+                <w:bCs/>
+                <w:color w:val="FFFFFF"/>
+                <w:sz w:val="19"/>
+                <w:szCs w:val="19"/>
+              </w:rPr>
+              <w:t xml:space="preserve">Degludec</w:t>
+            </w:r>
+          </w:p>
+        </w:tc>
+        <w:tc>
+          <w:tcPr>
+            <w:tcW w:type="dxa" w:w="1480"/>
+            <w:shd w:fill="1F3050" w:val="clear"/>
+            <w:tcMar>
+              <w:top w:type="dxa" w:w="80"/>
+              <w:left w:type="dxa" w:w="120"/>
+              <w:bottom w:type="dxa" w:w="80"/>
+              <w:right w:type="dxa" w:w="120"/>
+            </w:tcMar>
+            <w:vAlign w:val="center"/>
+          </w:tcPr>
+          <w:p>
+            <w:pPr>
+              <w:spacing w:after="40" w:line="260"/>
+              <w:jc w:val="center"/>
+            </w:pPr>
+            <w:r>
+              <w:rPr>
+                <w:rFonts w:ascii="맑은 고딕" w:cs="맑은 고딕" w:eastAsia="맑은 고딕" w:hAnsi="맑은 고딕"/>
+                <w:b/>
+                <w:bCs/>
+                <w:color w:val="FFFFFF"/>
+                <w:sz w:val="19"/>
+                <w:szCs w:val="19"/>
+              </w:rPr>
+              <w:t xml:space="preserve">Icodec</w:t>
+            </w:r>
+          </w:p>
+        </w:tc>
+        <w:tc>
+          <w:tcPr>
+            <w:tcW w:type="dxa" w:w="1480"/>
+            <w:shd w:fill="1F3050" w:val="clear"/>
+            <w:tcMar>
+              <w:top w:type="dxa" w:w="80"/>
+              <w:left w:type="dxa" w:w="120"/>
+              <w:bottom w:type="dxa" w:w="80"/>
+              <w:right w:type="dxa" w:w="120"/>
+            </w:tcMar>
+            <w:vAlign w:val="center"/>
+          </w:tcPr>
+          <w:p>
+            <w:pPr>
+              <w:spacing w:after="40" w:line="260"/>
+              <w:jc w:val="center"/>
+            </w:pPr>
+            <w:r>
+              <w:rPr>
+                <w:rFonts w:ascii="맑은 고딕" w:cs="맑은 고딕" w:eastAsia="맑은 고딕" w:hAnsi="맑은 고딕"/>
+                <w:b/>
+                <w:bCs/>
+                <w:color w:val="FFFFFF"/>
+                <w:sz w:val="19"/>
+                <w:szCs w:val="19"/>
+              </w:rPr>
+              <w:t xml:space="preserve">Efsitora</w:t>
+            </w:r>
+          </w:p>
+        </w:tc>
+      </w:tr>
+      <w:tr>
+        <w:tc>
+          <w:tcPr>
+            <w:tcW w:type="dxa" w:w="1626"/>
+            <w:tcMar>
+              <w:top w:type="dxa" w:w="80"/>
+              <w:left w:type="dxa" w:w="120"/>
+              <w:bottom w:type="dxa" w:w="80"/>
+              <w:right w:type="dxa" w:w="120"/>
+            </w:tcMar>
+            <w:vAlign w:val="center"/>
+          </w:tcPr>
+          <w:p>
+            <w:pPr>
+              <w:spacing w:after="40" w:line="260"/>
+              <w:jc w:val="center"/>
+            </w:pPr>
+            <w:r>
+              <w:rPr>
+                <w:rFonts w:ascii="맑은 고딕" w:cs="맑은 고딕" w:eastAsia="맑은 고딕" w:hAnsi="맑은 고딕"/>
+                <w:b/>
+                <w:bCs/>
+                <w:sz w:val="19"/>
+                <w:szCs w:val="19"/>
+              </w:rPr>
+              <w:t xml:space="preserve">상품명</w:t>
+            </w:r>
+          </w:p>
+        </w:tc>
+        <w:tc>
+          <w:tcPr>
+            <w:tcW w:type="dxa" w:w="1480"/>
+            <w:tcMar>
+              <w:top w:type="dxa" w:w="80"/>
+              <w:left w:type="dxa" w:w="120"/>
+              <w:bottom w:type="dxa" w:w="80"/>
+              <w:right w:type="dxa" w:w="120"/>
+            </w:tcMar>
+            <w:vAlign w:val="center"/>
+          </w:tcPr>
+          <w:p>
+            <w:pPr>
+              <w:spacing w:after="40" w:line="260"/>
+              <w:jc w:val="center"/>
+            </w:pPr>
+            <w:r>
+              <w:rPr>
+                <w:rFonts w:ascii="맑은 고딕" w:cs="맑은 고딕" w:eastAsia="맑은 고딕" w:hAnsi="맑은 고딕"/>
+                <w:b w:val="false"/>
+                <w:bCs w:val="false"/>
+                <w:sz w:val="19"/>
+                <w:szCs w:val="19"/>
+              </w:rPr>
+              <w:t xml:space="preserve">Lantus</w:t>
+            </w:r>
+          </w:p>
+        </w:tc>
+        <w:tc>
+          <w:tcPr>
+            <w:tcW w:type="dxa" w:w="1480"/>
+            <w:tcMar>
+              <w:top w:type="dxa" w:w="80"/>
+              <w:left w:type="dxa" w:w="120"/>
+              <w:bottom w:type="dxa" w:w="80"/>
+              <w:right w:type="dxa" w:w="120"/>
+            </w:tcMar>
+            <w:vAlign w:val="center"/>
+          </w:tcPr>
+          <w:p>
+            <w:pPr>
+              <w:spacing w:after="40" w:line="260"/>
+              <w:jc w:val="center"/>
+            </w:pPr>
+            <w:r>
+              <w:rPr>
+                <w:rFonts w:ascii="맑은 고딕" w:cs="맑은 고딕" w:eastAsia="맑은 고딕" w:hAnsi="맑은 고딕"/>
+                <w:b w:val="false"/>
+                <w:bCs w:val="false"/>
+                <w:sz w:val="19"/>
+                <w:szCs w:val="19"/>
+              </w:rPr>
+              <w:t xml:space="preserve">Toujeo</w:t>
+            </w:r>
+          </w:p>
+        </w:tc>
+        <w:tc>
+          <w:tcPr>
+            <w:tcW w:type="dxa" w:w="1480"/>
+            <w:tcMar>
+              <w:top w:type="dxa" w:w="80"/>
+              <w:left w:type="dxa" w:w="120"/>
+              <w:bottom w:type="dxa" w:w="80"/>
+              <w:right w:type="dxa" w:w="120"/>
+            </w:tcMar>
+            <w:vAlign w:val="center"/>
+          </w:tcPr>
+          <w:p>
+            <w:pPr>
+              <w:spacing w:after="40" w:line="260"/>
+              <w:jc w:val="center"/>
+            </w:pPr>
+            <w:r>
+              <w:rPr>
+                <w:rFonts w:ascii="맑은 고딕" w:cs="맑은 고딕" w:eastAsia="맑은 고딕" w:hAnsi="맑은 고딕"/>
+                <w:b w:val="false"/>
+                <w:bCs w:val="false"/>
+                <w:sz w:val="19"/>
+                <w:szCs w:val="19"/>
+              </w:rPr>
+              <w:t xml:space="preserve">Tresiba</w:t>
+            </w:r>
+          </w:p>
+        </w:tc>
+        <w:tc>
+          <w:tcPr>
+            <w:tcW w:type="dxa" w:w="1480"/>
+            <w:tcMar>
+              <w:top w:type="dxa" w:w="80"/>
+              <w:left w:type="dxa" w:w="120"/>
+              <w:bottom w:type="dxa" w:w="80"/>
+              <w:right w:type="dxa" w:w="120"/>
+            </w:tcMar>
+            <w:vAlign w:val="center"/>
+          </w:tcPr>
+          <w:p>
+            <w:pPr>
+              <w:spacing w:after="40" w:line="260"/>
+              <w:jc w:val="center"/>
+            </w:pPr>
+            <w:r>
+              <w:rPr>
+                <w:rFonts w:ascii="맑은 고딕" w:cs="맑은 고딕" w:eastAsia="맑은 고딕" w:hAnsi="맑은 고딕"/>
+                <w:b w:val="false"/>
+                <w:bCs w:val="false"/>
+                <w:sz w:val="19"/>
+                <w:szCs w:val="19"/>
+              </w:rPr>
+              <w:t xml:space="preserve">Awiqli</w:t>
+            </w:r>
+          </w:p>
+        </w:tc>
+        <w:tc>
+          <w:tcPr>
+            <w:tcW w:type="dxa" w:w="1480"/>
+            <w:tcMar>
+              <w:top w:type="dxa" w:w="80"/>
+              <w:left w:type="dxa" w:w="120"/>
+              <w:bottom w:type="dxa" w:w="80"/>
+              <w:right w:type="dxa" w:w="120"/>
+            </w:tcMar>
+            <w:vAlign w:val="center"/>
+          </w:tcPr>
+          <w:p>
+            <w:pPr>
+              <w:spacing w:after="40" w:line="260"/>
+              <w:jc w:val="center"/>
+            </w:pPr>
+            <w:r>
+              <w:rPr>
+                <w:rFonts w:ascii="맑은 고딕" w:cs="맑은 고딕" w:eastAsia="맑은 고딕" w:hAnsi="맑은 고딕"/>
+                <w:b w:val="false"/>
+                <w:bCs w:val="false"/>
+                <w:sz w:val="19"/>
+                <w:szCs w:val="19"/>
+              </w:rPr>
+              <w:t xml:space="preserve">(심사 중)</w:t>
+            </w:r>
+          </w:p>
+        </w:tc>
+      </w:tr>
+      <w:tr>
+        <w:tc>
+          <w:tcPr>
+            <w:tcW w:type="dxa" w:w="1626"/>
+            <w:shd w:fill="F5F7FA" w:val="clear"/>
+            <w:tcMar>
+              <w:top w:type="dxa" w:w="80"/>
+              <w:left w:type="dxa" w:w="120"/>
+              <w:bottom w:type="dxa" w:w="80"/>
+              <w:right w:type="dxa" w:w="120"/>
+            </w:tcMar>
+            <w:vAlign w:val="center"/>
+          </w:tcPr>
+          <w:p>
+            <w:pPr>
+              <w:spacing w:after="40" w:line="260"/>
+              <w:jc w:val="center"/>
+            </w:pPr>
+            <w:r>
+              <w:rPr>
+                <w:rFonts w:ascii="맑은 고딕" w:cs="맑은 고딕" w:eastAsia="맑은 고딕" w:hAnsi="맑은 고딕"/>
+                <w:b/>
+                <w:bCs/>
+                <w:sz w:val="19"/>
+                <w:szCs w:val="19"/>
+              </w:rPr>
+              <w:t xml:space="preserve">투여</w:t>
+            </w:r>
+          </w:p>
+        </w:tc>
+        <w:tc>
+          <w:tcPr>
+            <w:tcW w:type="dxa" w:w="1480"/>
+            <w:shd w:fill="F5F7FA" w:val="clear"/>
+            <w:tcMar>
+              <w:top w:type="dxa" w:w="80"/>
+              <w:left w:type="dxa" w:w="120"/>
+              <w:bottom w:type="dxa" w:w="80"/>
+              <w:right w:type="dxa" w:w="120"/>
+            </w:tcMar>
+            <w:vAlign w:val="center"/>
+          </w:tcPr>
+          <w:p>
+            <w:pPr>
+              <w:spacing w:after="40" w:line="260"/>
+              <w:jc w:val="center"/>
+            </w:pPr>
+            <w:r>
+              <w:rPr>
+                <w:rFonts w:ascii="맑은 고딕" w:cs="맑은 고딕" w:eastAsia="맑은 고딕" w:hAnsi="맑은 고딕"/>
+                <w:b w:val="false"/>
+                <w:bCs w:val="false"/>
+                <w:sz w:val="19"/>
+                <w:szCs w:val="19"/>
+              </w:rPr>
+              <w:t xml:space="preserve">1일 1회</w:t>
+            </w:r>
+          </w:p>
+        </w:tc>
+        <w:tc>
+          <w:tcPr>
+            <w:tcW w:type="dxa" w:w="1480"/>
+            <w:shd w:fill="F5F7FA" w:val="clear"/>
+            <w:tcMar>
+              <w:top w:type="dxa" w:w="80"/>
+              <w:left w:type="dxa" w:w="120"/>
+              <w:bottom w:type="dxa" w:w="80"/>
+              <w:right w:type="dxa" w:w="120"/>
+            </w:tcMar>
+            <w:vAlign w:val="center"/>
+          </w:tcPr>
+          <w:p>
+            <w:pPr>
+              <w:spacing w:after="40" w:line="260"/>
+              <w:jc w:val="center"/>
+            </w:pPr>
+            <w:r>
+              <w:rPr>
+                <w:rFonts w:ascii="맑은 고딕" w:cs="맑은 고딕" w:eastAsia="맑은 고딕" w:hAnsi="맑은 고딕"/>
+                <w:b w:val="false"/>
+                <w:bCs w:val="false"/>
+                <w:sz w:val="19"/>
+                <w:szCs w:val="19"/>
+              </w:rPr>
+              <w:t xml:space="preserve">1일 1회</w:t>
+            </w:r>
+          </w:p>
+        </w:tc>
+        <w:tc>
+          <w:tcPr>
+            <w:tcW w:type="dxa" w:w="1480"/>
+            <w:shd w:fill="F5F7FA" w:val="clear"/>
+            <w:tcMar>
+              <w:top w:type="dxa" w:w="80"/>
+              <w:left w:type="dxa" w:w="120"/>
+              <w:bottom w:type="dxa" w:w="80"/>
+              <w:right w:type="dxa" w:w="120"/>
+            </w:tcMar>
+            <w:vAlign w:val="center"/>
+          </w:tcPr>
+          <w:p>
+            <w:pPr>
+              <w:spacing w:after="40" w:line="260"/>
+              <w:jc w:val="center"/>
+            </w:pPr>
+            <w:r>
+              <w:rPr>
+                <w:rFonts w:ascii="맑은 고딕" w:cs="맑은 고딕" w:eastAsia="맑은 고딕" w:hAnsi="맑은 고딕"/>
+                <w:b w:val="false"/>
+                <w:bCs w:val="false"/>
+                <w:sz w:val="19"/>
+                <w:szCs w:val="19"/>
+              </w:rPr>
+              <w:t xml:space="preserve">1일 1회</w:t>
+            </w:r>
+          </w:p>
+        </w:tc>
+        <w:tc>
+          <w:tcPr>
+            <w:tcW w:type="dxa" w:w="1480"/>
+            <w:shd w:fill="F5F7FA" w:val="clear"/>
+            <w:tcMar>
+              <w:top w:type="dxa" w:w="80"/>
+              <w:left w:type="dxa" w:w="120"/>
+              <w:bottom w:type="dxa" w:w="80"/>
+              <w:right w:type="dxa" w:w="120"/>
+            </w:tcMar>
+            <w:vAlign w:val="center"/>
+          </w:tcPr>
+          <w:p>
+            <w:pPr>
+              <w:spacing w:after="40" w:line="260"/>
+              <w:jc w:val="center"/>
+            </w:pPr>
+            <w:r>
+              <w:rPr>
+                <w:rFonts w:ascii="맑은 고딕" w:cs="맑은 고딕" w:eastAsia="맑은 고딕" w:hAnsi="맑은 고딕"/>
+                <w:b w:val="false"/>
+                <w:bCs w:val="false"/>
+                <w:sz w:val="19"/>
+                <w:szCs w:val="19"/>
+              </w:rPr>
+              <w:t xml:space="preserve">주 1회</w:t>
+            </w:r>
+          </w:p>
+        </w:tc>
+        <w:tc>
+          <w:tcPr>
+            <w:tcW w:type="dxa" w:w="1480"/>
+            <w:shd w:fill="F5F7FA" w:val="clear"/>
+            <w:tcMar>
+              <w:top w:type="dxa" w:w="80"/>
+              <w:left w:type="dxa" w:w="120"/>
+              <w:bottom w:type="dxa" w:w="80"/>
+              <w:right w:type="dxa" w:w="120"/>
+            </w:tcMar>
+            <w:vAlign w:val="center"/>
+          </w:tcPr>
+          <w:p>
+            <w:pPr>
+              <w:spacing w:after="40" w:line="260"/>
+              <w:jc w:val="center"/>
+            </w:pPr>
+            <w:r>
+              <w:rPr>
+                <w:rFonts w:ascii="맑은 고딕" w:cs="맑은 고딕" w:eastAsia="맑은 고딕" w:hAnsi="맑은 고딕"/>
+                <w:b w:val="false"/>
+                <w:bCs w:val="false"/>
+                <w:sz w:val="19"/>
+                <w:szCs w:val="19"/>
+              </w:rPr>
+              <w:t xml:space="preserve">주 1회</w:t>
+            </w:r>
+          </w:p>
+        </w:tc>
+      </w:tr>
+      <w:tr>
+        <w:tc>
+          <w:tcPr>
+            <w:tcW w:type="dxa" w:w="1626"/>
+            <w:tcMar>
+              <w:top w:type="dxa" w:w="80"/>
+              <w:left w:type="dxa" w:w="120"/>
+              <w:bottom w:type="dxa" w:w="80"/>
+              <w:right w:type="dxa" w:w="120"/>
+            </w:tcMar>
+            <w:vAlign w:val="center"/>
+          </w:tcPr>
+          <w:p>
+            <w:pPr>
+              <w:spacing w:after="40" w:line="260"/>
+              <w:jc w:val="center"/>
+            </w:pPr>
+            <w:r>
+              <w:rPr>
+                <w:rFonts w:ascii="맑은 고딕" w:cs="맑은 고딕" w:eastAsia="맑은 고딕" w:hAnsi="맑은 고딕"/>
+                <w:b/>
+                <w:bCs/>
+                <w:sz w:val="19"/>
+                <w:szCs w:val="19"/>
+              </w:rPr>
+              <w:t xml:space="preserve">지속화 원리</w:t>
+            </w:r>
+          </w:p>
+        </w:tc>
+        <w:tc>
+          <w:tcPr>
+            <w:tcW w:type="dxa" w:w="1480"/>
+            <w:tcMar>
+              <w:top w:type="dxa" w:w="80"/>
+              <w:left w:type="dxa" w:w="120"/>
+              <w:bottom w:type="dxa" w:w="80"/>
+              <w:right w:type="dxa" w:w="120"/>
+            </w:tcMar>
+            <w:vAlign w:val="center"/>
+          </w:tcPr>
+          <w:p>
+            <w:pPr>
+              <w:spacing w:after="40" w:line="260"/>
+              <w:jc w:val="center"/>
+            </w:pPr>
+            <w:r>
+              <w:rPr>
+                <w:rFonts w:ascii="맑은 고딕" w:cs="맑은 고딕" w:eastAsia="맑은 고딕" w:hAnsi="맑은 고딕"/>
+                <w:b w:val="false"/>
+                <w:bCs w:val="false"/>
+                <w:sz w:val="19"/>
+                <w:szCs w:val="19"/>
+              </w:rPr>
+              <w:t xml:space="preserve">피하 미세침전</w:t>
+            </w:r>
+          </w:p>
+        </w:tc>
+        <w:tc>
+          <w:tcPr>
+            <w:tcW w:type="dxa" w:w="1480"/>
+            <w:tcMar>
+              <w:top w:type="dxa" w:w="80"/>
+              <w:left w:type="dxa" w:w="120"/>
+              <w:bottom w:type="dxa" w:w="80"/>
+              <w:right w:type="dxa" w:w="120"/>
+            </w:tcMar>
+            <w:vAlign w:val="center"/>
+          </w:tcPr>
+          <w:p>
+            <w:pPr>
+              <w:spacing w:after="40" w:line="260"/>
+              <w:jc w:val="center"/>
+            </w:pPr>
+            <w:r>
+              <w:rPr>
+                <w:rFonts w:ascii="맑은 고딕" w:cs="맑은 고딕" w:eastAsia="맑은 고딕" w:hAnsi="맑은 고딕"/>
+                <w:b w:val="false"/>
+                <w:bCs w:val="false"/>
+                <w:sz w:val="19"/>
+                <w:szCs w:val="19"/>
+              </w:rPr>
+              <w:t xml:space="preserve">동일 분자 · 농도 3배 → depot 표면적 ↓</w:t>
+            </w:r>
+          </w:p>
+        </w:tc>
+        <w:tc>
+          <w:tcPr>
+            <w:tcW w:type="dxa" w:w="1480"/>
+            <w:tcMar>
+              <w:top w:type="dxa" w:w="80"/>
+              <w:left w:type="dxa" w:w="120"/>
+              <w:bottom w:type="dxa" w:w="80"/>
+              <w:right w:type="dxa" w:w="120"/>
+            </w:tcMar>
+            <w:vAlign w:val="center"/>
+          </w:tcPr>
+          <w:p>
+            <w:pPr>
+              <w:spacing w:after="40" w:line="260"/>
+              <w:jc w:val="center"/>
+            </w:pPr>
+            <w:r>
+              <w:rPr>
+                <w:rFonts w:ascii="맑은 고딕" w:cs="맑은 고딕" w:eastAsia="맑은 고딕" w:hAnsi="맑은 고딕"/>
+                <w:b w:val="false"/>
+                <w:bCs w:val="false"/>
+                <w:sz w:val="19"/>
+                <w:szCs w:val="19"/>
+              </w:rPr>
+              <w:t xml:space="preserve">지방산 → 알부민 결합</w:t>
+            </w:r>
+          </w:p>
+        </w:tc>
+        <w:tc>
+          <w:tcPr>
+            <w:tcW w:type="dxa" w:w="1480"/>
+            <w:tcMar>
+              <w:top w:type="dxa" w:w="80"/>
+              <w:left w:type="dxa" w:w="120"/>
+              <w:bottom w:type="dxa" w:w="80"/>
+              <w:right w:type="dxa" w:w="120"/>
+            </w:tcMar>
+            <w:vAlign w:val="center"/>
+          </w:tcPr>
+          <w:p>
+            <w:pPr>
+              <w:spacing w:after="40" w:line="260"/>
+              <w:jc w:val="center"/>
+            </w:pPr>
+            <w:r>
+              <w:rPr>
+                <w:rFonts w:ascii="맑은 고딕" w:cs="맑은 고딕" w:eastAsia="맑은 고딕" w:hAnsi="맑은 고딕"/>
+                <w:b w:val="false"/>
+                <w:bCs w:val="false"/>
+                <w:sz w:val="19"/>
+                <w:szCs w:val="19"/>
+              </w:rPr>
+              <w:t xml:space="preserve">지방이산 알부민 결합 + 청소율 억제</w:t>
+            </w:r>
+          </w:p>
+        </w:tc>
+        <w:tc>
+          <w:tcPr>
+            <w:tcW w:type="dxa" w:w="1480"/>
+            <w:tcMar>
+              <w:top w:type="dxa" w:w="80"/>
+              <w:left w:type="dxa" w:w="120"/>
+              <w:bottom w:type="dxa" w:w="80"/>
+              <w:right w:type="dxa" w:w="120"/>
+            </w:tcMar>
+            <w:vAlign w:val="center"/>
+          </w:tcPr>
+          <w:p>
+            <w:pPr>
+              <w:spacing w:after="40" w:line="260"/>
+              <w:jc w:val="center"/>
+            </w:pPr>
+            <w:r>
+              <w:rPr>
+                <w:rFonts w:ascii="맑은 고딕" w:cs="맑은 고딕" w:eastAsia="맑은 고딕" w:hAnsi="맑은 고딕"/>
+                <w:b w:val="false"/>
+                <w:bCs w:val="false"/>
+                <w:sz w:val="19"/>
+                <w:szCs w:val="19"/>
+              </w:rPr>
+              <w:t xml:space="preserve">IgG2 Fc 융합 → FcRn 재순환</w:t>
+            </w:r>
+          </w:p>
+        </w:tc>
+      </w:tr>
+      <w:tr>
+        <w:tc>
+          <w:tcPr>
+            <w:tcW w:type="dxa" w:w="1626"/>
+            <w:shd w:fill="F5F7FA" w:val="clear"/>
+            <w:tcMar>
+              <w:top w:type="dxa" w:w="80"/>
+              <w:left w:type="dxa" w:w="120"/>
+              <w:bottom w:type="dxa" w:w="80"/>
+              <w:right w:type="dxa" w:w="120"/>
+            </w:tcMar>
+            <w:vAlign w:val="center"/>
+          </w:tcPr>
+          <w:p>
+            <w:pPr>
+              <w:spacing w:after="40" w:line="260"/>
+              <w:jc w:val="center"/>
+            </w:pPr>
+            <w:r>
+              <w:rPr>
+                <w:rFonts w:ascii="맑은 고딕" w:cs="맑은 고딕" w:eastAsia="맑은 고딕" w:hAnsi="맑은 고딕"/>
+                <w:b/>
+                <w:bCs/>
+                <w:sz w:val="19"/>
+                <w:szCs w:val="19"/>
+              </w:rPr>
+              <w:t xml:space="preserve">분자량</w:t>
+            </w:r>
+          </w:p>
+        </w:tc>
+        <w:tc>
+          <w:tcPr>
+            <w:tcW w:type="dxa" w:w="1480"/>
+            <w:shd w:fill="F5F7FA" w:val="clear"/>
+            <w:tcMar>
+              <w:top w:type="dxa" w:w="80"/>
+              <w:left w:type="dxa" w:w="120"/>
+              <w:bottom w:type="dxa" w:w="80"/>
+              <w:right w:type="dxa" w:w="120"/>
+            </w:tcMar>
+            <w:vAlign w:val="center"/>
+          </w:tcPr>
+          <w:p>
+            <w:pPr>
+              <w:spacing w:after="40" w:line="260"/>
+              <w:jc w:val="center"/>
+            </w:pPr>
+            <w:r>
+              <w:rPr>
+                <w:rFonts w:ascii="맑은 고딕" w:cs="맑은 고딕" w:eastAsia="맑은 고딕" w:hAnsi="맑은 고딕"/>
+                <w:b w:val="false"/>
+                <w:bCs w:val="false"/>
+                <w:sz w:val="19"/>
+                <w:szCs w:val="19"/>
+              </w:rPr>
+              <w:t xml:space="preserve">약 6 kDa</w:t>
+            </w:r>
+          </w:p>
+        </w:tc>
+        <w:tc>
+          <w:tcPr>
+            <w:tcW w:type="dxa" w:w="1480"/>
+            <w:shd w:fill="F5F7FA" w:val="clear"/>
+            <w:tcMar>
+              <w:top w:type="dxa" w:w="80"/>
+              <w:left w:type="dxa" w:w="120"/>
+              <w:bottom w:type="dxa" w:w="80"/>
+              <w:right w:type="dxa" w:w="120"/>
+            </w:tcMar>
+            <w:vAlign w:val="center"/>
+          </w:tcPr>
+          <w:p>
+            <w:pPr>
+              <w:spacing w:after="40" w:line="260"/>
+              <w:jc w:val="center"/>
+            </w:pPr>
+            <w:r>
+              <w:rPr>
+                <w:rFonts w:ascii="맑은 고딕" w:cs="맑은 고딕" w:eastAsia="맑은 고딕" w:hAnsi="맑은 고딕"/>
+                <w:b w:val="false"/>
+                <w:bCs w:val="false"/>
+                <w:sz w:val="19"/>
+                <w:szCs w:val="19"/>
+              </w:rPr>
+              <w:t xml:space="preserve">약 6 kDa</w:t>
+            </w:r>
+          </w:p>
+        </w:tc>
+        <w:tc>
+          <w:tcPr>
+            <w:tcW w:type="dxa" w:w="1480"/>
+            <w:shd w:fill="F5F7FA" w:val="clear"/>
+            <w:tcMar>
+              <w:top w:type="dxa" w:w="80"/>
+              <w:left w:type="dxa" w:w="120"/>
+              <w:bottom w:type="dxa" w:w="80"/>
+              <w:right w:type="dxa" w:w="120"/>
+            </w:tcMar>
+            <w:vAlign w:val="center"/>
+          </w:tcPr>
+          <w:p>
+            <w:pPr>
+              <w:spacing w:after="40" w:line="260"/>
+              <w:jc w:val="center"/>
+            </w:pPr>
+            <w:r>
+              <w:rPr>
+                <w:rFonts w:ascii="맑은 고딕" w:cs="맑은 고딕" w:eastAsia="맑은 고딕" w:hAnsi="맑은 고딕"/>
+                <w:b w:val="false"/>
+                <w:bCs w:val="false"/>
+                <w:sz w:val="19"/>
+                <w:szCs w:val="19"/>
+              </w:rPr>
+              <w:t xml:space="preserve">약 6 kDa</w:t>
+            </w:r>
+          </w:p>
+        </w:tc>
+        <w:tc>
+          <w:tcPr>
+            <w:tcW w:type="dxa" w:w="1480"/>
+            <w:shd w:fill="F5F7FA" w:val="clear"/>
+            <w:tcMar>
+              <w:top w:type="dxa" w:w="80"/>
+              <w:left w:type="dxa" w:w="120"/>
+              <w:bottom w:type="dxa" w:w="80"/>
+              <w:right w:type="dxa" w:w="120"/>
+            </w:tcMar>
+            <w:vAlign w:val="center"/>
+          </w:tcPr>
+          <w:p>
+            <w:pPr>
+              <w:spacing w:after="40" w:line="260"/>
+              <w:jc w:val="center"/>
+            </w:pPr>
+            <w:r>
+              <w:rPr>
+                <w:rFonts w:ascii="맑은 고딕" w:cs="맑은 고딕" w:eastAsia="맑은 고딕" w:hAnsi="맑은 고딕"/>
+                <w:b w:val="false"/>
+                <w:bCs w:val="false"/>
+                <w:sz w:val="19"/>
+                <w:szCs w:val="19"/>
+              </w:rPr>
+              <w:t xml:space="preserve">약 6 kDa</w:t>
+            </w:r>
+          </w:p>
+        </w:tc>
+        <w:tc>
+          <w:tcPr>
+            <w:tcW w:type="dxa" w:w="1480"/>
+            <w:shd w:fill="F5F7FA" w:val="clear"/>
+            <w:tcMar>
+              <w:top w:type="dxa" w:w="80"/>
+              <w:left w:type="dxa" w:w="120"/>
+              <w:bottom w:type="dxa" w:w="80"/>
+              <w:right w:type="dxa" w:w="120"/>
+            </w:tcMar>
+            <w:vAlign w:val="center"/>
+          </w:tcPr>
+          <w:p>
+            <w:pPr>
+              <w:spacing w:after="40" w:line="260"/>
+              <w:jc w:val="center"/>
+            </w:pPr>
+            <w:r>
+              <w:rPr>
+                <w:rFonts w:ascii="맑은 고딕" w:cs="맑은 고딕" w:eastAsia="맑은 고딕" w:hAnsi="맑은 고딕"/>
+                <w:b w:val="false"/>
+                <w:bCs w:val="false"/>
+                <w:sz w:val="19"/>
+                <w:szCs w:val="19"/>
+              </w:rPr>
+              <w:t xml:space="preserve">64.1 kDa</w:t>
+            </w:r>
+          </w:p>
+        </w:tc>
+      </w:tr>
+      <w:tr>
+        <w:tc>
+          <w:tcPr>
+            <w:tcW w:type="dxa" w:w="1626"/>
+            <w:tcMar>
+              <w:top w:type="dxa" w:w="80"/>
+              <w:left w:type="dxa" w:w="120"/>
+              <w:bottom w:type="dxa" w:w="80"/>
+              <w:right w:type="dxa" w:w="120"/>
+            </w:tcMar>
+            <w:vAlign w:val="center"/>
+          </w:tcPr>
+          <w:p>
+            <w:pPr>
+              <w:spacing w:after="40" w:line="260"/>
+              <w:jc w:val="center"/>
+            </w:pPr>
+            <w:r>
+              <w:rPr>
+                <w:rFonts w:ascii="맑은 고딕" w:cs="맑은 고딕" w:eastAsia="맑은 고딕" w:hAnsi="맑은 고딕"/>
+                <w:b/>
+                <w:bCs/>
+                <w:sz w:val="19"/>
+                <w:szCs w:val="19"/>
+              </w:rPr>
+              <w:t xml:space="preserve">T1DM 적응증</w:t>
+            </w:r>
+          </w:p>
+        </w:tc>
+        <w:tc>
+          <w:tcPr>
+            <w:tcW w:type="dxa" w:w="1480"/>
+            <w:tcMar>
+              <w:top w:type="dxa" w:w="80"/>
+              <w:left w:type="dxa" w:w="120"/>
+              <w:bottom w:type="dxa" w:w="80"/>
+              <w:right w:type="dxa" w:w="120"/>
+            </w:tcMar>
+            <w:vAlign w:val="center"/>
+          </w:tcPr>
+          <w:p>
+            <w:pPr>
+              <w:spacing w:after="40" w:line="260"/>
+              <w:jc w:val="center"/>
+            </w:pPr>
+            <w:r>
+              <w:rPr>
+                <w:rFonts w:ascii="맑은 고딕" w:cs="맑은 고딕" w:eastAsia="맑은 고딕" w:hAnsi="맑은 고딕"/>
+                <w:b w:val="false"/>
+                <w:bCs w:val="false"/>
+                <w:sz w:val="19"/>
+                <w:szCs w:val="19"/>
+              </w:rPr>
+              <w:t xml:space="preserve">○</w:t>
+            </w:r>
+          </w:p>
+        </w:tc>
+        <w:tc>
+          <w:tcPr>
+            <w:tcW w:type="dxa" w:w="1480"/>
+            <w:tcMar>
+              <w:top w:type="dxa" w:w="80"/>
+              <w:left w:type="dxa" w:w="120"/>
+              <w:bottom w:type="dxa" w:w="80"/>
+              <w:right w:type="dxa" w:w="120"/>
+            </w:tcMar>
+            <w:vAlign w:val="center"/>
+          </w:tcPr>
+          <w:p>
+            <w:pPr>
+              <w:spacing w:after="40" w:line="260"/>
+              <w:jc w:val="center"/>
+            </w:pPr>
+            <w:r>
+              <w:rPr>
+                <w:rFonts w:ascii="맑은 고딕" w:cs="맑은 고딕" w:eastAsia="맑은 고딕" w:hAnsi="맑은 고딕"/>
+                <w:b w:val="false"/>
+                <w:bCs w:val="false"/>
+                <w:sz w:val="19"/>
+                <w:szCs w:val="19"/>
+              </w:rPr>
+              <w:t xml:space="preserve">○</w:t>
+            </w:r>
+          </w:p>
+        </w:tc>
+        <w:tc>
+          <w:tcPr>
+            <w:tcW w:type="dxa" w:w="1480"/>
+            <w:tcMar>
+              <w:top w:type="dxa" w:w="80"/>
+              <w:left w:type="dxa" w:w="120"/>
+              <w:bottom w:type="dxa" w:w="80"/>
+              <w:right w:type="dxa" w:w="120"/>
+            </w:tcMar>
+            <w:vAlign w:val="center"/>
+          </w:tcPr>
+          <w:p>
+            <w:pPr>
+              <w:spacing w:after="40" w:line="260"/>
+              <w:jc w:val="center"/>
+            </w:pPr>
+            <w:r>
+              <w:rPr>
+                <w:rFonts w:ascii="맑은 고딕" w:cs="맑은 고딕" w:eastAsia="맑은 고딕" w:hAnsi="맑은 고딕"/>
+                <w:b w:val="false"/>
+                <w:bCs w:val="false"/>
+                <w:sz w:val="19"/>
+                <w:szCs w:val="19"/>
+              </w:rPr>
+              <w:t xml:space="preserve">○</w:t>
+            </w:r>
+          </w:p>
+        </w:tc>
+        <w:tc>
+          <w:tcPr>
+            <w:tcW w:type="dxa" w:w="1480"/>
+            <w:tcMar>
+              <w:top w:type="dxa" w:w="80"/>
+              <w:left w:type="dxa" w:w="120"/>
+              <w:bottom w:type="dxa" w:w="80"/>
+              <w:right w:type="dxa" w:w="120"/>
+            </w:tcMar>
+            <w:vAlign w:val="center"/>
+          </w:tcPr>
+          <w:p>
+            <w:pPr>
+              <w:spacing w:after="40" w:line="260"/>
+              <w:jc w:val="center"/>
+            </w:pPr>
+            <w:r>
+              <w:rPr>
+                <w:rFonts w:ascii="맑은 고딕" w:cs="맑은 고딕" w:eastAsia="맑은 고딕" w:hAnsi="맑은 고딕"/>
+                <w:b w:val="false"/>
+                <w:bCs w:val="false"/>
+                <w:sz w:val="19"/>
+                <w:szCs w:val="19"/>
+              </w:rPr>
+              <w:t xml:space="preserve">× (제외)</w:t>
+            </w:r>
+          </w:p>
+        </w:tc>
+        <w:tc>
+          <w:tcPr>
+            <w:tcW w:type="dxa" w:w="1480"/>
+            <w:tcMar>
+              <w:top w:type="dxa" w:w="80"/>
+              <w:left w:type="dxa" w:w="120"/>
+              <w:bottom w:type="dxa" w:w="80"/>
+              <w:right w:type="dxa" w:w="120"/>
+            </w:tcMar>
+            <w:vAlign w:val="center"/>
+          </w:tcPr>
+          <w:p>
+            <w:pPr>
+              <w:spacing w:after="40" w:line="260"/>
+              <w:jc w:val="center"/>
+            </w:pPr>
+            <w:r>
+              <w:rPr>
+                <w:rFonts w:ascii="맑은 고딕" w:cs="맑은 고딕" w:eastAsia="맑은 고딕" w:hAnsi="맑은 고딕"/>
+                <w:b w:val="false"/>
+                <w:bCs w:val="false"/>
+                <w:sz w:val="19"/>
+                <w:szCs w:val="19"/>
+              </w:rPr>
+              <w:t xml:space="preserve">미정</w:t>
+            </w:r>
+          </w:p>
+        </w:tc>
+      </w:tr>
+      <w:tr>
+        <w:tc>
+          <w:tcPr>
+            <w:tcW w:type="dxa" w:w="1626"/>
+            <w:shd w:fill="F5F7FA" w:val="clear"/>
+            <w:tcMar>
+              <w:top w:type="dxa" w:w="80"/>
+              <w:left w:type="dxa" w:w="120"/>
+              <w:bottom w:type="dxa" w:w="80"/>
+              <w:right w:type="dxa" w:w="120"/>
+            </w:tcMar>
+            <w:vAlign w:val="center"/>
+          </w:tcPr>
+          <w:p>
+            <w:pPr>
+              <w:spacing w:after="40" w:line="260"/>
+              <w:jc w:val="center"/>
+            </w:pPr>
+            <w:r>
+              <w:rPr>
+                <w:rFonts w:ascii="맑은 고딕" w:cs="맑은 고딕" w:eastAsia="맑은 고딕" w:hAnsi="맑은 고딕"/>
+                <w:b/>
+                <w:bCs/>
+                <w:sz w:val="19"/>
+                <w:szCs w:val="19"/>
+              </w:rPr>
+              <w:t xml:space="preserve">글라진 대비</w:t>
+            </w:r>
+          </w:p>
+        </w:tc>
+        <w:tc>
+          <w:tcPr>
+            <w:tcW w:type="dxa" w:w="1480"/>
+            <w:shd w:fill="F5F7FA" w:val="clear"/>
+            <w:tcMar>
+              <w:top w:type="dxa" w:w="80"/>
+              <w:left w:type="dxa" w:w="120"/>
+              <w:bottom w:type="dxa" w:w="80"/>
+              <w:right w:type="dxa" w:w="120"/>
+            </w:tcMar>
+            <w:vAlign w:val="center"/>
+          </w:tcPr>
+          <w:p>
+            <w:pPr>
+              <w:spacing w:after="40" w:line="260"/>
+              <w:jc w:val="center"/>
+            </w:pPr>
+            <w:r>
+              <w:rPr>
+                <w:rFonts w:ascii="맑은 고딕" w:cs="맑은 고딕" w:eastAsia="맑은 고딕" w:hAnsi="맑은 고딕"/>
+                <w:b w:val="false"/>
+                <w:bCs w:val="false"/>
+                <w:sz w:val="19"/>
+                <w:szCs w:val="19"/>
+              </w:rPr>
+              <w:t xml:space="preserve">기준</w:t>
+            </w:r>
+          </w:p>
+        </w:tc>
+        <w:tc>
+          <w:tcPr>
+            <w:tcW w:type="dxa" w:w="1480"/>
+            <w:shd w:fill="F5F7FA" w:val="clear"/>
+            <w:tcMar>
+              <w:top w:type="dxa" w:w="80"/>
+              <w:left w:type="dxa" w:w="120"/>
+              <w:bottom w:type="dxa" w:w="80"/>
+              <w:right w:type="dxa" w:w="120"/>
+            </w:tcMar>
+            <w:vAlign w:val="center"/>
+          </w:tcPr>
+          <w:p>
+            <w:pPr>
+              <w:spacing w:after="40" w:line="260"/>
+              <w:jc w:val="center"/>
+            </w:pPr>
+            <w:r>
+              <w:rPr>
+                <w:rFonts w:ascii="맑은 고딕" w:cs="맑은 고딕" w:eastAsia="맑은 고딕" w:hAnsi="맑은 고딕"/>
+                <w:b w:val="false"/>
+                <w:bCs w:val="false"/>
+                <w:sz w:val="19"/>
+                <w:szCs w:val="19"/>
+              </w:rPr>
+              <w:t xml:space="preserve">야간 저혈당 31% ↓</w:t>
+            </w:r>
+          </w:p>
+        </w:tc>
+        <w:tc>
+          <w:tcPr>
+            <w:tcW w:type="dxa" w:w="1480"/>
+            <w:shd w:fill="F5F7FA" w:val="clear"/>
+            <w:tcMar>
+              <w:top w:type="dxa" w:w="80"/>
+              <w:left w:type="dxa" w:w="120"/>
+              <w:bottom w:type="dxa" w:w="80"/>
+              <w:right w:type="dxa" w:w="120"/>
+            </w:tcMar>
+            <w:vAlign w:val="center"/>
+          </w:tcPr>
+          <w:p>
+            <w:pPr>
+              <w:spacing w:after="40" w:line="260"/>
+              <w:jc w:val="center"/>
+            </w:pPr>
+            <w:r>
+              <w:rPr>
+                <w:rFonts w:ascii="맑은 고딕" w:cs="맑은 고딕" w:eastAsia="맑은 고딕" w:hAnsi="맑은 고딕"/>
+                <w:b w:val="false"/>
+                <w:bCs w:val="false"/>
+                <w:sz w:val="19"/>
+                <w:szCs w:val="19"/>
+              </w:rPr>
+              <w:t xml:space="preserve">비열등 (BRIGHT)</w:t>
+            </w:r>
+          </w:p>
+        </w:tc>
+        <w:tc>
+          <w:tcPr>
+            <w:tcW w:type="dxa" w:w="1480"/>
+            <w:shd w:fill="F5F7FA" w:val="clear"/>
+            <w:tcMar>
+              <w:top w:type="dxa" w:w="80"/>
+              <w:left w:type="dxa" w:w="120"/>
+              <w:bottom w:type="dxa" w:w="80"/>
+              <w:right w:type="dxa" w:w="120"/>
+            </w:tcMar>
+            <w:vAlign w:val="center"/>
+          </w:tcPr>
+          <w:p>
+            <w:pPr>
+              <w:spacing w:after="40" w:line="260"/>
+              <w:jc w:val="center"/>
+            </w:pPr>
+            <w:r>
+              <w:rPr>
+                <w:rFonts w:ascii="맑은 고딕" w:cs="맑은 고딕" w:eastAsia="맑은 고딕" w:hAnsi="맑은 고딕"/>
+                <w:b w:val="false"/>
+                <w:bCs w:val="false"/>
+                <w:sz w:val="19"/>
+                <w:szCs w:val="19"/>
+              </w:rPr>
+              <w:t xml:space="preserve">T2DM 비열등~우월</w:t>
+            </w:r>
+          </w:p>
+        </w:tc>
+        <w:tc>
+          <w:tcPr>
+            <w:tcW w:type="dxa" w:w="1480"/>
+            <w:shd w:fill="F5F7FA" w:val="clear"/>
+            <w:tcMar>
+              <w:top w:type="dxa" w:w="80"/>
+              <w:left w:type="dxa" w:w="120"/>
+              <w:bottom w:type="dxa" w:w="80"/>
+              <w:right w:type="dxa" w:w="120"/>
+            </w:tcMar>
+            <w:vAlign w:val="center"/>
+          </w:tcPr>
+          <w:p>
+            <w:pPr>
+              <w:spacing w:after="40" w:line="260"/>
+              <w:jc w:val="center"/>
+            </w:pPr>
+            <w:r>
+              <w:rPr>
+                <w:rFonts w:ascii="맑은 고딕" w:cs="맑은 고딕" w:eastAsia="맑은 고딕" w:hAnsi="맑은 고딕"/>
+                <w:b w:val="false"/>
+                <w:bCs w:val="false"/>
+                <w:sz w:val="19"/>
+                <w:szCs w:val="19"/>
+              </w:rPr>
+              <w:t xml:space="preserve">데글루덱 대비 비열등</w:t>
+            </w:r>
+          </w:p>
+        </w:tc>
+      </w:tr>
+    </w:tbl>
+    <w:p>
+      <w:r>
+        <w:br w:type="page"/>
+      </w:r>
+    </w:p>
+    <w:p>
+      <w:pPr>
+        <w:pStyle w:val="Heading1"/>
+        <w:pBdr>
+          <w:bottom w:val="single" w:color="D2691E" w:sz="12" w:space="6"/>
+        </w:pBdr>
+        <w:spacing w:after="200" w:before="400"/>
+      </w:pPr>
+      <w:r>
+        <w:rPr>
+          <w:rFonts w:ascii="맑은 고딕" w:cs="맑은 고딕" w:eastAsia="맑은 고딕" w:hAnsi="맑은 고딕"/>
+          <w:b/>
+          <w:bCs/>
+          <w:color w:val="1F3050"/>
+          <w:sz w:val="30"/>
+          <w:szCs w:val="30"/>
+        </w:rPr>
+        <w:t xml:space="preserve">슬라이드 12 — ⑤ 토론 포인트 &amp; 한 줄 정리</w:t>
+      </w:r>
+    </w:p>
+    <w:p>
+      <w:pPr>
+        <w:pStyle w:val="Heading3"/>
+        <w:keepNext/>
+        <w:spacing w:after="100" w:before="200"/>
+      </w:pPr>
+      <w:r>
+        <w:rPr>
+          <w:rFonts w:ascii="맑은 고딕" w:cs="맑은 고딕" w:eastAsia="맑은 고딕" w:hAnsi="맑은 고딕"/>
+          <w:b/>
+          <w:bCs/>
+          <w:color w:val="1F3050"/>
+          <w:sz w:val="21"/>
+          <w:szCs w:val="21"/>
+        </w:rPr>
+        <w:t xml:space="preserve">【넣을 사진 / 그림】</w:t>
       </w:r>
     </w:p>
     <w:p>
@@ -8999,13 +12208,61 @@
           <w:b/>
           <w:bCs/>
         </w:rPr>
-        <w:t xml:space="preserve">프로드럭 역설</w:t>
-      </w:r>
-      <w:r>
-        <w:rPr>
-          <w:rFonts w:ascii="맑은 고딕" w:cs="맑은 고딕" w:eastAsia="맑은 고딕" w:hAnsi="맑은 고딕"/>
-        </w:rPr>
-        <w:t xml:space="preserve"> — 투여한 분자가 혈중 활성체가 아니었고, 그 덕분에 발암 논란이 해소됐다</w:t>
+        <w:t xml:space="preserve">슬라이드 2의 타임라인을 다시 띄우되, 이번엔 맨 끝 2026년을 강조</w:t>
+      </w:r>
+      <w:r>
+        <w:rPr>
+          <w:rFonts w:ascii="맑은 고딕" w:cs="맑은 고딕" w:eastAsia="맑은 고딕" w:hAnsi="맑은 고딕"/>
+        </w:rPr>
+        <w:t xml:space="preserve">해서 수미상관을 만드세요. 같은 그림 재사용이라 추가 작업이 없습니다.</w:t>
+      </w:r>
+    </w:p>
+    <w:p>
+      <w:pPr>
+        <w:pStyle w:val="ListParagraph"/>
+        <w:numPr>
+          <w:ilvl w:val="0"/>
+          <w:numId w:val="2"/>
+        </w:numPr>
+        <w:spacing w:after="80" w:line="290"/>
+      </w:pPr>
+      <w:r>
+        <w:rPr>
+          <w:rFonts w:ascii="맑은 고딕" w:cs="맑은 고딕" w:eastAsia="맑은 고딕" w:hAnsi="맑은 고딕"/>
+        </w:rPr>
+        <w:t xml:space="preserve">또는 아이콘 하나: </w:t>
+      </w:r>
+      <w:r>
+        <w:rPr>
+          <w:rFonts w:ascii="맑은 고딕" w:cs="맑은 고딕" w:eastAsia="맑은 고딕" w:hAnsi="맑은 고딕"/>
+          <w:b/>
+          <w:bCs/>
+        </w:rPr>
+        <w:t xml:space="preserve">“365회 → 52회”</w:t>
+      </w:r>
+      <w:r>
+        <w:rPr>
+          <w:rFonts w:ascii="맑은 고딕" w:cs="맑은 고딕" w:eastAsia="맑은 고딕" w:hAnsi="맑은 고딕"/>
+        </w:rPr>
+        <w:t xml:space="preserve">를 주사기 아이콘과 함께 크게</w:t>
+      </w:r>
+    </w:p>
+    <w:p>
+      <w:pPr>
+        <w:pStyle w:val="Heading3"/>
+        <w:keepNext/>
+        <w:spacing w:after="100" w:before="200"/>
+      </w:pPr>
+      <w:r>
+        <w:rPr>
+          <w:rFonts w:ascii="맑은 고딕" w:cs="맑은 고딕" w:eastAsia="맑은 고딕" w:hAnsi="맑은 고딕"/>
+          <w:b/>
+          <w:bCs/>
+          <w:color w:val="1F3050"/>
+          <w:sz w:val="21"/>
+          <w:szCs w:val="21"/>
+        </w:rPr>
+        <w:t xml:space="preserve">【넣을 텍스트】 3덩어리</w:t>
       </w:r>
     </w:p>
     <w:p>
@@ -9024,7 +12281,49 @@
           <w:bCs/>
           <w:color w:val="D2691E"/>
         </w:rPr>
-        <w:t xml:space="preserve">③ 최신 동향 — 차세대와의 비교</w:t>
+        <w:t xml:space="preserve">① 환자 치료에서의 의미</w:t>
+      </w:r>
+    </w:p>
+    <w:p>
+      <w:pPr>
+        <w:spacing w:after="120" w:line="300"/>
+      </w:pPr>
+      <w:r>
+        <w:rPr>
+          <w:rFonts w:ascii="맑은 고딕" w:cs="맑은 고딕" w:eastAsia="맑은 고딕" w:hAnsi="맑은 고딕"/>
+          <w:sz w:val="21"/>
+          <w:szCs w:val="21"/>
+        </w:rPr>
+        <w:t xml:space="preserve">“혈당을 더 낮추는 약”이 아니라 </w:t>
+      </w:r>
+      <w:r>
+        <w:rPr>
+          <w:rFonts w:ascii="맑은 고딕" w:cs="맑은 고딕" w:eastAsia="맑은 고딕" w:hAnsi="맑은 고딕"/>
+          <w:b/>
+          <w:bCs/>
+          <w:sz w:val="21"/>
+          <w:szCs w:val="21"/>
+        </w:rPr>
+        <w:t xml:space="preserve">“같은 혈당을 더 안전하게 유지하는 약”</w:t>
+      </w:r>
+    </w:p>
+    <w:p>
+      <w:pPr>
+        <w:pBdr>
+          <w:left w:val="single" w:color="D2691E" w:sz="24" w:space="10"/>
+        </w:pBdr>
+        <w:shd w:fill="FDF3E7" w:val="clear"/>
+        <w:spacing w:after="140" w:before="120" w:line="300"/>
+        <w:ind w:left="120" w:right="120"/>
+      </w:pPr>
+      <w:r>
+        <w:rPr>
+          <w:rFonts w:ascii="맑은 고딕" w:cs="맑은 고딕" w:eastAsia="맑은 고딕" w:hAnsi="맑은 고딕"/>
+          <w:b/>
+          <w:bCs/>
+          <w:color w:val="D2691E"/>
+        </w:rPr>
+        <w:t xml:space="preserve">② 바이오의약품 개발 관점 3가지</w:t>
       </w:r>
     </w:p>
     <w:p>
@@ -9042,7 +12341,13 @@
           <w:b/>
           <w:bCs/>
         </w:rPr>
-        <w:t xml:space="preserve">2026년 3월, FDA가 Awiqli®(insulin icodec)를 제2형 당뇨병 대상 최초의 주 1회 기저 인슐린으로 승인</w:t>
+        <w:t xml:space="preserve">구조 변형 = PK 설계</w:t>
+      </w:r>
+      <w:r>
+        <w:rPr>
+          <w:rFonts w:ascii="맑은 고딕" w:cs="맑은 고딕" w:eastAsia="맑은 고딕" w:hAnsi="맑은 고딕"/>
+        </w:rPr>
+        <w:t xml:space="preserve"> — 아미노산 3개로 24시간 작용을 만들었다</w:t>
       </w:r>
     </w:p>
     <w:p>
@@ -9057,8 +12362,16 @@
       <w:r>
         <w:rPr>
           <w:rFonts w:ascii="맑은 고딕" w:cs="맑은 고딕" w:eastAsia="맑은 고딕" w:hAnsi="맑은 고딕"/>
-        </w:rPr>
-        <w:t xml:space="preserve">Lilly의 efsitora alfa도 EU CHMP 긍정 의견 획득, 심사 진행 중</w:t>
+          <w:b/>
+          <w:bCs/>
+        </w:rPr>
+        <w:t xml:space="preserve">제형 변경 = 신제품</w:t>
+      </w:r>
+      <w:r>
+        <w:rPr>
+          <w:rFonts w:ascii="맑은 고딕" w:cs="맑은 고딕" w:eastAsia="맑은 고딕" w:hAnsi="맑은 고딕"/>
+        </w:rPr>
+        <w:t xml:space="preserve"> — 분자를 안 바꾸고 농도만 바꿔서(Gla-300) 저혈당을 더 줄였다</w:t>
       </w:r>
     </w:p>
     <w:p>
@@ -9076,13 +12389,14 @@
           <w:b/>
           <w:bCs/>
         </w:rPr>
-        <w:t xml:space="preserve">→ 연간 365회 → 52회. 글라진이 만든 표준이 이제 다시 쓰이고 있다.</w:t>
-      </w:r>
-    </w:p>
-    <w:p>
-      <w:pPr>
-        <w:spacing w:after="160"/>
-      </w:pPr>
+        <w:t xml:space="preserve">프로드럭 역설</w:t>
+      </w:r>
+      <w:r>
+        <w:rPr>
+          <w:rFonts w:ascii="맑은 고딕" w:cs="맑은 고딕" w:eastAsia="맑은 고딕" w:hAnsi="맑은 고딕"/>
+        </w:rPr>
+        <w:t xml:space="preserve"> — 투여한 분자가 혈중 활성체가 아니었고, 그 덕분에 발암 논란이 해소됐다</w:t>
+      </w:r>
     </w:p>
     <w:p>
       <w:pPr>
@@ -9099,6 +12413,106 @@
           <w:b/>
           <w:bCs/>
           <w:color w:val="D2691E"/>
+        </w:rPr>
+        <w:t xml:space="preserve">③ 앞 슬라이드를 한 문장으로 되받기</w:t>
+      </w:r>
+    </w:p>
+    <w:p>
+      <w:pPr>
+        <w:pStyle w:val="ListParagraph"/>
+        <w:numPr>
+          <w:ilvl w:val="0"/>
+          <w:numId w:val="2"/>
+        </w:numPr>
+        <w:spacing w:after="80" w:line="290"/>
+      </w:pPr>
+      <w:r>
+        <w:rPr>
+          <w:rFonts w:ascii="맑은 고딕" w:cs="맑은 고딕" w:eastAsia="맑은 고딕" w:hAnsi="맑은 고딕"/>
+        </w:rPr>
+        <w:t xml:space="preserve">주 1회 시대가 열렸지만, </w:t>
+      </w:r>
+      <w:r>
+        <w:rPr>
+          <w:rFonts w:ascii="맑은 고딕" w:cs="맑은 고딕" w:eastAsia="맑은 고딕" w:hAnsi="맑은 고딕"/>
+          <w:b/>
+          <w:bCs/>
+        </w:rPr>
+        <w:t xml:space="preserve">편의성은 조절 유연성과 맞바꾼 것</w:t>
+      </w:r>
+      <w:r>
+        <w:rPr>
+          <w:rFonts w:ascii="맑은 고딕" w:cs="맑은 고딕" w:eastAsia="맑은 고딕" w:hAnsi="맑은 고딕"/>
+        </w:rPr>
+        <w:t xml:space="preserve">이고, 글라진은 여전히 </w:t>
+      </w:r>
+      <w:r>
+        <w:rPr>
+          <w:rFonts w:ascii="맑은 고딕" w:cs="맑은 고딕" w:eastAsia="맑은 고딕" w:hAnsi="맑은 고딕"/>
+          <w:b/>
+          <w:bCs/>
+        </w:rPr>
+        <w:t xml:space="preserve">모든 신약이 비교 대상으로 삼는 기준선</w:t>
+      </w:r>
+      <w:r>
+        <w:rPr>
+          <w:rFonts w:ascii="맑은 고딕" w:cs="맑은 고딕" w:eastAsia="맑은 고딕" w:hAnsi="맑은 고딕"/>
+        </w:rPr>
+        <w:t xml:space="preserve">이자 </w:t>
+      </w:r>
+      <w:r>
+        <w:rPr>
+          <w:rFonts w:ascii="맑은 고딕" w:cs="맑은 고딕" w:eastAsia="맑은 고딕" w:hAnsi="맑은 고딕"/>
+          <w:b/>
+          <w:bCs/>
+        </w:rPr>
+        <w:t xml:space="preserve">복합제의 기반 분자</w:t>
+      </w:r>
+      <w:r>
+        <w:rPr>
+          <w:rFonts w:ascii="맑은 고딕" w:cs="맑은 고딕" w:eastAsia="맑은 고딕" w:hAnsi="맑은 고딕"/>
+        </w:rPr>
+        <w:t xml:space="preserve">로 남아 있다.</w:t>
+      </w:r>
+    </w:p>
+    <w:p>
+      <w:pPr>
+        <w:pStyle w:val="ListParagraph"/>
+        <w:numPr>
+          <w:ilvl w:val="0"/>
+          <w:numId w:val="2"/>
+        </w:numPr>
+        <w:spacing w:after="80" w:line="290"/>
+      </w:pPr>
+      <w:r>
+        <w:rPr>
+          <w:rFonts w:ascii="맑은 고딕" w:cs="맑은 고딕" w:eastAsia="맑은 고딕" w:hAnsi="맑은 고딕"/>
+          <w:b/>
+          <w:bCs/>
+        </w:rPr>
+        <w:t xml:space="preserve">→ 연간 365회 → 52회. 글라진이 만든 표준이 이제 다시 쓰이고 있다.</w:t>
+      </w:r>
+    </w:p>
+    <w:p>
+      <w:pPr>
+        <w:spacing w:after="160"/>
+      </w:pPr>
+    </w:p>
+    <w:p>
+      <w:pPr>
+        <w:pBdr>
+          <w:left w:val="single" w:color="D2691E" w:sz="24" w:space="10"/>
+        </w:pBdr>
+        <w:shd w:fill="FDF3E7" w:val="clear"/>
+        <w:spacing w:after="140" w:before="120" w:line="300"/>
+        <w:ind w:left="120" w:right="120"/>
+      </w:pPr>
+      <w:r>
+        <w:rPr>
+          <w:rFonts w:ascii="맑은 고딕" w:cs="맑은 고딕" w:eastAsia="맑은 고딕" w:hAnsi="맑은 고딕"/>
+          <w:b/>
+          <w:bCs/>
+          <w:color w:val="D2691E"/>
           <w:sz w:val="19"/>
           <w:szCs w:val="19"/>
         </w:rPr>
@@ -9269,25 +12683,43 @@
           <w:sz w:val="22"/>
           <w:szCs w:val="22"/>
         </w:rPr>
-        <w:t xml:space="preserve"> 20년 넘게 “기저 인슐린은 하루 한 번”이 상식이었는데, </w:t>
-      </w:r>
-      <w:r>
-        <w:rPr>
-          <w:rFonts w:ascii="맑은 고딕" w:cs="맑은 고딕" w:eastAsia="맑은 고딕" w:hAnsi="맑은 고딕"/>
-          <w:b/>
-          <w:bCs/>
-          <w:sz w:val="22"/>
-          <w:szCs w:val="22"/>
-        </w:rPr>
-        <w:t xml:space="preserve">올해 3월 FDA가 주 1회 기저 인슐린인 Awiqli를 승인했습니다.</w:t>
-      </w:r>
-      <w:r>
-        <w:rPr>
-          <w:rFonts w:ascii="맑은 고딕" w:cs="맑은 고딕" w:eastAsia="맑은 고딕" w:hAnsi="맑은 고딕"/>
-          <w:sz w:val="22"/>
-          <w:szCs w:val="22"/>
-        </w:rPr>
-        <w:t xml:space="preserve"> 1년에 365번 맞던 주사가 52번이 되는 겁니다.</w:t>
+        <w:t xml:space="preserve"> 방금 본 것처럼 주 1회 시대가 열렸습니다. 1년에 365번 맞던 주사가 52번이 되는 겁니다. 다만 그 편의성은 </w:t>
+      </w:r>
+      <w:r>
+        <w:rPr>
+          <w:rFonts w:ascii="맑은 고딕" w:cs="맑은 고딕" w:eastAsia="맑은 고딕" w:hAnsi="맑은 고딕"/>
+          <w:b/>
+          <w:bCs/>
+          <w:sz w:val="22"/>
+          <w:szCs w:val="22"/>
+        </w:rPr>
+        <w:t xml:space="preserve">조절 유연성과 맞바꾼 것</w:t>
+      </w:r>
+      <w:r>
+        <w:rPr>
+          <w:rFonts w:ascii="맑은 고딕" w:cs="맑은 고딕" w:eastAsia="맑은 고딕" w:hAnsi="맑은 고딕"/>
+          <w:sz w:val="22"/>
+          <w:szCs w:val="22"/>
+        </w:rPr>
+        <w:t xml:space="preserve">이었고, 글라진은 여전히 </w:t>
+      </w:r>
+      <w:r>
+        <w:rPr>
+          <w:rFonts w:ascii="맑은 고딕" w:cs="맑은 고딕" w:eastAsia="맑은 고딕" w:hAnsi="맑은 고딕"/>
+          <w:b/>
+          <w:bCs/>
+          <w:sz w:val="22"/>
+          <w:szCs w:val="22"/>
+        </w:rPr>
+        <w:t xml:space="preserve">모든 신약이 비교 대상으로 삼는 기준선</w:t>
+      </w:r>
+      <w:r>
+        <w:rPr>
+          <w:rFonts w:ascii="맑은 고딕" w:cs="맑은 고딕" w:eastAsia="맑은 고딕" w:hAnsi="맑은 고딕"/>
+          <w:sz w:val="22"/>
+          <w:szCs w:val="22"/>
+        </w:rPr>
+        <w:t xml:space="preserve">으로 남아 있습니다.</w:t>
       </w:r>
     </w:p>
     <w:p>
@@ -9575,7 +13007,7 @@
           <w:sz w:val="30"/>
           <w:szCs w:val="30"/>
         </w:rPr>
-        <w:t xml:space="preserve">예상 질문 대비 (Q&amp;A 3개)</w:t>
+        <w:t xml:space="preserve">예상 질문 대비 (Q&amp;A 4개)</w:t>
       </w:r>
     </w:p>
     <w:p>
@@ -9719,6 +13151,63 @@
           <w:rFonts w:ascii="맑은 고딕" w:cs="맑은 고딕" w:eastAsia="맑은 고딕" w:hAnsi="맑은 고딕"/>
         </w:rPr>
         <w:t xml:space="preserve"> 이득이 훨씬 큽니다.</w:t>
+      </w:r>
+    </w:p>
+    <w:p>
+      <w:pPr>
+        <w:pStyle w:val="Heading2"/>
+        <w:keepNext/>
+        <w:spacing w:after="140" w:before="280"/>
+      </w:pPr>
+      <w:r>
+        <w:rPr>
+          <w:rFonts w:ascii="맑은 고딕" w:cs="맑은 고딕" w:eastAsia="맑은 고딕" w:hAnsi="맑은 고딕"/>
+          <w:b/>
+          <w:bCs/>
+          <w:color w:val="D2691E"/>
+          <w:sz w:val="24"/>
+          <w:szCs w:val="24"/>
+        </w:rPr>
+        <w:t xml:space="preserve">Q4. 주 1회 인슐린이 나왔으면 글라진은 이제 필요 없어지나요?</w:t>
+      </w:r>
+    </w:p>
+    <w:p>
+      <w:pPr>
+        <w:spacing w:after="120" w:line="300"/>
+      </w:pPr>
+      <w:r>
+        <w:rPr>
+          <w:rFonts w:ascii="맑은 고딕" w:cs="맑은 고딕" w:eastAsia="맑은 고딕" w:hAnsi="맑은 고딕"/>
+        </w:rPr>
+        <w:t xml:space="preserve">아닙니다. 두 가지 이유입니다. 첫째, </w:t>
+      </w:r>
+      <w:r>
+        <w:rPr>
+          <w:rFonts w:ascii="맑은 고딕" w:cs="맑은 고딕" w:eastAsia="맑은 고딕" w:hAnsi="맑은 고딕"/>
+          <w:b/>
+          <w:bCs/>
+        </w:rPr>
+        <w:t xml:space="preserve">제1형 당뇨병에는 주 1회를 쓸 수 없습니다.</w:t>
+      </w:r>
+      <w:r>
+        <w:rPr>
+          <w:rFonts w:ascii="맑은 고딕" w:cs="맑은 고딕" w:eastAsia="맑은 고딕" w:hAnsi="맑은 고딕"/>
+        </w:rPr>
+        <w:t xml:space="preserve"> ONWARDS 6에서 저혈당이 1.9배 많아 FDA가 제1형을 승인에서 제외했습니다. 둘째, 글라진은 </w:t>
+      </w:r>
+      <w:r>
+        <w:rPr>
+          <w:rFonts w:ascii="맑은 고딕" w:cs="맑은 고딕" w:eastAsia="맑은 고딕" w:hAnsi="맑은 고딕"/>
+          <w:b/>
+          <w:bCs/>
+        </w:rPr>
+        <w:t xml:space="preserve">iGlarLixi(솔리쿠아) 같은 고정비율 복합제의 기반 분자</w:t>
+      </w:r>
+      <w:r>
+        <w:rPr>
+          <w:rFonts w:ascii="맑은 고딕" w:cs="맑은 고딕" w:eastAsia="맑은 고딕" w:hAnsi="맑은 고딕"/>
+        </w:rPr>
+        <w:t xml:space="preserve">로 남아 있고, ADA 지침도 GLP-1 작용제와 기저 인슐린을 병용할 때 이 복합제를 고려하라고 권고합니다.</w:t>
       </w:r>
     </w:p>
     <w:p>
@@ -9865,7 +13354,7 @@
         <w:rPr>
           <w:rFonts w:ascii="맑은 고딕" w:cs="맑은 고딕" w:eastAsia="맑은 고딕" w:hAnsi="맑은 고딕"/>
         </w:rPr>
-        <w:t xml:space="preserve">도입(슬라이드 2)과 마무리(슬라이드 11)를 같은 문장 구조로 맞춰 두면 발표가 닫힙니다.</w:t>
+        <w:t xml:space="preserve">도입(슬라이드 2)과 마무리(슬라이드 12)를 같은 문장 구조로 맞춰 두면 발표가 닫힙니다.</w:t>
       </w:r>
     </w:p>
     <w:p>
@@ -9885,7 +13374,7 @@
           <w:sz w:val="30"/>
           <w:szCs w:val="30"/>
         </w:rPr>
-        <w:t xml:space="preserve">발표 전 마지막 점검 2가지</w:t>
+        <w:t xml:space="preserve">발표 전 마지막 점검 3가지</w:t>
       </w:r>
     </w:p>
     <w:p>
@@ -10037,313 +13526,13 @@
           <w:b/>
           <w:bCs/>
         </w:rPr>
-        <w:t xml:space="preserve">efsitora alfa (Onswik): </w:t>
-      </w:r>
-      <w:r>
-        <w:rPr>
-          <w:rFonts w:ascii="맑은 고딕" w:cs="맑은 고딕" w:eastAsia="맑은 고딕" w:hAnsi="맑은 고딕"/>
-        </w:rPr>
-        <w:t xml:space="preserve">2026-06-25 EU CHMP 긍정 의견까지 확인. 최종 승인 여부는 미확인이니 발표일 기준 상태를 한 번 더 확인하세요.</w:t>
-      </w:r>
-    </w:p>
-    <w:p>
-      <w:r>
-        <w:br w:type="page"/>
-      </w:r>
-    </w:p>
-    <w:p>
-      <w:pPr>
-        <w:pStyle w:val="Heading1"/>
-        <w:pBdr>
-          <w:bottom w:val="single" w:color="D2691E" w:sz="12" w:space="6"/>
-        </w:pBdr>
-        <w:spacing w:after="200" w:before="400"/>
-      </w:pPr>
-      <w:r>
-        <w:rPr>
-          <w:rFonts w:ascii="맑은 고딕" w:cs="맑은 고딕" w:eastAsia="맑은 고딕" w:hAnsi="맑은 고딕"/>
-          <w:b/>
-          <w:bCs/>
-          <w:color w:val="1F3050"/>
-          <w:sz w:val="30"/>
-          <w:szCs w:val="30"/>
-        </w:rPr>
-        <w:t xml:space="preserve">자료 출처</w:t>
-      </w:r>
-    </w:p>
-    <w:p>
-      <w:pPr>
-        <w:pStyle w:val="Heading2"/>
-        <w:keepNext/>
-        <w:spacing w:after="140" w:before="280"/>
-      </w:pPr>
-      <w:r>
-        <w:rPr>
-          <w:rFonts w:ascii="맑은 고딕" w:cs="맑은 고딕" w:eastAsia="맑은 고딕" w:hAnsi="맑은 고딕"/>
-          <w:b/>
-          <w:bCs/>
-          <w:color w:val="D2691E"/>
-          <w:sz w:val="24"/>
-          <w:szCs w:val="24"/>
-        </w:rPr>
-        <w:t xml:space="preserve">PubMed 검색 문헌</w:t>
-      </w:r>
-    </w:p>
-    <w:p>
-      <w:pPr>
-        <w:spacing w:after="120" w:line="300"/>
-      </w:pPr>
-      <w:r>
-        <w:rPr>
-          <w:rFonts w:ascii="맑은 고딕" w:cs="맑은 고딕" w:eastAsia="맑은 고딕" w:hAnsi="맑은 고딕"/>
-          <w:color w:val="666666"/>
-          <w:sz w:val="19"/>
-          <w:szCs w:val="19"/>
-        </w:rPr>
-        <w:t xml:space="preserve">본문의 임상·기전 내용은 아래 PubMed 수록 논문에 근거합니다.</w:t>
-      </w:r>
-    </w:p>
-    <w:p>
-      <w:pPr>
-        <w:spacing w:after="40" w:before="140" w:line="280"/>
-      </w:pPr>
-      <w:r>
-        <w:rPr>
-          <w:rFonts w:ascii="맑은 고딕" w:cs="맑은 고딕" w:eastAsia="맑은 고딕" w:hAnsi="맑은 고딕"/>
-          <w:b/>
-          <w:bCs/>
-          <w:sz w:val="19"/>
-          <w:szCs w:val="19"/>
-        </w:rPr>
-        <w:t xml:space="preserve">1. Owens DR, et al. The Evolution of Insulin Glargine and its Continuing Contribution to Diabetes Care. Drugs. 2014.</w:t>
-      </w:r>
-    </w:p>
-    <w:p>
-      <w:pPr>
-        <w:spacing w:after="30" w:line="270"/>
-        <w:ind w:left="300"/>
-      </w:pPr>
-      <w:r>
-        <w:rPr>
-          <w:rFonts w:ascii="맑은 고딕" w:cs="맑은 고딕" w:eastAsia="맑은 고딕" w:hAnsi="맑은 고딕"/>
-          <w:color w:val="666666"/>
-          <w:sz w:val="18"/>
-          <w:szCs w:val="18"/>
-        </w:rPr>
-        <w:t xml:space="preserve">근거: 구조 변형, 등전점 이동, Arg-Arg 단독 후보의 실패와 A21 Gly 도입 근거(결정 수분함량 43% → 45.5%), M1 대사체가 혈중 인슐린의 약 90%, 아연 30 µg/mL 제형, 2000년 승인</w:t>
-      </w:r>
-    </w:p>
-    <w:p>
-      <w:pPr>
-        <w:spacing w:after="60" w:line="270"/>
-        <w:ind w:left="300"/>
-      </w:pPr>
-      <w:r>
-        <w:rPr>
-          <w:rFonts w:ascii="맑은 고딕" w:cs="맑은 고딕" w:eastAsia="맑은 고딕" w:hAnsi="맑은 고딕"/>
-          <w:color w:val="D2691E"/>
-          <w:sz w:val="18"/>
-          <w:szCs w:val="18"/>
-        </w:rPr>
-        <w:t xml:space="preserve">DOI 10.1007/s40265-014-0226-4 · PMID 24866023</w:t>
-      </w:r>
-    </w:p>
-    <w:p>
-      <w:pPr>
-        <w:spacing w:after="40" w:before="140" w:line="280"/>
-      </w:pPr>
-      <w:r>
-        <w:rPr>
-          <w:rFonts w:ascii="맑은 고딕" w:cs="맑은 고딕" w:eastAsia="맑은 고딕" w:hAnsi="맑은 고딕"/>
-          <w:b/>
-          <w:bCs/>
-          <w:sz w:val="19"/>
-          <w:szCs w:val="19"/>
-        </w:rPr>
-        <w:t xml:space="preserve">2. Gerstein HC, et al. (ORIGIN Trial Investigators). Basal insulin and cardiovascular and other outcomes in dysglycemia. N Engl J Med. 2012;367(4):319-28.</w:t>
-      </w:r>
-    </w:p>
-    <w:p>
-      <w:pPr>
-        <w:spacing w:after="30" w:line="270"/>
-        <w:ind w:left="300"/>
-      </w:pPr>
-      <w:r>
-        <w:rPr>
-          <w:rFonts w:ascii="맑은 고딕" w:cs="맑은 고딕" w:eastAsia="맑은 고딕" w:hAnsi="맑은 고딕"/>
-          <w:color w:val="666666"/>
-          <w:sz w:val="18"/>
-          <w:szCs w:val="18"/>
-        </w:rPr>
-        <w:t xml:space="preserve">근거: n=12,537, 중앙 추적 6.2년, 심혈관 중립, 암 증가 없음, 중증 저혈당 1.00 vs 0.31/100인년, 체중 +1.6 kg vs −0.5 kg</w:t>
-      </w:r>
-    </w:p>
-    <w:p>
-      <w:pPr>
-        <w:spacing w:after="60" w:line="270"/>
-        <w:ind w:left="300"/>
-      </w:pPr>
-      <w:r>
-        <w:rPr>
-          <w:rFonts w:ascii="맑은 고딕" w:cs="맑은 고딕" w:eastAsia="맑은 고딕" w:hAnsi="맑은 고딕"/>
-          <w:color w:val="D2691E"/>
-          <w:sz w:val="18"/>
-          <w:szCs w:val="18"/>
-        </w:rPr>
-        <w:t xml:space="preserve">DOI 10.1056/NEJMoa1203858 · PMID 22686416</w:t>
-      </w:r>
-    </w:p>
-    <w:p>
-      <w:pPr>
-        <w:spacing w:after="40" w:before="140" w:line="280"/>
-      </w:pPr>
-      <w:r>
-        <w:rPr>
-          <w:rFonts w:ascii="맑은 고딕" w:cs="맑은 고딕" w:eastAsia="맑은 고딕" w:hAnsi="맑은 고딕"/>
-          <w:b/>
-          <w:bCs/>
-          <w:sz w:val="19"/>
-          <w:szCs w:val="19"/>
-        </w:rPr>
-        <w:t xml:space="preserve">3. Becker RHA, et al. New insulin glargine 300 Units·mL⁻¹ provides a more even activity profile and prolonged glycemic control at steady state compared with insulin glargine 100 Units·mL⁻¹. Diabetes Care. 2015;38(4):637-43.</w:t>
-      </w:r>
-    </w:p>
-    <w:p>
-      <w:pPr>
-        <w:spacing w:after="30" w:line="270"/>
-        <w:ind w:left="300"/>
-      </w:pPr>
-      <w:r>
-        <w:rPr>
-          <w:rFonts w:ascii="맑은 고딕" w:cs="맑은 고딕" w:eastAsia="맑은 고딕" w:hAnsi="맑은 고딕"/>
-          <w:color w:val="666666"/>
-          <w:sz w:val="18"/>
-          <w:szCs w:val="18"/>
-        </w:rPr>
-        <w:t xml:space="preserve">근거: 정상혈당 클램프 36시간, 혈당 ≤105 mg/dL 유지 중앙값 30시간 (약 5시간 연장)</w:t>
-      </w:r>
-    </w:p>
-    <w:p>
-      <w:pPr>
-        <w:spacing w:after="60" w:line="270"/>
-        <w:ind w:left="300"/>
-      </w:pPr>
-      <w:r>
-        <w:rPr>
-          <w:rFonts w:ascii="맑은 고딕" w:cs="맑은 고딕" w:eastAsia="맑은 고딕" w:hAnsi="맑은 고딕"/>
-          <w:color w:val="D2691E"/>
-          <w:sz w:val="18"/>
-          <w:szCs w:val="18"/>
-        </w:rPr>
-        <w:t xml:space="preserve">DOI 10.2337/dc14-0006 · PMID 25150159</w:t>
-      </w:r>
-    </w:p>
-    <w:p>
-      <w:pPr>
-        <w:spacing w:after="40" w:before="140" w:line="280"/>
-      </w:pPr>
-      <w:r>
-        <w:rPr>
-          <w:rFonts w:ascii="맑은 고딕" w:cs="맑은 고딕" w:eastAsia="맑은 고딕" w:hAnsi="맑은 고딕"/>
-          <w:b/>
-          <w:bCs/>
-          <w:sz w:val="19"/>
-          <w:szCs w:val="19"/>
-        </w:rPr>
-        <w:t xml:space="preserve">4. Ritzel R, et al. Patient-level meta-analysis of the EDITION 1, 2 and 3 studies. Diabetes Obes Metab. 2015;17(9):859-67.</w:t>
-      </w:r>
-    </w:p>
-    <w:p>
-      <w:pPr>
-        <w:spacing w:after="30" w:line="270"/>
-        <w:ind w:left="300"/>
-      </w:pPr>
-      <w:r>
-        <w:rPr>
-          <w:rFonts w:ascii="맑은 고딕" w:cs="맑은 고딕" w:eastAsia="맑은 고딕" w:hAnsi="맑은 고딕"/>
-          <w:color w:val="666666"/>
-          <w:sz w:val="18"/>
-          <w:szCs w:val="18"/>
-        </w:rPr>
-        <w:t xml:space="preserve">근거: n=2,496, HbA1c 변화 양군 −1.02%, 야간 저혈당 31%↓, 24시간 14%↓, 체중 차 −0.28 kg</w:t>
-      </w:r>
-    </w:p>
-    <w:p>
-      <w:pPr>
-        <w:spacing w:after="60" w:line="270"/>
-        <w:ind w:left="300"/>
-      </w:pPr>
-      <w:r>
-        <w:rPr>
-          <w:rFonts w:ascii="맑은 고딕" w:cs="맑은 고딕" w:eastAsia="맑은 고딕" w:hAnsi="맑은 고딕"/>
-          <w:color w:val="D2691E"/>
-          <w:sz w:val="18"/>
-          <w:szCs w:val="18"/>
-        </w:rPr>
-        <w:t xml:space="preserve">DOI 10.1111/dom.12485 · PMID 25929311</w:t>
-      </w:r>
-    </w:p>
-    <w:p>
-      <w:pPr>
-        <w:spacing w:after="40" w:before="140" w:line="280"/>
-      </w:pPr>
-      <w:r>
-        <w:rPr>
-          <w:rFonts w:ascii="맑은 고딕" w:cs="맑은 고딕" w:eastAsia="맑은 고딕" w:hAnsi="맑은 고딕"/>
-          <w:b/>
-          <w:bCs/>
-          <w:sz w:val="19"/>
-          <w:szCs w:val="19"/>
-        </w:rPr>
-        <w:t xml:space="preserve">5. Rosenstock J, et al. More Similarities Than Differences Testing Insulin Glargine 300 Units/mL Versus Insulin Degludec 100 Units/mL in Insulin-Naive Type 2 Diabetes: The Randomized Head-to-Head BRIGHT Trial. Diabetes Care. 2018;41(10):2147-54.</w:t>
-      </w:r>
-    </w:p>
-    <w:p>
-      <w:pPr>
-        <w:spacing w:after="30" w:line="270"/>
-        <w:ind w:left="300"/>
-      </w:pPr>
-      <w:r>
-        <w:rPr>
-          <w:rFonts w:ascii="맑은 고딕" w:cs="맑은 고딕" w:eastAsia="맑은 고딕" w:hAnsi="맑은 고딕"/>
-          <w:color w:val="666666"/>
-          <w:sz w:val="18"/>
-          <w:szCs w:val="18"/>
-        </w:rPr>
-        <w:t xml:space="preserve">근거: n=929, HbA1c 비열등, 적정 기간(0–12주) 저혈당 Gla-300에서 더 적음</w:t>
-      </w:r>
-    </w:p>
-    <w:p>
-      <w:pPr>
-        <w:spacing w:after="60" w:line="270"/>
-        <w:ind w:left="300"/>
-      </w:pPr>
-      <w:r>
-        <w:rPr>
-          <w:rFonts w:ascii="맑은 고딕" w:cs="맑은 고딕" w:eastAsia="맑은 고딕" w:hAnsi="맑은 고딕"/>
-          <w:color w:val="D2691E"/>
-          <w:sz w:val="18"/>
-          <w:szCs w:val="18"/>
-        </w:rPr>
-        <w:t xml:space="preserve">DOI 10.2337/dc18-0559 · PMID 30104294</w:t>
-      </w:r>
-    </w:p>
-    <w:p>
-      <w:pPr>
-        <w:pStyle w:val="Heading2"/>
-        <w:keepNext/>
-        <w:spacing w:after="140" w:before="280"/>
-      </w:pPr>
-      <w:r>
-        <w:rPr>
-          <w:rFonts w:ascii="맑은 고딕" w:cs="맑은 고딕" w:eastAsia="맑은 고딕" w:hAnsi="맑은 고딕"/>
-          <w:b/>
-          <w:bCs/>
-          <w:color w:val="D2691E"/>
-          <w:sz w:val="24"/>
-          <w:szCs w:val="24"/>
-        </w:rPr>
-        <w:t xml:space="preserve">규제기관 · 기업 공식 자료</w:t>
+        <w:t xml:space="preserve">efsitora alfa: </w:t>
+      </w:r>
+      <w:r>
+        <w:rPr>
+          <w:rFonts w:ascii="맑은 고딕" w:cs="맑은 고딕" w:eastAsia="맑은 고딕" w:hAnsi="맑은 고딕"/>
+        </w:rPr>
+        <w:t xml:space="preserve">2026-06-25 EU CHMP 긍정 의견까지 확인. 최종 승인 여부는 미확인이니 발표일 기준으로 한 번 더 확인하세요.</w:t>
       </w:r>
     </w:p>
     <w:p>
@@ -10358,10 +13547,34 @@
       <w:r>
         <w:rPr>
           <w:rFonts w:ascii="맑은 고딕" w:cs="맑은 고딕" w:eastAsia="맑은 고딕" w:hAnsi="맑은 고딕"/>
-          <w:sz w:val="19"/>
-          <w:szCs w:val="19"/>
-        </w:rPr>
-        <w:t xml:space="preserve">6. FDA. Drug Approval Package: Lantus (insulin glargine) NDA 21-081 — 2000-04-20 승인.</w:t>
+          <w:b/>
+          <w:bCs/>
+        </w:rPr>
+        <w:t xml:space="preserve">권장: </w:t>
+      </w:r>
+      <w:r>
+        <w:rPr>
+          <w:rFonts w:ascii="맑은 고딕" w:cs="맑은 고딕" w:eastAsia="맑은 고딕" w:hAnsi="맑은 고딕"/>
+        </w:rPr>
+        <w:t xml:space="preserve">슬라이드에는 efsitora를 “심사 중”으로만 적으세요. 브랜드명(Onswik으로 보도됨)은 1차 자료로 확인하지 못했으니 말하지 않는 편이 안전합니다.</w:t>
+      </w:r>
+    </w:p>
+    <w:p>
+      <w:pPr>
+        <w:pStyle w:val="Heading2"/>
+        <w:keepNext/>
+        <w:spacing w:after="140" w:before="280"/>
+      </w:pPr>
+      <w:r>
+        <w:rPr>
+          <w:rFonts w:ascii="맑은 고딕" w:cs="맑은 고딕" w:eastAsia="맑은 고딕" w:hAnsi="맑은 고딕"/>
+          <w:b/>
+          <w:bCs/>
+          <w:color w:val="D2691E"/>
+          <w:sz w:val="24"/>
+          <w:szCs w:val="24"/>
+        </w:rPr>
+        <w:t xml:space="preserve">3. efsitora의 반감기 수치</w:t>
       </w:r>
     </w:p>
     <w:p>
@@ -10376,10 +13589,8 @@
       <w:r>
         <w:rPr>
           <w:rFonts w:ascii="맑은 고딕" w:cs="맑은 고딕" w:eastAsia="맑은 고딕" w:hAnsi="맑은 고딕"/>
-          <w:sz w:val="19"/>
-          <w:szCs w:val="19"/>
-        </w:rPr>
-        <w:t xml:space="preserve">7. FDA. TOUJEO (insulin glargine) 라벨 및 NDA 206538 — 2015-02-25 승인.</w:t>
+        </w:rPr>
+        <w:t xml:space="preserve">Fc 융합 · FcRn 재순환이라는 기전은 1차 문헌(Heise 2023)으로 확인되지만, “약 15~16일”이라는 구체적 반감기는 2차 자료에서 인용한 값입니다.</w:t>
       </w:r>
     </w:p>
     <w:p>
@@ -10394,10 +13605,735 @@
       <w:r>
         <w:rPr>
           <w:rFonts w:ascii="맑은 고딕" w:cs="맑은 고딕" w:eastAsia="맑은 고딕" w:hAnsi="맑은 고딕"/>
+          <w:b/>
+          <w:bCs/>
+        </w:rPr>
+        <w:t xml:space="preserve">권장: </w:t>
+      </w:r>
+      <w:r>
+        <w:rPr>
+          <w:rFonts w:ascii="맑은 고딕" w:cs="맑은 고딕" w:eastAsia="맑은 고딕" w:hAnsi="맑은 고딕"/>
+        </w:rPr>
+        <w:t xml:space="preserve">슬라이드에는 “주 1회 투여가 가능한 수준” 정도로만 쓰고 숫자는 말하지 마세요. 반면 icodec의 </w:t>
+      </w:r>
+      <w:r>
+        <w:rPr>
+          <w:rFonts w:ascii="맑은 고딕" w:cs="맑은 고딕" w:eastAsia="맑은 고딕" w:hAnsi="맑은 고딕"/>
+          <w:b/>
+          <w:bCs/>
+        </w:rPr>
+        <w:t xml:space="preserve">196시간</w:t>
+      </w:r>
+      <w:r>
+        <w:rPr>
+          <w:rFonts w:ascii="맑은 고딕" w:cs="맑은 고딕" w:eastAsia="맑은 고딕" w:hAnsi="맑은 고딕"/>
+        </w:rPr>
+        <w:t xml:space="preserve">은 1차 문헌(Nishimura 2021)에 명시된 값이라 그대로 말해도 됩니다.</w:t>
+      </w:r>
+    </w:p>
+    <w:p>
+      <w:r>
+        <w:br w:type="page"/>
+      </w:r>
+    </w:p>
+    <w:p>
+      <w:pPr>
+        <w:pStyle w:val="Heading1"/>
+        <w:pBdr>
+          <w:bottom w:val="single" w:color="D2691E" w:sz="12" w:space="6"/>
+        </w:pBdr>
+        <w:spacing w:after="200" w:before="400"/>
+      </w:pPr>
+      <w:r>
+        <w:rPr>
+          <w:rFonts w:ascii="맑은 고딕" w:cs="맑은 고딕" w:eastAsia="맑은 고딕" w:hAnsi="맑은 고딕"/>
+          <w:b/>
+          <w:bCs/>
+          <w:color w:val="1F3050"/>
+          <w:sz w:val="30"/>
+          <w:szCs w:val="30"/>
+        </w:rPr>
+        <w:t xml:space="preserve">자료 출처</w:t>
+      </w:r>
+    </w:p>
+    <w:p>
+      <w:pPr>
+        <w:pStyle w:val="Heading2"/>
+        <w:keepNext/>
+        <w:spacing w:after="140" w:before="280"/>
+      </w:pPr>
+      <w:r>
+        <w:rPr>
+          <w:rFonts w:ascii="맑은 고딕" w:cs="맑은 고딕" w:eastAsia="맑은 고딕" w:hAnsi="맑은 고딕"/>
+          <w:b/>
+          <w:bCs/>
+          <w:color w:val="D2691E"/>
+          <w:sz w:val="24"/>
+          <w:szCs w:val="24"/>
+        </w:rPr>
+        <w:t xml:space="preserve">PubMed 검색 문헌</w:t>
+      </w:r>
+    </w:p>
+    <w:p>
+      <w:pPr>
+        <w:spacing w:after="120" w:line="300"/>
+      </w:pPr>
+      <w:r>
+        <w:rPr>
+          <w:rFonts w:ascii="맑은 고딕" w:cs="맑은 고딕" w:eastAsia="맑은 고딕" w:hAnsi="맑은 고딕"/>
+          <w:color w:val="666666"/>
           <w:sz w:val="19"/>
           <w:szCs w:val="19"/>
         </w:rPr>
-        <w:t xml:space="preserve">8. FDA. LANTUS 처방정보(2022년판) — 적응증, 소아 6–15세 근거(Study D), DKA 사용 제한.</w:t>
+        <w:t xml:space="preserve">본문의 임상·기전 내용은 아래 PubMed 수록 논문에 근거합니다.</w:t>
+      </w:r>
+    </w:p>
+    <w:p>
+      <w:pPr>
+        <w:spacing w:after="40" w:before="140" w:line="280"/>
+      </w:pPr>
+      <w:r>
+        <w:rPr>
+          <w:rFonts w:ascii="맑은 고딕" w:cs="맑은 고딕" w:eastAsia="맑은 고딕" w:hAnsi="맑은 고딕"/>
+          <w:b/>
+          <w:bCs/>
+          <w:sz w:val="19"/>
+          <w:szCs w:val="19"/>
+        </w:rPr>
+        <w:t xml:space="preserve">1. Owens DR, et al. The Evolution of Insulin Glargine and its Continuing Contribution to Diabetes Care. Drugs. 2014.</w:t>
+      </w:r>
+    </w:p>
+    <w:p>
+      <w:pPr>
+        <w:spacing w:after="30" w:line="270"/>
+        <w:ind w:left="300"/>
+      </w:pPr>
+      <w:r>
+        <w:rPr>
+          <w:rFonts w:ascii="맑은 고딕" w:cs="맑은 고딕" w:eastAsia="맑은 고딕" w:hAnsi="맑은 고딕"/>
+          <w:color w:val="666666"/>
+          <w:sz w:val="18"/>
+          <w:szCs w:val="18"/>
+        </w:rPr>
+        <w:t xml:space="preserve">근거: 구조 변형, 등전점 이동, Arg-Arg 단독 후보의 실패와 A21 Gly 도입 근거(결정 수분함량 43% → 45.5%), M1 대사체가 혈중 인슐린의 약 90%, 아연 30 µg/mL 제형, 2000년 승인</w:t>
+      </w:r>
+    </w:p>
+    <w:p>
+      <w:pPr>
+        <w:spacing w:after="60" w:line="270"/>
+        <w:ind w:left="300"/>
+      </w:pPr>
+      <w:r>
+        <w:rPr>
+          <w:rFonts w:ascii="맑은 고딕" w:cs="맑은 고딕" w:eastAsia="맑은 고딕" w:hAnsi="맑은 고딕"/>
+          <w:color w:val="D2691E"/>
+          <w:sz w:val="18"/>
+          <w:szCs w:val="18"/>
+        </w:rPr>
+        <w:t xml:space="preserve">DOI 10.1007/s40265-014-0226-4 · PMID 24866023</w:t>
+      </w:r>
+    </w:p>
+    <w:p>
+      <w:pPr>
+        <w:spacing w:after="40" w:before="140" w:line="280"/>
+      </w:pPr>
+      <w:r>
+        <w:rPr>
+          <w:rFonts w:ascii="맑은 고딕" w:cs="맑은 고딕" w:eastAsia="맑은 고딕" w:hAnsi="맑은 고딕"/>
+          <w:b/>
+          <w:bCs/>
+          <w:sz w:val="19"/>
+          <w:szCs w:val="19"/>
+        </w:rPr>
+        <w:t xml:space="preserve">2. Gerstein HC, et al. (ORIGIN Trial Investigators). Basal insulin and cardiovascular and other outcomes in dysglycemia. N Engl J Med. 2012;367(4):319-28.</w:t>
+      </w:r>
+    </w:p>
+    <w:p>
+      <w:pPr>
+        <w:spacing w:after="30" w:line="270"/>
+        <w:ind w:left="300"/>
+      </w:pPr>
+      <w:r>
+        <w:rPr>
+          <w:rFonts w:ascii="맑은 고딕" w:cs="맑은 고딕" w:eastAsia="맑은 고딕" w:hAnsi="맑은 고딕"/>
+          <w:color w:val="666666"/>
+          <w:sz w:val="18"/>
+          <w:szCs w:val="18"/>
+        </w:rPr>
+        <w:t xml:space="preserve">근거: n=12,537, 중앙 추적 6.2년, 심혈관 중립, 암 증가 없음, 중증 저혈당 1.00 vs 0.31/100인년, 체중 +1.6 kg vs −0.5 kg</w:t>
+      </w:r>
+    </w:p>
+    <w:p>
+      <w:pPr>
+        <w:spacing w:after="60" w:line="270"/>
+        <w:ind w:left="300"/>
+      </w:pPr>
+      <w:r>
+        <w:rPr>
+          <w:rFonts w:ascii="맑은 고딕" w:cs="맑은 고딕" w:eastAsia="맑은 고딕" w:hAnsi="맑은 고딕"/>
+          <w:color w:val="D2691E"/>
+          <w:sz w:val="18"/>
+          <w:szCs w:val="18"/>
+        </w:rPr>
+        <w:t xml:space="preserve">DOI 10.1056/NEJMoa1203858 · PMID 22686416</w:t>
+      </w:r>
+    </w:p>
+    <w:p>
+      <w:pPr>
+        <w:spacing w:after="40" w:before="140" w:line="280"/>
+      </w:pPr>
+      <w:r>
+        <w:rPr>
+          <w:rFonts w:ascii="맑은 고딕" w:cs="맑은 고딕" w:eastAsia="맑은 고딕" w:hAnsi="맑은 고딕"/>
+          <w:b/>
+          <w:bCs/>
+          <w:sz w:val="19"/>
+          <w:szCs w:val="19"/>
+        </w:rPr>
+        <w:t xml:space="preserve">3. Becker RHA, et al. New insulin glargine 300 Units·mL⁻¹ provides a more even activity profile and prolonged glycemic control at steady state compared with insulin glargine 100 Units·mL⁻¹. Diabetes Care. 2015;38(4):637-43.</w:t>
+      </w:r>
+    </w:p>
+    <w:p>
+      <w:pPr>
+        <w:spacing w:after="30" w:line="270"/>
+        <w:ind w:left="300"/>
+      </w:pPr>
+      <w:r>
+        <w:rPr>
+          <w:rFonts w:ascii="맑은 고딕" w:cs="맑은 고딕" w:eastAsia="맑은 고딕" w:hAnsi="맑은 고딕"/>
+          <w:color w:val="666666"/>
+          <w:sz w:val="18"/>
+          <w:szCs w:val="18"/>
+        </w:rPr>
+        <w:t xml:space="preserve">근거: 정상혈당 클램프 36시간, 혈당 ≤105 mg/dL 유지 중앙값 30시간 (약 5시간 연장)</w:t>
+      </w:r>
+    </w:p>
+    <w:p>
+      <w:pPr>
+        <w:spacing w:after="60" w:line="270"/>
+        <w:ind w:left="300"/>
+      </w:pPr>
+      <w:r>
+        <w:rPr>
+          <w:rFonts w:ascii="맑은 고딕" w:cs="맑은 고딕" w:eastAsia="맑은 고딕" w:hAnsi="맑은 고딕"/>
+          <w:color w:val="D2691E"/>
+          <w:sz w:val="18"/>
+          <w:szCs w:val="18"/>
+        </w:rPr>
+        <w:t xml:space="preserve">DOI 10.2337/dc14-0006 · PMID 25150159</w:t>
+      </w:r>
+    </w:p>
+    <w:p>
+      <w:pPr>
+        <w:spacing w:after="40" w:before="140" w:line="280"/>
+      </w:pPr>
+      <w:r>
+        <w:rPr>
+          <w:rFonts w:ascii="맑은 고딕" w:cs="맑은 고딕" w:eastAsia="맑은 고딕" w:hAnsi="맑은 고딕"/>
+          <w:b/>
+          <w:bCs/>
+          <w:sz w:val="19"/>
+          <w:szCs w:val="19"/>
+        </w:rPr>
+        <w:t xml:space="preserve">4. Ritzel R, et al. Patient-level meta-analysis of the EDITION 1, 2 and 3 studies. Diabetes Obes Metab. 2015;17(9):859-67.</w:t>
+      </w:r>
+    </w:p>
+    <w:p>
+      <w:pPr>
+        <w:spacing w:after="30" w:line="270"/>
+        <w:ind w:left="300"/>
+      </w:pPr>
+      <w:r>
+        <w:rPr>
+          <w:rFonts w:ascii="맑은 고딕" w:cs="맑은 고딕" w:eastAsia="맑은 고딕" w:hAnsi="맑은 고딕"/>
+          <w:color w:val="666666"/>
+          <w:sz w:val="18"/>
+          <w:szCs w:val="18"/>
+        </w:rPr>
+        <w:t xml:space="preserve">근거: n=2,496, HbA1c 변화 양군 −1.02%, 야간 저혈당 31%↓, 24시간 14%↓, 체중 차 −0.28 kg</w:t>
+      </w:r>
+    </w:p>
+    <w:p>
+      <w:pPr>
+        <w:spacing w:after="60" w:line="270"/>
+        <w:ind w:left="300"/>
+      </w:pPr>
+      <w:r>
+        <w:rPr>
+          <w:rFonts w:ascii="맑은 고딕" w:cs="맑은 고딕" w:eastAsia="맑은 고딕" w:hAnsi="맑은 고딕"/>
+          <w:color w:val="D2691E"/>
+          <w:sz w:val="18"/>
+          <w:szCs w:val="18"/>
+        </w:rPr>
+        <w:t xml:space="preserve">DOI 10.1111/dom.12485 · PMID 25929311</w:t>
+      </w:r>
+    </w:p>
+    <w:p>
+      <w:pPr>
+        <w:spacing w:after="40" w:before="140" w:line="280"/>
+      </w:pPr>
+      <w:r>
+        <w:rPr>
+          <w:rFonts w:ascii="맑은 고딕" w:cs="맑은 고딕" w:eastAsia="맑은 고딕" w:hAnsi="맑은 고딕"/>
+          <w:b/>
+          <w:bCs/>
+          <w:sz w:val="19"/>
+          <w:szCs w:val="19"/>
+        </w:rPr>
+        <w:t xml:space="preserve">5. Rosenstock J, et al. More Similarities Than Differences Testing Insulin Glargine 300 Units/mL Versus Insulin Degludec 100 Units/mL in Insulin-Naive Type 2 Diabetes: The Randomized Head-to-Head BRIGHT Trial. Diabetes Care. 2018;41(10):2147-54.</w:t>
+      </w:r>
+    </w:p>
+    <w:p>
+      <w:pPr>
+        <w:spacing w:after="30" w:line="270"/>
+        <w:ind w:left="300"/>
+      </w:pPr>
+      <w:r>
+        <w:rPr>
+          <w:rFonts w:ascii="맑은 고딕" w:cs="맑은 고딕" w:eastAsia="맑은 고딕" w:hAnsi="맑은 고딕"/>
+          <w:color w:val="666666"/>
+          <w:sz w:val="18"/>
+          <w:szCs w:val="18"/>
+        </w:rPr>
+        <w:t xml:space="preserve">근거: n=929, HbA1c 비열등, 적정 기간(0–12주) 저혈당 Gla-300에서 더 적음</w:t>
+      </w:r>
+    </w:p>
+    <w:p>
+      <w:pPr>
+        <w:spacing w:after="60" w:line="270"/>
+        <w:ind w:left="300"/>
+      </w:pPr>
+      <w:r>
+        <w:rPr>
+          <w:rFonts w:ascii="맑은 고딕" w:cs="맑은 고딕" w:eastAsia="맑은 고딕" w:hAnsi="맑은 고딕"/>
+          <w:color w:val="D2691E"/>
+          <w:sz w:val="18"/>
+          <w:szCs w:val="18"/>
+        </w:rPr>
+        <w:t xml:space="preserve">DOI 10.2337/dc18-0559 · PMID 30104294</w:t>
+      </w:r>
+    </w:p>
+    <w:p>
+      <w:pPr>
+        <w:spacing w:after="40" w:before="140" w:line="280"/>
+      </w:pPr>
+      <w:r>
+        <w:rPr>
+          <w:rFonts w:ascii="맑은 고딕" w:cs="맑은 고딕" w:eastAsia="맑은 고딕" w:hAnsi="맑은 고딕"/>
+          <w:b/>
+          <w:bCs/>
+          <w:sz w:val="19"/>
+          <w:szCs w:val="19"/>
+        </w:rPr>
+        <w:t xml:space="preserve">6. Nishimura E, et al. Molecular and pharmacological characterization of insulin icodec: a new basal insulin analog designed for once-weekly dosing. BMJ Open Diabetes Res Care. 2021;9(1):e002301.</w:t>
+      </w:r>
+    </w:p>
+    <w:p>
+      <w:pPr>
+        <w:spacing w:after="30" w:line="270"/>
+        <w:ind w:left="300"/>
+      </w:pPr>
+      <w:r>
+        <w:rPr>
+          <w:rFonts w:ascii="맑은 고딕" w:cs="맑은 고딕" w:eastAsia="맑은 고딕" w:hAnsi="맑은 고딕"/>
+          <w:color w:val="666666"/>
+          <w:sz w:val="18"/>
+          <w:szCs w:val="18"/>
+        </w:rPr>
+        <w:t xml:space="preserve">근거: C20 지방이산 곁사슬에 의한 가역적 알부민 결합, A14E · B16H · B25H 치환으로 인슐린 수용체 결합 · 청소율 감소, 평균 반감기 196시간</w:t>
+      </w:r>
+    </w:p>
+    <w:p>
+      <w:pPr>
+        <w:spacing w:after="60" w:line="270"/>
+        <w:ind w:left="300"/>
+      </w:pPr>
+      <w:r>
+        <w:rPr>
+          <w:rFonts w:ascii="맑은 고딕" w:cs="맑은 고딕" w:eastAsia="맑은 고딕" w:hAnsi="맑은 고딕"/>
+          <w:color w:val="D2691E"/>
+          <w:sz w:val="18"/>
+          <w:szCs w:val="18"/>
+        </w:rPr>
+        <w:t xml:space="preserve">DOI 10.1136/bmjdrc-2021-002301 · PMID 34413118</w:t>
+      </w:r>
+    </w:p>
+    <w:p>
+      <w:pPr>
+        <w:spacing w:after="40" w:before="140" w:line="280"/>
+      </w:pPr>
+      <w:r>
+        <w:rPr>
+          <w:rFonts w:ascii="맑은 고딕" w:cs="맑은 고딕" w:eastAsia="맑은 고딕" w:hAnsi="맑은 고딕"/>
+          <w:b/>
+          <w:bCs/>
+          <w:sz w:val="19"/>
+          <w:szCs w:val="19"/>
+        </w:rPr>
+        <w:t xml:space="preserve">7. Mathieu C, et al. Switching to once-weekly insulin icodec versus once-daily insulin glargine U100 … (ONWARDS 4). Lancet. 2023;401(10392):1929-40.</w:t>
+      </w:r>
+    </w:p>
+    <w:p>
+      <w:pPr>
+        <w:spacing w:after="30" w:line="270"/>
+        <w:ind w:left="300"/>
+      </w:pPr>
+      <w:r>
+        <w:rPr>
+          <w:rFonts w:ascii="맑은 고딕" w:cs="맑은 고딕" w:eastAsia="맑은 고딕" w:hAnsi="맑은 고딕"/>
+          <w:color w:val="666666"/>
+          <w:sz w:val="18"/>
+          <w:szCs w:val="18"/>
+        </w:rPr>
+        <w:t xml:space="preserve">근거: n=582, HbA1c −1.16 vs −1.18 (ETD 0.02%p) 비열등, 저혈당률 유사</w:t>
+      </w:r>
+    </w:p>
+    <w:p>
+      <w:pPr>
+        <w:spacing w:after="60" w:line="270"/>
+        <w:ind w:left="300"/>
+      </w:pPr>
+      <w:r>
+        <w:rPr>
+          <w:rFonts w:ascii="맑은 고딕" w:cs="맑은 고딕" w:eastAsia="맑은 고딕" w:hAnsi="맑은 고딕"/>
+          <w:color w:val="D2691E"/>
+          <w:sz w:val="18"/>
+          <w:szCs w:val="18"/>
+        </w:rPr>
+        <w:t xml:space="preserve">DOI 10.1016/S0140-6736(23)00520-2 · PMID 37156252</w:t>
+      </w:r>
+    </w:p>
+    <w:p>
+      <w:pPr>
+        <w:spacing w:after="40" w:before="140" w:line="280"/>
+      </w:pPr>
+      <w:r>
+        <w:rPr>
+          <w:rFonts w:ascii="맑은 고딕" w:cs="맑은 고딕" w:eastAsia="맑은 고딕" w:hAnsi="맑은 고딕"/>
+          <w:b/>
+          <w:bCs/>
+          <w:sz w:val="19"/>
+          <w:szCs w:val="19"/>
+        </w:rPr>
+        <w:t xml:space="preserve">8. Bajaj HS, et al. Once-Weekly Insulin Icodec With Dosing Guide App Versus Once-Daily Basal Insulin Analogues … (ONWARDS 5). Ann Intern Med. 2023;176(11):1476-85.</w:t>
+      </w:r>
+    </w:p>
+    <w:p>
+      <w:pPr>
+        <w:spacing w:after="30" w:line="270"/>
+        <w:ind w:left="300"/>
+      </w:pPr>
+      <w:r>
+        <w:rPr>
+          <w:rFonts w:ascii="맑은 고딕" w:cs="맑은 고딕" w:eastAsia="맑은 고딕" w:hAnsi="맑은 고딕"/>
+          <w:color w:val="666666"/>
+          <w:sz w:val="18"/>
+          <w:szCs w:val="18"/>
+        </w:rPr>
+        <w:t xml:space="preserve">근거: n=1,085, 52주, ETD −0.38%p로 우월성 확인 (p=0.009), 치료 만족도 · 순응도 개선</w:t>
+      </w:r>
+    </w:p>
+    <w:p>
+      <w:pPr>
+        <w:spacing w:after="60" w:line="270"/>
+        <w:ind w:left="300"/>
+      </w:pPr>
+      <w:r>
+        <w:rPr>
+          <w:rFonts w:ascii="맑은 고딕" w:cs="맑은 고딕" w:eastAsia="맑은 고딕" w:hAnsi="맑은 고딕"/>
+          <w:color w:val="D2691E"/>
+          <w:sz w:val="18"/>
+          <w:szCs w:val="18"/>
+        </w:rPr>
+        <w:t xml:space="preserve">DOI 10.7326/M23-1288 · PMID 37748181</w:t>
+      </w:r>
+    </w:p>
+    <w:p>
+      <w:pPr>
+        <w:spacing w:after="40" w:before="140" w:line="280"/>
+      </w:pPr>
+      <w:r>
+        <w:rPr>
+          <w:rFonts w:ascii="맑은 고딕" w:cs="맑은 고딕" w:eastAsia="맑은 고딕" w:hAnsi="맑은 고딕"/>
+          <w:b/>
+          <w:bCs/>
+          <w:sz w:val="19"/>
+          <w:szCs w:val="19"/>
+        </w:rPr>
+        <w:t xml:space="preserve">9. Bergenstal RM, et al. CGM-based metrics and the duration of hypoglycaemia events with once-weekly insulin icodec versus once-daily insulin glargine U100 (ONWARDS 1 exploratory analysis). Lancet Diabetes Endocrinol. 2024;12(11):799-810.</w:t>
+      </w:r>
+    </w:p>
+    <w:p>
+      <w:pPr>
+        <w:spacing w:after="30" w:line="270"/>
+        <w:ind w:left="300"/>
+      </w:pPr>
+      <w:r>
+        <w:rPr>
+          <w:rFonts w:ascii="맑은 고딕" w:cs="맑은 고딕" w:eastAsia="맑은 고딕" w:hAnsi="맑은 고딕"/>
+          <w:color w:val="666666"/>
+          <w:sz w:val="18"/>
+          <w:szCs w:val="18"/>
+        </w:rPr>
+        <w:t xml:space="preserve">근거: 각 군 n=492, TIR &gt;70% 목표를 icodec은 달성 · 글라진 U100은 미달, 저혈당 지속시간 양군 유사 (중앙값 ≤35분)</w:t>
+      </w:r>
+    </w:p>
+    <w:p>
+      <w:pPr>
+        <w:spacing w:after="60" w:line="270"/>
+        <w:ind w:left="300"/>
+      </w:pPr>
+      <w:r>
+        <w:rPr>
+          <w:rFonts w:ascii="맑은 고딕" w:cs="맑은 고딕" w:eastAsia="맑은 고딕" w:hAnsi="맑은 고딕"/>
+          <w:color w:val="D2691E"/>
+          <w:sz w:val="18"/>
+          <w:szCs w:val="18"/>
+        </w:rPr>
+        <w:t xml:space="preserve">DOI 10.1016/S2213-8587(24)00220-1 · PMID 39374601</w:t>
+      </w:r>
+    </w:p>
+    <w:p>
+      <w:pPr>
+        <w:spacing w:after="40" w:before="140" w:line="280"/>
+      </w:pPr>
+      <w:r>
+        <w:rPr>
+          <w:rFonts w:ascii="맑은 고딕" w:cs="맑은 고딕" w:eastAsia="맑은 고딕" w:hAnsi="맑은 고딕"/>
+          <w:b/>
+          <w:bCs/>
+          <w:sz w:val="19"/>
+          <w:szCs w:val="19"/>
+        </w:rPr>
+        <w:t xml:space="preserve">10. Russell-Jones D, et al. Once-weekly insulin icodec versus once-daily insulin degludec … in individuals with type 1 diabetes (ONWARDS 6). Lancet. 2023;402(10413):1636-47.</w:t>
+      </w:r>
+    </w:p>
+    <w:p>
+      <w:pPr>
+        <w:spacing w:after="30" w:line="270"/>
+        <w:ind w:left="300"/>
+      </w:pPr>
+      <w:r>
+        <w:rPr>
+          <w:rFonts w:ascii="맑은 고딕" w:cs="맑은 고딕" w:eastAsia="맑은 고딕" w:hAnsi="맑은 고딕"/>
+          <w:color w:val="666666"/>
+          <w:sz w:val="18"/>
+          <w:szCs w:val="18"/>
+        </w:rPr>
+        <w:t xml:space="preserve">근거: n=582, HbA1c 비열등(ETD 0.05%p)이나 임상적으로 유의한/중증 저혈당 19.9 vs 10.4 events/환자-년, 비율비 1.9 (p&lt;0.0001)</w:t>
+      </w:r>
+    </w:p>
+    <w:p>
+      <w:pPr>
+        <w:spacing w:after="60" w:line="270"/>
+        <w:ind w:left="300"/>
+      </w:pPr>
+      <w:r>
+        <w:rPr>
+          <w:rFonts w:ascii="맑은 고딕" w:cs="맑은 고딕" w:eastAsia="맑은 고딕" w:hAnsi="맑은 고딕"/>
+          <w:color w:val="D2691E"/>
+          <w:sz w:val="18"/>
+          <w:szCs w:val="18"/>
+        </w:rPr>
+        <w:t xml:space="preserve">DOI 10.1016/S0140-6736(23)02179-7 · PMID 37863084</w:t>
+      </w:r>
+    </w:p>
+    <w:p>
+      <w:pPr>
+        <w:spacing w:after="40" w:before="140" w:line="280"/>
+      </w:pPr>
+      <w:r>
+        <w:rPr>
+          <w:rFonts w:ascii="맑은 고딕" w:cs="맑은 고딕" w:eastAsia="맑은 고딕" w:hAnsi="맑은 고딕"/>
+          <w:b/>
+          <w:bCs/>
+          <w:sz w:val="19"/>
+          <w:szCs w:val="19"/>
+        </w:rPr>
+        <w:t xml:space="preserve">11. Bergenstal RM, et al. Once-weekly insulin efsitora alfa: Design and rationale for the QWINT phase 3 clinical development programme. Diabetes Obes Metab. 2024;26(8):3020-30.</w:t>
+      </w:r>
+    </w:p>
+    <w:p>
+      <w:pPr>
+        <w:spacing w:after="30" w:line="270"/>
+        <w:ind w:left="300"/>
+      </w:pPr>
+      <w:r>
+        <w:rPr>
+          <w:rFonts w:ascii="맑은 고딕" w:cs="맑은 고딕" w:eastAsia="맑은 고딕" w:hAnsi="맑은 고딕"/>
+          <w:color w:val="666666"/>
+          <w:sz w:val="18"/>
+          <w:szCs w:val="18"/>
+        </w:rPr>
+        <w:t xml:space="preserve">근거: QWINT-1~5 설계, 대조군은 글라진 U100 또는 데글루덱 U100</w:t>
+      </w:r>
+    </w:p>
+    <w:p>
+      <w:pPr>
+        <w:spacing w:after="60" w:line="270"/>
+        <w:ind w:left="300"/>
+      </w:pPr>
+      <w:r>
+        <w:rPr>
+          <w:rFonts w:ascii="맑은 고딕" w:cs="맑은 고딕" w:eastAsia="맑은 고딕" w:hAnsi="맑은 고딕"/>
+          <w:color w:val="D2691E"/>
+          <w:sz w:val="18"/>
+          <w:szCs w:val="18"/>
+        </w:rPr>
+        <w:t xml:space="preserve">DOI 10.1111/dom.15604 · PMID 38679838</w:t>
+      </w:r>
+    </w:p>
+    <w:p>
+      <w:pPr>
+        <w:spacing w:after="40" w:before="140" w:line="280"/>
+      </w:pPr>
+      <w:r>
+        <w:rPr>
+          <w:rFonts w:ascii="맑은 고딕" w:cs="맑은 고딕" w:eastAsia="맑은 고딕" w:hAnsi="맑은 고딕"/>
+          <w:b/>
+          <w:bCs/>
+          <w:sz w:val="19"/>
+          <w:szCs w:val="19"/>
+        </w:rPr>
+        <w:t xml:space="preserve">12. Kiyosue A, et al. Efficacy and Safety of Insulin Efsitora Versus Degludec in Adults with Type 2 Diabetes Who Are Insulin-Naive: Japan Subgroup Analysis of QWINT-2. Diabetes Ther. 2026;17(5):771-85.</w:t>
+      </w:r>
+    </w:p>
+    <w:p>
+      <w:pPr>
+        <w:spacing w:after="30" w:line="270"/>
+        <w:ind w:left="300"/>
+      </w:pPr>
+      <w:r>
+        <w:rPr>
+          <w:rFonts w:ascii="맑은 고딕" w:cs="맑은 고딕" w:eastAsia="맑은 고딕" w:hAnsi="맑은 고딕"/>
+          <w:color w:val="666666"/>
+          <w:sz w:val="18"/>
+          <w:szCs w:val="18"/>
+        </w:rPr>
+        <w:t xml:space="preserve">근거: QWINT-2 본 연구에서 efsitora가 52주 HbA1c 감소에 대해 데글루덱에 비열등</w:t>
+      </w:r>
+    </w:p>
+    <w:p>
+      <w:pPr>
+        <w:spacing w:after="60" w:line="270"/>
+        <w:ind w:left="300"/>
+      </w:pPr>
+      <w:r>
+        <w:rPr>
+          <w:rFonts w:ascii="맑은 고딕" w:cs="맑은 고딕" w:eastAsia="맑은 고딕" w:hAnsi="맑은 고딕"/>
+          <w:color w:val="D2691E"/>
+          <w:sz w:val="18"/>
+          <w:szCs w:val="18"/>
+        </w:rPr>
+        <w:t xml:space="preserve">DOI 10.1007/s13300-026-01860-w · PMID 42177728</w:t>
+      </w:r>
+    </w:p>
+    <w:p>
+      <w:pPr>
+        <w:spacing w:after="40" w:before="140" w:line="280"/>
+      </w:pPr>
+      <w:r>
+        <w:rPr>
+          <w:rFonts w:ascii="맑은 고딕" w:cs="맑은 고딕" w:eastAsia="맑은 고딕" w:hAnsi="맑은 고딕"/>
+          <w:b/>
+          <w:bCs/>
+          <w:sz w:val="19"/>
+          <w:szCs w:val="19"/>
+        </w:rPr>
+        <w:t xml:space="preserve">13. Miller E, et al. Evaluation of Overall Health State, Treatment Burden, and Satisfaction with Insulin Efsitora Alfa vs. Daily Comparator … in the QWINT Clinical Trial Program. Diabetes Ther. 2026;17(3):431-47.</w:t>
+      </w:r>
+    </w:p>
+    <w:p>
+      <w:pPr>
+        <w:spacing w:after="30" w:line="270"/>
+        <w:ind w:left="300"/>
+      </w:pPr>
+      <w:r>
+        <w:rPr>
+          <w:rFonts w:ascii="맑은 고딕" w:cs="맑은 고딕" w:eastAsia="맑은 고딕" w:hAnsi="맑은 고딕"/>
+          <w:color w:val="666666"/>
+          <w:sz w:val="18"/>
+          <w:szCs w:val="18"/>
+        </w:rPr>
+        <w:t xml:space="preserve">근거: QWINT-1~4 환자보고결과: 치료 부담 · 일상생활 · 순응도 · 만족도에서 efsitora 우세</w:t>
+      </w:r>
+    </w:p>
+    <w:p>
+      <w:pPr>
+        <w:spacing w:after="60" w:line="270"/>
+        <w:ind w:left="300"/>
+      </w:pPr>
+      <w:r>
+        <w:rPr>
+          <w:rFonts w:ascii="맑은 고딕" w:cs="맑은 고딕" w:eastAsia="맑은 고딕" w:hAnsi="맑은 고딕"/>
+          <w:color w:val="D2691E"/>
+          <w:sz w:val="18"/>
+          <w:szCs w:val="18"/>
+        </w:rPr>
+        <w:t xml:space="preserve">DOI 10.1007/s13300-025-01833-5 · PMID 41591636</w:t>
+      </w:r>
+    </w:p>
+    <w:p>
+      <w:pPr>
+        <w:spacing w:after="40" w:before="140" w:line="280"/>
+      </w:pPr>
+      <w:r>
+        <w:rPr>
+          <w:rFonts w:ascii="맑은 고딕" w:cs="맑은 고딕" w:eastAsia="맑은 고딕" w:hAnsi="맑은 고딕"/>
+          <w:b/>
+          <w:bCs/>
+          <w:sz w:val="19"/>
+          <w:szCs w:val="19"/>
+        </w:rPr>
+        <w:t xml:space="preserve">14. Heise T, et al. Pharmacokinetic and pharmacodynamic properties of the novel basal insulin Fc (insulin efsitora alfa), an insulin fusion protein in development for once-weekly dosing. Diabetes Obes Metab. 2023.</w:t>
+      </w:r>
+    </w:p>
+    <w:p>
+      <w:pPr>
+        <w:spacing w:after="30" w:line="270"/>
+        <w:ind w:left="300"/>
+      </w:pPr>
+      <w:r>
+        <w:rPr>
+          <w:rFonts w:ascii="맑은 고딕" w:cs="맑은 고딕" w:eastAsia="맑은 고딕" w:hAnsi="맑은 고딕"/>
+          <w:color w:val="666666"/>
+          <w:sz w:val="18"/>
+          <w:szCs w:val="18"/>
+        </w:rPr>
+        <w:t xml:space="preserve">근거: 단일사슬 인슐린을 IgG2 Fc에 융합(64.1 kDa), FcRn 재순환에 의한 반감기 연장</w:t>
+      </w:r>
+    </w:p>
+    <w:p>
+      <w:pPr>
+        <w:spacing w:after="60" w:line="270"/>
+        <w:ind w:left="300"/>
+      </w:pPr>
+      <w:r>
+        <w:rPr>
+          <w:rFonts w:ascii="맑은 고딕" w:cs="맑은 고딕" w:eastAsia="맑은 고딕" w:hAnsi="맑은 고딕"/>
+          <w:color w:val="D2691E"/>
+          <w:sz w:val="18"/>
+          <w:szCs w:val="18"/>
+        </w:rPr>
+        <w:t xml:space="preserve">DOI 10.1111/dom.14956</w:t>
+      </w:r>
+    </w:p>
+    <w:p>
+      <w:pPr>
+        <w:pStyle w:val="Heading2"/>
+        <w:keepNext/>
+        <w:spacing w:after="140" w:before="280"/>
+      </w:pPr>
+      <w:r>
+        <w:rPr>
+          <w:rFonts w:ascii="맑은 고딕" w:cs="맑은 고딕" w:eastAsia="맑은 고딕" w:hAnsi="맑은 고딕"/>
+          <w:b/>
+          <w:bCs/>
+          <w:color w:val="D2691E"/>
+          <w:sz w:val="24"/>
+          <w:szCs w:val="24"/>
+        </w:rPr>
+        <w:t xml:space="preserve">규제기관 · 기업 공식 자료</w:t>
       </w:r>
     </w:p>
     <w:p>
@@ -10415,7 +14351,7 @@
           <w:sz w:val="19"/>
           <w:szCs w:val="19"/>
         </w:rPr>
-        <w:t xml:space="preserve">9. FDA News Release. FDA Approves First Interchangeable Biosimilar Insulin Product for Treatment of Diabetes (Semglee, 2021-07).</w:t>
+        <w:t xml:space="preserve">15. FDA. Drug Approval Package: Lantus (insulin glargine) NDA 21-081 — 2000-04-20 승인.</w:t>
       </w:r>
     </w:p>
     <w:p>
@@ -10433,7 +14369,7 @@
           <w:sz w:val="19"/>
           <w:szCs w:val="19"/>
         </w:rPr>
-        <w:t xml:space="preserve">10. Sanofi. 2024년 4분기 및 연간 실적 발표 (2025-01-30) — Lantus / Toujeo 매출.</w:t>
+        <w:t xml:space="preserve">16. FDA. TOUJEO (insulin glargine) 라벨 및 NDA 206538 — 2015-02-25 승인.</w:t>
       </w:r>
     </w:p>
     <w:p>
@@ -10451,7 +14387,79 @@
           <w:sz w:val="19"/>
           <w:szCs w:val="19"/>
         </w:rPr>
-        <w:t xml:space="preserve">11. Novo Nordisk / FDA. Awiqli® (insulin icodec-abae) 미국 승인 — 2026-03-27, 제2형 당뇨병 대상 최초의 주 1회 기저 인슐린.</w:t>
+        <w:t xml:space="preserve">17. FDA. LANTUS 처방정보(2022년판) — 적응증, 소아 6–15세 근거(Study D), DKA 사용 제한.</w:t>
+      </w:r>
+    </w:p>
+    <w:p>
+      <w:pPr>
+        <w:pStyle w:val="ListParagraph"/>
+        <w:numPr>
+          <w:ilvl w:val="0"/>
+          <w:numId w:val="2"/>
+        </w:numPr>
+        <w:spacing w:after="80" w:line="290"/>
+      </w:pPr>
+      <w:r>
+        <w:rPr>
+          <w:rFonts w:ascii="맑은 고딕" w:cs="맑은 고딕" w:eastAsia="맑은 고딕" w:hAnsi="맑은 고딕"/>
+          <w:sz w:val="19"/>
+          <w:szCs w:val="19"/>
+        </w:rPr>
+        <w:t xml:space="preserve">18. FDA News Release. FDA Approves First Interchangeable Biosimilar Insulin Product for Treatment of Diabetes (Semglee, 2021-07).</w:t>
+      </w:r>
+    </w:p>
+    <w:p>
+      <w:pPr>
+        <w:pStyle w:val="ListParagraph"/>
+        <w:numPr>
+          <w:ilvl w:val="0"/>
+          <w:numId w:val="2"/>
+        </w:numPr>
+        <w:spacing w:after="80" w:line="290"/>
+      </w:pPr>
+      <w:r>
+        <w:rPr>
+          <w:rFonts w:ascii="맑은 고딕" w:cs="맑은 고딕" w:eastAsia="맑은 고딕" w:hAnsi="맑은 고딕"/>
+          <w:sz w:val="19"/>
+          <w:szCs w:val="19"/>
+        </w:rPr>
+        <w:t xml:space="preserve">19. Sanofi. 2024년 4분기 및 연간 실적 발표 (2025-01-30) — Lantus / Toujeo 매출.</w:t>
+      </w:r>
+    </w:p>
+    <w:p>
+      <w:pPr>
+        <w:pStyle w:val="ListParagraph"/>
+        <w:numPr>
+          <w:ilvl w:val="0"/>
+          <w:numId w:val="2"/>
+        </w:numPr>
+        <w:spacing w:after="80" w:line="290"/>
+      </w:pPr>
+      <w:r>
+        <w:rPr>
+          <w:rFonts w:ascii="맑은 고딕" w:cs="맑은 고딕" w:eastAsia="맑은 고딕" w:hAnsi="맑은 고딕"/>
+          <w:sz w:val="19"/>
+          <w:szCs w:val="19"/>
+        </w:rPr>
+        <w:t xml:space="preserve">20. Novo Nordisk / FDA. Awiqli® (insulin icodec-abae) 미국 승인 — 2026-03-27, 제2형 당뇨병 대상 최초의 주 1회 기저 인슐린.</w:t>
+      </w:r>
+    </w:p>
+    <w:p>
+      <w:pPr>
+        <w:pStyle w:val="ListParagraph"/>
+        <w:numPr>
+          <w:ilvl w:val="0"/>
+          <w:numId w:val="2"/>
+        </w:numPr>
+        <w:spacing w:after="80" w:line="290"/>
+      </w:pPr>
+      <w:r>
+        <w:rPr>
+          <w:rFonts w:ascii="맑은 고딕" w:cs="맑은 고딕" w:eastAsia="맑은 고딕" w:hAnsi="맑은 고딕"/>
+          <w:sz w:val="19"/>
+          <w:szCs w:val="19"/>
+        </w:rPr>
+        <w:t xml:space="preserve">21. American Diabetes Association. 9. Pharmacologic Approaches to Glycemic Treatment: Standards of Care in Diabetes—2026. Diabetes Care. 2026;49(Suppl 1):S183- — 과체중 · 비만 동반 제2형에서 GLP-1 RA / tirzepatide 선호, GLP-1 RA + 기저 인슐린 병용 시 고정비율 복합제(IDegLira, iGlarLixi) 고려 권고.</w:t>
       </w:r>
     </w:p>
     <w:sectPr>
